--- a/downloads/student/ai-5-week-26.docx
+++ b/downloads/student/ai-5-week-26.docx
@@ -1240,6 +1240,16 @@
       </w:r>
     </w:p>
     <w:p>
+      <w:r>
+        <w:t>Read the labelled picture: What would justify claiming nearby vectors mean related topics? Point to the relevant step in the picture, then write the changed result and the rule or evidence that supports it.</w:t>
+      </w:r>
+    </w:p>
+    <w:p>
+      <w:r>
+        <w:t>Change one thing: Move the query to [2, 1]. Predict the result before checking the explanation. What remains the same?</w:t>
+      </w:r>
+    </w:p>
+    <w:p>
       <w:pPr>
         <w:pStyle w:val="Heading1"/>
       </w:pPr>
@@ -2442,6 +2452,187 @@
         <w:t>Attempt the independent case before hints. Record whether you worked alone, used a hint or followed a model. After feedback, fix the first unsupported step and explain why it changed. A later check uses a changed case, not a copied answer.</w:t>
       </w:r>
     </w:p>
+    <w:p>
+      <w:pPr>
+        <w:pStyle w:val="Heading1"/>
+      </w:pPr>
+      <w:r>
+        <w:t>15. Your lesson route</w:t>
+      </w:r>
+    </w:p>
+    <w:p>
+      <w:r>
+        <w:t>Start with this question: Measure embedding neighbours without turning numerical proximity into factual certainty.</w:t>
+      </w:r>
+    </w:p>
+    <w:tbl>
+      <w:tblPr>
+        <w:tblStyle w:val="LightShading-Accent1"/>
+        <w:tblW w:type="auto" w:w="0"/>
+        <w:tblLook w:firstColumn="1" w:firstRow="1" w:lastColumn="0" w:lastRow="0" w:noHBand="0" w:noVBand="1" w:val="04A0"/>
+      </w:tblPr>
+      <w:tblGrid>
+        <w:gridCol w:w="5112"/>
+        <w:gridCol w:w="5112"/>
+      </w:tblGrid>
+      <w:tr>
+        <w:trPr>
+          <w:tblHeader/>
+        </w:trPr>
+        <w:tc>
+          <w:tcPr>
+            <w:tcW w:type="dxa" w:w="5112"/>
+          </w:tcPr>
+          <w:p>
+            <w:r>
+              <w:t>By the end, I can</w:t>
+            </w:r>
+          </w:p>
+        </w:tc>
+        <w:tc>
+          <w:tcPr>
+            <w:tcW w:type="dxa" w:w="5112"/>
+          </w:tcPr>
+          <w:p>
+            <w:r>
+              <w:t>How I will show it</w:t>
+            </w:r>
+          </w:p>
+        </w:tc>
+      </w:tr>
+      <w:tr>
+        <w:tc>
+          <w:tcPr>
+            <w:tcW w:type="dxa" w:w="5112"/>
+          </w:tcPr>
+          <w:p>
+            <w:r>
+              <w:t>Look up a vector using a token ID and preserve sequence shape</w:t>
+            </w:r>
+          </w:p>
+        </w:tc>
+        <w:tc>
+          <w:tcPr>
+            <w:tcW w:type="dxa" w:w="5112"/>
+          </w:tcPr>
+          <w:p>
+            <w:r>
+              <w:t>Explain the deciding step, show a trace or test, and state one limit.</w:t>
+            </w:r>
+          </w:p>
+        </w:tc>
+      </w:tr>
+      <w:tr>
+        <w:tc>
+          <w:tcPr>
+            <w:tcW w:type="dxa" w:w="5112"/>
+          </w:tcPr>
+          <w:p>
+            <w:r>
+              <w:t>Calculate nearest neighbours with an explicit distance and tie rule</w:t>
+            </w:r>
+          </w:p>
+        </w:tc>
+        <w:tc>
+          <w:tcPr>
+            <w:tcW w:type="dxa" w:w="5112"/>
+          </w:tcPr>
+          <w:p>
+            <w:r>
+              <w:t>Explain the deciding step, show a trace or test, and state one limit.</w:t>
+            </w:r>
+          </w:p>
+        </w:tc>
+      </w:tr>
+      <w:tr>
+        <w:tc>
+          <w:tcPr>
+            <w:tcW w:type="dxa" w:w="5112"/>
+          </w:tcPr>
+          <w:p>
+            <w:r>
+              <w:t>Distinguish constructed vectors from learned features and limit similarity claims</w:t>
+            </w:r>
+          </w:p>
+        </w:tc>
+        <w:tc>
+          <w:tcPr>
+            <w:tcW w:type="dxa" w:w="5112"/>
+          </w:tcPr>
+          <w:p>
+            <w:r>
+              <w:t>Explain the deciding step, show a trace or test, and state one limit.</w:t>
+            </w:r>
+          </w:p>
+        </w:tc>
+      </w:tr>
+    </w:tbl>
+    <w:p>
+      <w:r>
+        <w:t>Remember → watch and explain → try with help → investigate → try independently → keep project evidence. Your teacher may spread this lesson across several classes.</w:t>
+      </w:r>
+    </w:p>
+    <w:p>
+      <w:r>
+        <w:t>Keep your first prediction. Compare it with what the evidence shows and explain any change.</w:t>
+      </w:r>
+    </w:p>
+    <w:p>
+      <w:pPr>
+        <w:pStyle w:val="Heading1"/>
+      </w:pPr>
+      <w:r>
+        <w:t>16. Finish and return</w:t>
+      </w:r>
+    </w:p>
+    <w:p>
+      <w:r>
+        <w:t>Close your notes. Explain this goal in your own words: Look up a vector using a token ID and preserve sequence shape</w:t>
+      </w:r>
+    </w:p>
+    <w:p>
+      <w:pPr>
+        <w:pStyle w:val="Heading3"/>
+      </w:pPr>
+      <w:r>
+        <w:t>My deciding step, evidence and one remaining question</w:t>
+      </w:r>
+    </w:p>
+    <w:p>
+      <w:r>
+        <w:t>________________________________________________________________</w:t>
+      </w:r>
+    </w:p>
+    <w:p>
+      <w:r>
+        <w:t>________________________________________________________________</w:t>
+      </w:r>
+    </w:p>
+    <w:p>
+      <w:r>
+        <w:t>________________________________________________________________</w:t>
+      </w:r>
+    </w:p>
+    <w:p>
+      <w:r>
+        <w:t>________________________________________________________________</w:t>
+      </w:r>
+    </w:p>
+    <w:p>
+      <w:r>
+        <w:t>________________________________________________________________</w:t>
+      </w:r>
+    </w:p>
+    <w:p>
+      <w:r>
+        <w:t>If you are unsure, return to the worked picture and explain one arrow. If you are ready, change an input or assumption and justify your prediction.</w:t>
+      </w:r>
+    </w:p>
+    <w:p>
+      <w:r>
+        <w:t>Save your workbook evidence. At the next review, try a different case before opening your old answer.</w:t>
+      </w:r>
+    </w:p>
     <w:sectPr>
       <w:pgSz w:w="12240" w:h="15840"/>
       <w:pgMar w:top="936" w:right="1008" w:bottom="936" w:left="1008" w:header="720" w:footer="720" w:gutter="0"/>

--- a/downloads/student/ai-5-week-26.docx
+++ b/downloads/student/ai-5-week-26.docx
@@ -2633,6 +2633,215 @@
         <w:t>Save your workbook evidence. At the next review, try a different case before opening your old answer.</w:t>
       </w:r>
     </w:p>
+    <w:p>
+      <w:pPr>
+        <w:pStyle w:val="Heading1"/>
+      </w:pPr>
+      <w:r>
+        <w:t>17. Supported practice, repair and portfolio</w:t>
+      </w:r>
+    </w:p>
+    <w:p>
+      <w:r>
+        <w:t>Use this supported practice once, in the browser or on paper. Keep the reserved independent assessment for a separate first attempt before teacher feedback.</w:t>
+      </w:r>
+    </w:p>
+    <w:p>
+      <w:r>
+        <w:t>Measure embedding neighbours without turning numerical proximity into factual certainty.</w:t>
+      </w:r>
+    </w:p>
+    <w:p>
+      <w:pPr>
+        <w:pStyle w:val="Heading3"/>
+      </w:pPr>
+      <w:r>
+        <w:t>Practice 1: explain the deciding evidence</w:t>
+      </w:r>
+    </w:p>
+    <w:p>
+      <w:r>
+        <w:t>Which labelled step matches this detail? P is nearest under the declared metric; this is a geometric result, not proof of meaning.</w:t>
+      </w:r>
+    </w:p>
+    <w:p>
+      <w:r>
+        <w:t>1. Distance to P</w:t>
+      </w:r>
+    </w:p>
+    <w:p>
+      <w:r>
+        <w:t>2. Select neighbour</w:t>
+      </w:r>
+    </w:p>
+    <w:p>
+      <w:r>
+        <w:t>3. Distances to Q/R</w:t>
+      </w:r>
+    </w:p>
+    <w:p>
+      <w:pPr>
+        <w:pStyle w:val="Heading3"/>
+      </w:pPr>
+      <w:r>
+        <w:t>My selected conclusion, deciding fact and explanation</w:t>
+      </w:r>
+    </w:p>
+    <w:p>
+      <w:r>
+        <w:t>________________________________________________________________</w:t>
+      </w:r>
+    </w:p>
+    <w:p>
+      <w:r>
+        <w:t>________________________________________________________________</w:t>
+      </w:r>
+    </w:p>
+    <w:p>
+      <w:r>
+        <w:t>________________________________________________________________</w:t>
+      </w:r>
+    </w:p>
+    <w:p>
+      <w:r>
+        <w:t>________________________________________________________________</w:t>
+      </w:r>
+    </w:p>
+    <w:p>
+      <w:r>
+        <w:t>________________________________________________________________</w:t>
+      </w:r>
+    </w:p>
+    <w:p>
+      <w:r>
+        <w:t>Hint if needed: Read the steps in the pictorial case. Match the supplied detail to the stage that performs or records it.</w:t>
+      </w:r>
+    </w:p>
+    <w:p>
+      <w:r>
+        <w:t>After your attempt, compare with the supported explanation: Select neighbour P is nearest under the declared metric; this is a geometric result, not proof of meaning. An embedding stores each item as an ordered vector. Under squared Euclidean distance, subtract matching coordinates, square their differences and add. The smallest total identifies the nearest supplied vector. These invented coordinates let us check geometry exactly; a claim that neighbours share meaning needs evidence about how the representation was learned and used.</w:t>
+      </w:r>
+    </w:p>
+    <w:p>
+      <w:pPr>
+        <w:pStyle w:val="Heading3"/>
+      </w:pPr>
+      <w:r>
+        <w:t>Practice 2: explain the deciding evidence</w:t>
+      </w:r>
+    </w:p>
+    <w:p>
+      <w:r>
+        <w:t>Changed-case practice: Move the query to [2, 1]. Which conclusion is supported by the supplied facts?</w:t>
+      </w:r>
+    </w:p>
+    <w:p>
+      <w:r>
+        <w:t>1. We can decide the result without examining the changed input or the procedure.</w:t>
+      </w:r>
+    </w:p>
+    <w:p>
+      <w:r>
+        <w:t>2. This one example guarantees correct results for every future input.</w:t>
+      </w:r>
+    </w:p>
+    <w:p>
+      <w:r>
+        <w:t>3. Q becomes nearest with squared distance1; P distance4; R distance10.</w:t>
+      </w:r>
+    </w:p>
+    <w:p>
+      <w:pPr>
+        <w:pStyle w:val="Heading3"/>
+      </w:pPr>
+      <w:r>
+        <w:t>My selected conclusion, deciding fact and explanation</w:t>
+      </w:r>
+    </w:p>
+    <w:p>
+      <w:r>
+        <w:t>________________________________________________________________</w:t>
+      </w:r>
+    </w:p>
+    <w:p>
+      <w:r>
+        <w:t>________________________________________________________________</w:t>
+      </w:r>
+    </w:p>
+    <w:p>
+      <w:r>
+        <w:t>________________________________________________________________</w:t>
+      </w:r>
+    </w:p>
+    <w:p>
+      <w:r>
+        <w:t>________________________________________________________________</w:t>
+      </w:r>
+    </w:p>
+    <w:p>
+      <w:r>
+        <w:t>________________________________________________________________</w:t>
+      </w:r>
+    </w:p>
+    <w:p>
+      <w:r>
+        <w:t>Hint if needed: Use the changed condition and the deciding step in the pictorial trace. The answer must say what follows from those facts.</w:t>
+      </w:r>
+    </w:p>
+    <w:p>
+      <w:r>
+        <w:t>After your attempt, compare with the supported explanation: Q becomes nearest with squared distance1; P distance4; R distance10. Changing the query position changes geometric neighbours while the stored table remains fixed.</w:t>
+      </w:r>
+    </w:p>
+    <w:p>
+      <w:pPr>
+        <w:pStyle w:val="Heading3"/>
+      </w:pPr>
+      <w:r>
+        <w:t>Repair a missing building block</w:t>
+      </w:r>
+    </w:p>
+    <w:p>
+      <w:r>
+        <w:t>Review Sequence representations (ai-5/25). Goal: Encode an ordered sequence with an explicit vocabulary. Short practice: Which record lets the program distinguish the first and last zeros? Point to the relevant step in the picture, then write the changed result and the rule or evidence that supports it.. Return to this week and explain what you changed.</w:t>
+      </w:r>
+    </w:p>
+    <w:p>
+      <w:r>
+        <w:t>Review Training a small image model (ai-5/23). Goal: Trace a complete image model with fixed features and one trained weight. Short practice: Does lower training loss alone establish that four updates generalise better? Point to the relevant step in the picture, then write the changed result and the rule or evidence that supports it.. Return to this week and explain what you changed.</w:t>
+      </w:r>
+    </w:p>
+    <w:p>
+      <w:r>
+        <w:t>Review Image tensors and channels (ai-5/20). Goal: Read a pixel using declared row column and channel axes. Short practice: Where is the bottom green pixel in the first batched image? Point to the relevant step in the picture, then write the changed result and the rule or evidence that supports it.. Return to this week and explain what you changed.</w:t>
+      </w:r>
+    </w:p>
+    <w:p>
+      <w:pPr>
+        <w:pStyle w:val="Heading3"/>
+      </w:pPr>
+      <w:r>
+        <w:t>Predict, run and debug</w:t>
+      </w:r>
+    </w:p>
+    <w:p>
+      <w:r>
+        <w:t>The browser lab lets you edit the supported Python examples already included in this lesson. Predict first, run, inspect the actual output or error, change one input, then run again. Keep code, predictions, actual results and a reasoned revision together. On paper, label your result as a trace rather than an execution.</w:t>
+      </w:r>
+    </w:p>
+    <w:p>
+      <w:pPr>
+        <w:pStyle w:val="Heading3"/>
+      </w:pPr>
+      <w:r>
+        <w:t>Keep your completed work</w:t>
+      </w:r>
+    </w:p>
+    <w:p>
+      <w:r>
+        <w:t>Use Download completed work in the hosted lesson to export your answers, reflections, practice feedback and code-run evidence. Open the HTML copy to read or print it. Drafts stay in this browser when storage is available; clear drafts on a shared device.</w:t>
+      </w:r>
+    </w:p>
     <w:sectPr>
       <w:pgSz w:w="12240" w:h="15840"/>
       <w:pgMar w:top="936" w:right="1008" w:bottom="936" w:left="1008" w:header="720" w:footer="720" w:gutter="0"/>

--- a/downloads/student/ai-5-week-26.docx
+++ b/downloads/student/ai-5-week-26.docx
@@ -42,6 +42,11 @@
       </w:r>
     </w:p>
     <w:p>
+      <w:r>
+        <w:t>Start with the target: Look up a vector using a token ID and preserve sequence shape. Try the recall before opening notes.</w:t>
+      </w:r>
+    </w:p>
+    <w:p>
       <w:pPr>
         <w:pStyle w:val="Heading3"/>
       </w:pPr>
@@ -50,17 +55,35 @@
       </w:r>
     </w:p>
     <w:p>
-      <w:r>
+      <w:pPr>
+        <w:spacing w:line="336" w:lineRule="auto" w:after="180"/>
+      </w:pPr>
+      <w:r>
+        <w:rPr>
+          <w:b w:val="0"/>
+        </w:rPr>
         <w:t>I can look up a vector using a token ID and preserve sequence shape.</w:t>
       </w:r>
     </w:p>
     <w:p>
-      <w:r>
+      <w:pPr>
+        <w:spacing w:line="336" w:lineRule="auto" w:after="180"/>
+      </w:pPr>
+      <w:r>
+        <w:rPr>
+          <w:b w:val="0"/>
+        </w:rPr>
         <w:t>I can calculate nearest neighbours with an explicit distance and tie rule.</w:t>
       </w:r>
     </w:p>
     <w:p>
-      <w:r>
+      <w:pPr>
+        <w:spacing w:line="336" w:lineRule="auto" w:after="180"/>
+      </w:pPr>
+      <w:r>
+        <w:rPr>
+          <w:b w:val="0"/>
+        </w:rPr>
         <w:t>I can distinguish constructed vectors from learned features and limit similarity claims.</w:t>
       </w:r>
     </w:p>
@@ -73,47 +96,125 @@
       </w:r>
     </w:p>
     <w:p>
-      <w:r>
+      <w:pPr>
+        <w:spacing w:line="336" w:lineRule="auto" w:after="180"/>
+      </w:pPr>
+      <w:r>
+        <w:rPr>
+          <w:b w:val="0"/>
+        </w:rPr>
         <w:t>Close your notes first. A rough first answer helps us choose the right starting point; it is not a score for your ability.</w:t>
       </w:r>
     </w:p>
     <w:p>
-      <w:r>
+      <w:pPr>
+        <w:spacing w:line="336" w:lineRule="auto" w:after="180"/>
+      </w:pPr>
+      <w:r>
+        <w:rPr>
+          <w:b w:val="0"/>
+        </w:rPr>
         <w:t>Without opening the old lesson, explain one key idea from Sequence representations. Give an example and a mistake that the idea helps you avoid.</w:t>
       </w:r>
     </w:p>
     <w:p>
-      <w:r>
-        <w:t>Without opening the old lesson, explain one key idea from Training a small image model. Give an example and a mistake that the idea helps you avoid.</w:t>
-      </w:r>
-    </w:p>
-    <w:p>
-      <w:r>
+      <w:pPr>
+        <w:spacing w:line="336" w:lineRule="auto" w:after="180"/>
+      </w:pPr>
+      <w:r>
+        <w:rPr>
+          <w:b w:val="0"/>
+        </w:rPr>
+        <w:t xml:space="preserve">Without opening the old lesson, explain one key idea from </w:t>
+      </w:r>
+      <w:r>
+        <w:rPr>
+          <w:b/>
+        </w:rPr>
+        <w:t>Training</w:t>
+      </w:r>
+      <w:r>
+        <w:rPr>
+          <w:b w:val="0"/>
+        </w:rPr>
+        <w:t xml:space="preserve"> a small image model. Give an example and a mistake that the idea helps you avoid.</w:t>
+      </w:r>
+    </w:p>
+    <w:p>
+      <w:pPr>
+        <w:spacing w:line="336" w:lineRule="auto" w:after="180"/>
+      </w:pPr>
+      <w:r>
+        <w:rPr>
+          <w:b w:val="0"/>
+        </w:rPr>
         <w:t>Without opening the old lesson, explain one key idea from Image tensors and channels. Give an example and a mistake that the idea helps you avoid.</w:t>
       </w:r>
     </w:p>
     <w:p>
-      <w:r>
-        <w:t>After trying, check the relevant lesson or ask your teacher. Change the part of your explanation that the evidence shows was wrong.</w:t>
-      </w:r>
-    </w:p>
-    <w:p>
-      <w:r>
+      <w:pPr>
+        <w:spacing w:line="336" w:lineRule="auto" w:after="180"/>
+      </w:pPr>
+      <w:r>
+        <w:rPr>
+          <w:b w:val="0"/>
+        </w:rPr>
+        <w:t xml:space="preserve">After trying, check the relevant lesson or ask your teacher. Change the part of your explanation that the </w:t>
+      </w:r>
+      <w:r>
+        <w:rPr>
+          <w:b/>
+        </w:rPr>
+        <w:t>evidence</w:t>
+      </w:r>
+      <w:r>
+        <w:rPr>
+          <w:b w:val="0"/>
+        </w:rPr>
+        <w:t xml:space="preserve"> shows was wrong.</w:t>
+      </w:r>
+    </w:p>
+    <w:p>
+      <w:pPr>
+        <w:spacing w:line="336" w:lineRule="auto" w:after="180"/>
+      </w:pPr>
+      <w:r>
+        <w:rPr>
+          <w:b w:val="0"/>
+        </w:rPr>
         <w:t>This week you will practise:</w:t>
       </w:r>
     </w:p>
     <w:p>
-      <w:r>
+      <w:pPr>
+        <w:spacing w:line="336" w:lineRule="auto" w:after="180"/>
+      </w:pPr>
+      <w:r>
+        <w:rPr>
+          <w:b w:val="0"/>
+        </w:rPr>
         <w:t>Look up a vector using a token ID and preserve sequence shape</w:t>
       </w:r>
     </w:p>
     <w:p>
-      <w:r>
+      <w:pPr>
+        <w:spacing w:line="336" w:lineRule="auto" w:after="180"/>
+      </w:pPr>
+      <w:r>
+        <w:rPr>
+          <w:b w:val="0"/>
+        </w:rPr>
         <w:t>Calculate nearest neighbours with an explicit distance and tie rule</w:t>
       </w:r>
     </w:p>
     <w:p>
-      <w:r>
+      <w:pPr>
+        <w:spacing w:line="336" w:lineRule="auto" w:after="180"/>
+      </w:pPr>
+      <w:r>
+        <w:rPr>
+          <w:b w:val="0"/>
+        </w:rPr>
         <w:t>Distinguish constructed vectors from learned features and limit similarity claims</w:t>
       </w:r>
     </w:p>
@@ -126,7 +227,14 @@
       </w:r>
     </w:p>
     <w:p>
-      <w:r>
+      <w:pPr>
+        <w:spacing w:line="336" w:lineRule="auto" w:after="180"/>
+        <w:shd w:fill="F5F1FB"/>
+      </w:pPr>
+      <w:r>
+        <w:rPr>
+          <w:b w:val="0"/>
+        </w:rPr>
         <w:t>Why should numerical differences between token IDs not be treated as differences in meaning?</w:t>
       </w:r>
     </w:p>
@@ -162,8 +270,26 @@
       </w:r>
     </w:p>
     <w:p>
-      <w:r>
-        <w:t>By the end, I can explain embeddings and neighbourhoods using a traced example and a stated limitation.</w:t>
+      <w:pPr>
+        <w:spacing w:line="336" w:lineRule="auto" w:after="180"/>
+      </w:pPr>
+      <w:r>
+        <w:rPr>
+          <w:b w:val="0"/>
+        </w:rPr>
+        <w:t xml:space="preserve">By the end, I can explain embeddings and </w:t>
+      </w:r>
+      <w:r>
+        <w:rPr>
+          <w:b/>
+        </w:rPr>
+        <w:t>neighbourhood</w:t>
+      </w:r>
+      <w:r>
+        <w:rPr>
+          <w:b w:val="0"/>
+        </w:rPr>
+        <w:t>s using a traced example and a stated limitation.</w:t>
       </w:r>
     </w:p>
     <w:p>
@@ -176,7 +302,29 @@
     </w:p>
     <w:p>
       <w:r>
-        <w:t>Continue the fictional robot vocabulary and add WAIT as ID 5. Use the table below, chosen by the lesson author for arithmetic practice. These coordinates are not measured robot properties and were not learned from data. Each token ID selects one row; the resulting two-component vector is its embedding in this example.</w:t>
+        <w:t>Investigate the supplied Embeddings and neighbourhoods case. Separate observations, given facts and assumptions before choosing an explanation.</w:t>
+      </w:r>
+    </w:p>
+    <w:p>
+      <w:pPr>
+        <w:spacing w:line="336" w:lineRule="auto" w:after="180"/>
+      </w:pPr>
+      <w:r>
+        <w:rPr>
+          <w:b w:val="0"/>
+        </w:rPr>
+        <w:t>Continue the fictional robot vocabulary and add WAIT as ID 5. Use the table below, chosen by the lesson author for arithmetic practice. These coordinates are not measured robot properties and were not learned from data.</w:t>
+      </w:r>
+    </w:p>
+    <w:p>
+      <w:pPr>
+        <w:spacing w:line="336" w:lineRule="auto" w:after="180"/>
+      </w:pPr>
+      <w:r>
+        <w:rPr>
+          <w:b w:val="0"/>
+        </w:rPr>
+        <w:t>Each token ID selects one row; the resulting two-component vector is its embedding in this example.</w:t>
       </w:r>
     </w:p>
     <w:tbl>
@@ -419,13 +567,59 @@
       </w:tr>
     </w:tbl>
     <w:p>
-      <w:r>
-        <w:t>The table shape is 6 by 2: six vocabulary entries and embedding dimension 2. The ID sequence [2, 4, 0, 0] becomes [[2, 0], [0, 2], [0, 0], [0, 0]], with shape 4 by 2. Its mask remains [1, 1, 0, 0]. The vector dimension is not the sequence length or vocabulary size.</w:t>
-      </w:r>
-    </w:p>
-    <w:p>
-      <w:r>
-        <w:t>A zero PAD vector does not remove the need for masking. Averaging all four vectors above gives [0.5, 0.5]; averaging only the two real vectors gives [1, 1]. UNK is a real position when it replaces an unknown symbol, so its vector is not automatically excluded.</w:t>
+      <w:pPr>
+        <w:spacing w:line="336" w:lineRule="auto" w:after="180"/>
+      </w:pPr>
+      <w:r>
+        <w:rPr>
+          <w:b w:val="0"/>
+        </w:rPr>
+        <w:t xml:space="preserve">The table shape is 6 by 2: six vocabulary entries and </w:t>
+      </w:r>
+      <w:r>
+        <w:rPr>
+          <w:b/>
+        </w:rPr>
+        <w:t>embedding dimension</w:t>
+      </w:r>
+      <w:r>
+        <w:rPr>
+          <w:b w:val="0"/>
+        </w:rPr>
+        <w:t xml:space="preserve"> 2. The ID sequence [2, 4, 0, 0] becomes [[2, 0], [0, 2], [0, 0], [0, 0]], with shape 4 by 2. Its mask remains [1, 1, 0, 0].</w:t>
+      </w:r>
+    </w:p>
+    <w:p>
+      <w:pPr>
+        <w:spacing w:line="336" w:lineRule="auto" w:after="180"/>
+      </w:pPr>
+      <w:r>
+        <w:rPr>
+          <w:b w:val="0"/>
+        </w:rPr>
+        <w:t>The vector dimension is not the sequence length or vocabulary size.</w:t>
+      </w:r>
+    </w:p>
+    <w:p>
+      <w:pPr>
+        <w:spacing w:line="336" w:lineRule="auto" w:after="180"/>
+      </w:pPr>
+      <w:r>
+        <w:rPr>
+          <w:b w:val="0"/>
+        </w:rPr>
+        <w:t>A zero PAD vector does not remove the need for masking. Averaging all four vectors above gives [0.5, 0.5]; averaging only the two real vectors gives [1, 1].</w:t>
+      </w:r>
+    </w:p>
+    <w:p>
+      <w:pPr>
+        <w:spacing w:line="336" w:lineRule="auto" w:after="180"/>
+      </w:pPr>
+      <w:r>
+        <w:rPr>
+          <w:b w:val="0"/>
+        </w:rPr>
+        <w:t>UNK is a real position when it replaces an unknown symbol, so its vector is not automatically excluded.</w:t>
       </w:r>
     </w:p>
     <w:p>
@@ -461,7 +655,41 @@
     </w:p>
     <w:p>
       <w:r>
-        <w:t>Use squared Euclidean distance: square each component difference and add. From GO [2, 0] to TURN [1, 1], the distance is (2 - 1) squared + (0 - 1) squared = 2. To STOP it is 8; to WAIT it is 5. TURN is therefore the nearest of those three under this table and metric.</w:t>
+        <w:t>Follow the mechanism for Embeddings and neighbourhoods. Connect each labelled input, deciding step and result.</w:t>
+      </w:r>
+    </w:p>
+    <w:p>
+      <w:pPr>
+        <w:spacing w:line="336" w:lineRule="auto" w:after="180"/>
+      </w:pPr>
+      <w:r>
+        <w:rPr>
+          <w:b w:val="0"/>
+        </w:rPr>
+        <w:t xml:space="preserve">Use </w:t>
+      </w:r>
+      <w:r>
+        <w:rPr>
+          <w:b/>
+        </w:rPr>
+        <w:t>squared Euclidean distance</w:t>
+      </w:r>
+      <w:r>
+        <w:rPr>
+          <w:b w:val="0"/>
+        </w:rPr>
+        <w:t>: square each component difference and add. From GO [2, 0] to TURN [1, 1], the distance is (2 - 1) squared + (0 - 1) squared = 2. To STOP it is 8; to WAIT it is 5.</w:t>
+      </w:r>
+    </w:p>
+    <w:p>
+      <w:pPr>
+        <w:spacing w:line="336" w:lineRule="auto" w:after="180"/>
+      </w:pPr>
+      <w:r>
+        <w:rPr>
+          <w:b w:val="0"/>
+        </w:rPr>
+        <w:t>TURN is therefore the nearest of those three under this table and metric.</w:t>
       </w:r>
     </w:p>
     <w:p>
@@ -509,8 +737,25 @@
       </w:r>
     </w:p>
     <w:p>
-      <w:r>
-        <w:t>The candidate set excludes PAD, UNK and the query token itself. Otherwise a query would normally retrieve itself at distance zero. This code assumes finite numeric components and uses exact ties, appropriate for these integer examples. Floating-point comparisons in other experiments need a declared precision policy.</w:t>
+      <w:pPr>
+        <w:spacing w:line="336" w:lineRule="auto" w:after="180"/>
+      </w:pPr>
+      <w:r>
+        <w:rPr>
+          <w:b w:val="0"/>
+        </w:rPr>
+        <w:t>The candidate set excludes PAD, UNK and the query token itself. Otherwise a query would normally retrieve itself at distance zero.</w:t>
+      </w:r>
+    </w:p>
+    <w:p>
+      <w:pPr>
+        <w:spacing w:line="336" w:lineRule="auto" w:after="180"/>
+      </w:pPr>
+      <w:r>
+        <w:rPr>
+          <w:b w:val="0"/>
+        </w:rPr>
+        <w:t>This code assumes finite numeric components and uses exact ties, appropriate for these integer examples. Floating-point comparisons in other experiments need a declared precision policy.</w:t>
       </w:r>
     </w:p>
     <w:p>
@@ -522,8 +767,26 @@
       </w:r>
     </w:p>
     <w:p>
-      <w:r>
-        <w:t>Point to the input, the deciding step and the result in this week’s visual. Explain the same step in ordinary words. A picture helps when you can say what each part represents.</w:t>
+      <w:pPr>
+        <w:spacing w:line="336" w:lineRule="auto" w:after="180"/>
+      </w:pPr>
+      <w:r>
+        <w:rPr>
+          <w:b w:val="0"/>
+        </w:rPr>
+        <w:t xml:space="preserve">Point to the </w:t>
+      </w:r>
+      <w:r>
+        <w:rPr>
+          <w:b/>
+        </w:rPr>
+        <w:t>input</w:t>
+      </w:r>
+      <w:r>
+        <w:rPr>
+          <w:b w:val="0"/>
+        </w:rPr>
+        <w:t>, the deciding step and the result in this week’s visual. Explain the same step in ordinary words. A picture helps when you can say what each part represents.</w:t>
       </w:r>
     </w:p>
     <w:p>
@@ -535,6 +798,11 @@
       </w:r>
     </w:p>
     <w:p>
+      <w:r>
+        <w:t>Compare the supplied cases for Embeddings and neighbourhoods. Identify the detail that changes the conclusion.</w:t>
+      </w:r>
+    </w:p>
+    <w:p>
       <w:pPr>
         <w:pStyle w:val="Heading3"/>
       </w:pPr>
@@ -543,7 +811,13 @@
       </w:r>
     </w:p>
     <w:p>
-      <w:r>
+      <w:pPr>
+        <w:spacing w:line="336" w:lineRule="auto" w:after="180"/>
+      </w:pPr>
+      <w:r>
+        <w:rPr>
+          <w:b w:val="0"/>
+        </w:rPr>
         <w:t>For query [1, 0], compute squared distances to GO, TURN, STOP and WAIT in the original table. Return all nearest candidates.</w:t>
       </w:r>
     </w:p>
@@ -589,17 +863,68 @@
       </w:r>
     </w:p>
     <w:p>
-      <w:r>
+      <w:pPr>
+        <w:pStyle w:val="Heading3"/>
+      </w:pPr>
+      <w:r>
+        <w:t>Change one thing</w:t>
+      </w:r>
+    </w:p>
+    <w:p>
+      <w:pPr>
+        <w:spacing w:line="336" w:lineRule="auto" w:after="180"/>
+        <w:shd w:fill="F5F1FB"/>
+      </w:pPr>
+      <w:r>
+        <w:rPr>
+          <w:b w:val="0"/>
+        </w:rPr>
         <w:t>Change: Move the query to [2, 1].</w:t>
       </w:r>
     </w:p>
     <w:p>
-      <w:r>
-        <w:t>Prediction: Q becomes nearest with squared distance1; P distance4; R distance10.</w:t>
-      </w:r>
-    </w:p>
-    <w:p>
-      <w:r>
+      <w:pPr>
+        <w:pStyle w:val="Heading3"/>
+      </w:pPr>
+      <w:r>
+        <w:t>Predicted result</w:t>
+      </w:r>
+    </w:p>
+    <w:p>
+      <w:pPr>
+        <w:spacing w:line="336" w:lineRule="auto" w:after="180"/>
+        <w:shd w:fill="F1F6FC"/>
+      </w:pPr>
+      <w:r>
+        <w:rPr>
+          <w:b/>
+        </w:rPr>
+        <w:t>Prediction</w:t>
+      </w:r>
+      <w:r>
+        <w:rPr>
+          <w:b w:val="0"/>
+        </w:rPr>
+        <w:t>: Q becomes nearest with squared distance1; P distance4; R distance10.</w:t>
+      </w:r>
+    </w:p>
+    <w:p>
+      <w:pPr>
+        <w:pStyle w:val="Heading3"/>
+      </w:pPr>
+      <w:r>
+        <w:t>Why the result follows</w:t>
+      </w:r>
+    </w:p>
+    <w:p>
+      <w:pPr>
+        <w:spacing w:line="336" w:lineRule="auto" w:after="180"/>
+        <w:shd w:fill="F1F6FC"/>
+      </w:pPr>
+      <w:r>
+        <w:rPr>
+          <w:b w:val="0"/>
+        </w:rPr>
         <w:t>Reason: Changing the query position changes geometric neighbours while the stored table remains fixed.</w:t>
       </w:r>
     </w:p>
@@ -609,6 +934,11 @@
       </w:pPr>
       <w:r>
         <w:t>05. Words that unlock the idea</w:t>
+      </w:r>
+    </w:p>
+    <w:p>
+      <w:r>
+        <w:t>Use the vocabulary of Embeddings and neighbourhoods to explain a concrete decision, rather than only memorising definitions.</w:t>
       </w:r>
     </w:p>
     <w:tbl>
@@ -764,6 +1094,11 @@
       </w:pPr>
       <w:r>
         <w:t>06. Follow a worked example</w:t>
+      </w:r>
+    </w:p>
+    <w:p>
+      <w:r>
+        <w:t>Follow the worked trace for Embeddings and neighbourhoods, predict a step, then compare with its explanation.</w:t>
       </w:r>
     </w:p>
     <w:p>
@@ -991,7 +1326,13 @@
       </w:r>
     </w:p>
     <w:p>
-      <w:r>
+      <w:pPr>
+        <w:spacing w:line="336" w:lineRule="auto" w:after="180"/>
+      </w:pPr>
+      <w:r>
+        <w:rPr>
+          <w:b w:val="0"/>
+        </w:rPr>
         <w:t>Cover the result before checking it. Say what is given, choose the procedure, and follow one step at a time. Then uncover the result and explain your first mismatch. Ask why a step is allowed, not only what number it produces.</w:t>
       </w:r>
     </w:p>
@@ -1004,7 +1345,13 @@
       </w:r>
     </w:p>
     <w:p>
-      <w:r>
+      <w:pPr>
+        <w:spacing w:line="336" w:lineRule="auto" w:after="180"/>
+      </w:pPr>
+      <w:r>
+        <w:rPr>
+          <w:b w:val="0"/>
+        </w:rPr>
         <w:t>Measure embedding neighbours without turning numerical proximity into factual certainty.</w:t>
       </w:r>
     </w:p>
@@ -1017,13 +1364,67 @@
       </w:r>
     </w:p>
     <w:p>
-      <w:r>
-        <w:t>Toy tableP=[0, 1], Q=[3, 1], R=[1, 4]; query [1, 1]. Use squared Euclidean distance.</w:t>
-      </w:r>
-    </w:p>
-    <w:p>
-      <w:r>
-        <w:t>All inputs and outcomes in this worked example are invented classroom data; no real model run is claimed.</w:t>
+      <w:pPr>
+        <w:pStyle w:val="Heading3"/>
+      </w:pPr>
+      <w:r>
+        <w:t>Supplied facts</w:t>
+      </w:r>
+    </w:p>
+    <w:p>
+      <w:pPr>
+        <w:spacing w:line="336" w:lineRule="auto" w:after="180"/>
+        <w:shd w:fill="F1F6FC"/>
+      </w:pPr>
+      <w:r>
+        <w:rPr>
+          <w:b w:val="0"/>
+        </w:rPr>
+        <w:t xml:space="preserve">Toy tableP=[0, 1], Q=[3, 1], R=[1, 4]; query [1, 1]. Use </w:t>
+      </w:r>
+      <w:r>
+        <w:rPr>
+          <w:b/>
+        </w:rPr>
+        <w:t>squared Euclidean distance</w:t>
+      </w:r>
+      <w:r>
+        <w:rPr>
+          <w:b w:val="0"/>
+        </w:rPr>
+        <w:t>.</w:t>
+      </w:r>
+    </w:p>
+    <w:p>
+      <w:pPr>
+        <w:pStyle w:val="Heading3"/>
+      </w:pPr>
+      <w:r>
+        <w:t>Supplied facts</w:t>
+      </w:r>
+    </w:p>
+    <w:p>
+      <w:pPr>
+        <w:spacing w:line="336" w:lineRule="auto" w:after="180"/>
+        <w:shd w:fill="F1F6FC"/>
+      </w:pPr>
+      <w:r>
+        <w:rPr>
+          <w:b w:val="0"/>
+        </w:rPr>
+        <w:t xml:space="preserve">All </w:t>
+      </w:r>
+      <w:r>
+        <w:rPr>
+          <w:b/>
+        </w:rPr>
+        <w:t>input</w:t>
+      </w:r>
+      <w:r>
+        <w:rPr>
+          <w:b w:val="0"/>
+        </w:rPr>
+        <w:t>s and outcomes in this worked example are invented classroom data; no real model run is claimed.</w:t>
       </w:r>
     </w:p>
     <w:p>
@@ -1222,30 +1623,150 @@
       </w:r>
     </w:p>
     <w:p>
-      <w:r>
-        <w:t>An embedding stores each item as an ordered vector. Under squared Euclidean distance, subtract matching coordinates, square their differences and add. The smallest total identifies the nearest supplied vector. These invented coordinates let us check geometry exactly; a claim that neighbours share meaning needs evidence about how the representation was learned and used.</w:t>
-      </w:r>
-    </w:p>
-    <w:p>
       <w:pPr>
         <w:pStyle w:val="Heading3"/>
       </w:pPr>
       <w:r>
+        <w:t>Why the result follows</w:t>
+      </w:r>
+    </w:p>
+    <w:p>
+      <w:pPr>
+        <w:spacing w:line="336" w:lineRule="auto" w:after="180"/>
+        <w:shd w:fill="F1F6FC"/>
+      </w:pPr>
+      <w:r>
+        <w:rPr>
+          <w:b w:val="0"/>
+        </w:rPr>
+        <w:t xml:space="preserve">An embedding stores each item as an ordered vector. Under </w:t>
+      </w:r>
+      <w:r>
+        <w:rPr>
+          <w:b/>
+        </w:rPr>
+        <w:t>squared Euclidean distance</w:t>
+      </w:r>
+      <w:r>
+        <w:rPr>
+          <w:b w:val="0"/>
+        </w:rPr>
+        <w:t>, subtract matching coordinates, square their differences and add. The smallest total identifies the nearest supplied vector.</w:t>
+      </w:r>
+    </w:p>
+    <w:p>
+      <w:pPr>
+        <w:spacing w:line="336" w:lineRule="auto" w:after="180"/>
+        <w:shd w:fill="F1F6FC"/>
+      </w:pPr>
+      <w:r>
+        <w:rPr>
+          <w:b w:val="0"/>
+        </w:rPr>
+        <w:t xml:space="preserve">These invented coordinates let us check geometry exactly; a claim that neighbours share meaning needs </w:t>
+      </w:r>
+      <w:r>
+        <w:rPr>
+          <w:b/>
+        </w:rPr>
+        <w:t>evidence</w:t>
+      </w:r>
+      <w:r>
+        <w:rPr>
+          <w:b w:val="0"/>
+        </w:rPr>
+        <w:t xml:space="preserve"> about how the representation was learned and used.</w:t>
+      </w:r>
+    </w:p>
+    <w:p>
+      <w:pPr>
+        <w:pStyle w:val="Heading3"/>
+      </w:pPr>
+      <w:r>
         <w:t>What this example does not establish</w:t>
       </w:r>
     </w:p>
     <w:p>
-      <w:r>
-        <w:t>Embedding geometry depends on training, metric and scale; proximity does not prove truth, causation or source permission.</w:t>
-      </w:r>
-    </w:p>
-    <w:p>
-      <w:r>
-        <w:t>Read the labelled picture: What would justify claiming nearby vectors mean related topics? Point to the relevant step in the picture, then write the changed result and the rule or evidence that supports it.</w:t>
-      </w:r>
-    </w:p>
-    <w:p>
-      <w:r>
+      <w:pPr>
+        <w:pStyle w:val="Heading3"/>
+      </w:pPr>
+      <w:r>
+        <w:t>Keep the stated limit</w:t>
+      </w:r>
+    </w:p>
+    <w:p>
+      <w:pPr>
+        <w:spacing w:line="336" w:lineRule="auto" w:after="180"/>
+        <w:shd w:fill="FFF5E6"/>
+      </w:pPr>
+      <w:r>
+        <w:rPr>
+          <w:b w:val="0"/>
+        </w:rPr>
+        <w:t xml:space="preserve">Embedding geometry depends on </w:t>
+      </w:r>
+      <w:r>
+        <w:rPr>
+          <w:b/>
+        </w:rPr>
+        <w:t>training</w:t>
+      </w:r>
+      <w:r>
+        <w:rPr>
+          <w:b w:val="0"/>
+        </w:rPr>
+        <w:t>, metric and scale; proximity does not prove truth, causation or source permission.</w:t>
+      </w:r>
+    </w:p>
+    <w:p>
+      <w:pPr>
+        <w:pStyle w:val="Heading3"/>
+      </w:pPr>
+      <w:r>
+        <w:t>Keep the stated limit</w:t>
+      </w:r>
+    </w:p>
+    <w:p>
+      <w:pPr>
+        <w:spacing w:line="336" w:lineRule="auto" w:after="180"/>
+        <w:shd w:fill="FFF5E6"/>
+      </w:pPr>
+      <w:r>
+        <w:rPr>
+          <w:b w:val="0"/>
+        </w:rPr>
+        <w:t xml:space="preserve">Read the labelled picture: What would justify claiming nearby vectors mean related topics? Point to the relevant step in the picture, then write the changed result and the rule or </w:t>
+      </w:r>
+      <w:r>
+        <w:rPr>
+          <w:b/>
+        </w:rPr>
+        <w:t>evidence</w:t>
+      </w:r>
+      <w:r>
+        <w:rPr>
+          <w:b w:val="0"/>
+        </w:rPr>
+        <w:t xml:space="preserve"> that supports it.</w:t>
+      </w:r>
+    </w:p>
+    <w:p>
+      <w:pPr>
+        <w:pStyle w:val="Heading3"/>
+      </w:pPr>
+      <w:r>
+        <w:t>Keep the stated limit</w:t>
+      </w:r>
+    </w:p>
+    <w:p>
+      <w:pPr>
+        <w:spacing w:line="336" w:lineRule="auto" w:after="180"/>
+        <w:shd w:fill="FFF5E6"/>
+      </w:pPr>
+      <w:r>
+        <w:rPr>
+          <w:b w:val="0"/>
+        </w:rPr>
         <w:t>Change one thing: Move the query to [2, 1]. Predict the result before checking the explanation. What remains the same?</w:t>
       </w:r>
     </w:p>
@@ -1259,17 +1780,7 @@
     </w:p>
     <w:p>
       <w:r>
-        <w:t>An embedding table can be trainable: an optimisation procedure adjusts its entries to reduce a declared objective. To isolate one update, let the GO row e start at [2, 0] and use the classroom loss J(e) = (e1 - 0) squared + (e2 - 2) squared. The target vector [0, 2] is chosen for this arithmetic demonstration, not discovered evidence about the word GO.</w:t>
-      </w:r>
-    </w:p>
-    <w:p>
-      <w:r>
-        <w:t>The gradient at the start is [4, -4]. With learning rate 0.25, subtract the step to obtain e = [1, 1]. Loss decreases from 8 to 2. Keep every other table row frozen in this isolated example. GO now has the same vector as TURN, so a downstream rule receiving only this vector cannot distinguish those two tokens.</w:t>
-      </w:r>
-    </w:p>
-    <w:p>
-      <w:r>
-        <w:t>This update proves only that the declared objective decreased. It does not prove that the new neighbourhood reflects useful meaning. Learned neighbourhoods depend on the training data, objective and model. A nearby token need not be a safe substitute, have the same label, or be interchangeable in a sentence or command.</w:t>
+        <w:t>Find the unsupported step in the Embeddings and neighbourhoods claim and explain a repair using the supplied evidence.</w:t>
       </w:r>
     </w:p>
     <w:p>
@@ -1277,11 +1788,186 @@
         <w:pStyle w:val="Heading3"/>
       </w:pPr>
       <w:r>
+        <w:t>Check the claim against the facts</w:t>
+      </w:r>
+    </w:p>
+    <w:p>
+      <w:pPr>
+        <w:spacing w:line="336" w:lineRule="auto" w:after="180"/>
+        <w:shd w:fill="FFF5E6"/>
+      </w:pPr>
+      <w:r>
+        <w:rPr>
+          <w:b w:val="0"/>
+        </w:rPr>
+        <w:t xml:space="preserve">An </w:t>
+      </w:r>
+      <w:r>
+        <w:rPr>
+          <w:b/>
+        </w:rPr>
+        <w:t>embedding table</w:t>
+      </w:r>
+      <w:r>
+        <w:rPr>
+          <w:b w:val="0"/>
+        </w:rPr>
+        <w:t xml:space="preserve"> can be trainable: an optimisation procedure adjusts its entries to reduce a declared objective.</w:t>
+      </w:r>
+    </w:p>
+    <w:p>
+      <w:pPr>
+        <w:spacing w:line="336" w:lineRule="auto" w:after="180"/>
+        <w:shd w:fill="FFF5E6"/>
+      </w:pPr>
+      <w:r>
+        <w:rPr>
+          <w:b w:val="0"/>
+        </w:rPr>
+        <w:t>To isolate one update, let the GO row e start at [2, 0] and use the classroom loss J(e) = (e1 - 0) squared + (e2 - 2) squared.</w:t>
+      </w:r>
+    </w:p>
+    <w:p>
+      <w:pPr>
+        <w:spacing w:line="336" w:lineRule="auto" w:after="180"/>
+        <w:shd w:fill="FFF5E6"/>
+      </w:pPr>
+      <w:r>
+        <w:rPr>
+          <w:b w:val="0"/>
+        </w:rPr>
+        <w:t xml:space="preserve">The target vector [0, 2] is chosen for this arithmetic demonstration, not discovered </w:t>
+      </w:r>
+      <w:r>
+        <w:rPr>
+          <w:b/>
+        </w:rPr>
+        <w:t>evidence</w:t>
+      </w:r>
+      <w:r>
+        <w:rPr>
+          <w:b w:val="0"/>
+        </w:rPr>
+        <w:t xml:space="preserve"> about the word GO.</w:t>
+      </w:r>
+    </w:p>
+    <w:p>
+      <w:pPr>
+        <w:pStyle w:val="Heading3"/>
+      </w:pPr>
+      <w:r>
+        <w:t>Check the claim against the facts</w:t>
+      </w:r>
+    </w:p>
+    <w:p>
+      <w:pPr>
+        <w:spacing w:line="336" w:lineRule="auto" w:after="180"/>
+        <w:shd w:fill="FFF5E6"/>
+      </w:pPr>
+      <w:r>
+        <w:rPr>
+          <w:b w:val="0"/>
+        </w:rPr>
+        <w:t>The gradient at the start is [4, -4]. With learning rate 0.25, subtract the step to obtain e = [1, 1]. Loss decreases from 8 to 2. Keep every other table row frozen in this isolated example.</w:t>
+      </w:r>
+    </w:p>
+    <w:p>
+      <w:pPr>
+        <w:spacing w:line="336" w:lineRule="auto" w:after="180"/>
+        <w:shd w:fill="FFF5E6"/>
+      </w:pPr>
+      <w:r>
+        <w:rPr>
+          <w:b w:val="0"/>
+        </w:rPr>
+        <w:t>GO now has the same vector as TURN, so a downstream rule receiving only this vector cannot distinguish those two tokens.</w:t>
+      </w:r>
+    </w:p>
+    <w:p>
+      <w:pPr>
+        <w:pStyle w:val="Heading3"/>
+      </w:pPr>
+      <w:r>
+        <w:t>Check the claim against the facts</w:t>
+      </w:r>
+    </w:p>
+    <w:p>
+      <w:pPr>
+        <w:spacing w:line="336" w:lineRule="auto" w:after="180"/>
+        <w:shd w:fill="FFF5E6"/>
+      </w:pPr>
+      <w:r>
+        <w:rPr>
+          <w:b w:val="0"/>
+        </w:rPr>
+        <w:t xml:space="preserve">This update proves only that the declared objective decreased. It does not prove that the new </w:t>
+      </w:r>
+      <w:r>
+        <w:rPr>
+          <w:b/>
+        </w:rPr>
+        <w:t>neighbourhood</w:t>
+      </w:r>
+      <w:r>
+        <w:rPr>
+          <w:b w:val="0"/>
+        </w:rPr>
+        <w:t xml:space="preserve"> reflects useful meaning. Learned </w:t>
+      </w:r>
+      <w:r>
+        <w:rPr>
+          <w:b/>
+        </w:rPr>
+        <w:t>neighbourhood</w:t>
+      </w:r>
+      <w:r>
+        <w:rPr>
+          <w:b w:val="0"/>
+        </w:rPr>
+        <w:t xml:space="preserve">s depend on the </w:t>
+      </w:r>
+      <w:r>
+        <w:rPr>
+          <w:b/>
+        </w:rPr>
+        <w:t>training</w:t>
+      </w:r>
+      <w:r>
+        <w:rPr>
+          <w:b w:val="0"/>
+        </w:rPr>
+        <w:t xml:space="preserve"> data, objective and model.</w:t>
+      </w:r>
+    </w:p>
+    <w:p>
+      <w:pPr>
+        <w:spacing w:line="336" w:lineRule="auto" w:after="180"/>
+        <w:shd w:fill="FFF5E6"/>
+      </w:pPr>
+      <w:r>
+        <w:rPr>
+          <w:b w:val="0"/>
+        </w:rPr>
+        <w:t>A nearby token need not be a safe substitute, have the same label, or be interchangeable in a sentence or command.</w:t>
+      </w:r>
+    </w:p>
+    <w:p>
+      <w:pPr>
+        <w:pStyle w:val="Heading3"/>
+      </w:pPr>
+      <w:r>
         <w:t>Locate the earliest unsupported step</w:t>
       </w:r>
     </w:p>
     <w:p>
-      <w:r>
+      <w:pPr>
+        <w:spacing w:line="336" w:lineRule="auto" w:after="180"/>
+        <w:shd w:fill="F5F1FB"/>
+      </w:pPr>
+      <w:r>
+        <w:rPr>
+          <w:b w:val="0"/>
+        </w:rPr>
         <w:t>For the isolated GO-row update, give the gradient, updated vector, starting loss and new loss. Which other token now shares the vector?</w:t>
       </w:r>
     </w:p>
@@ -1333,6 +2019,17 @@
     </w:p>
     <w:p>
       <w:r>
+        <w:t>Practise Embeddings and neighbourhoods with support, then explain the deciding step in your own words.</w:t>
+      </w:r>
+    </w:p>
+    <w:p>
+      <w:pPr>
+        <w:spacing w:line="336" w:lineRule="auto" w:after="180"/>
+      </w:pPr>
+      <w:r>
+        <w:rPr>
+          <w:b w:val="0"/>
+        </w:rPr>
         <w:t>Using the original table, embed TURN WAIT STOP with one right-padding slot. Give the vector sequence, mask and shape.</w:t>
       </w:r>
     </w:p>
@@ -1401,8 +2098,38 @@
       </w:r>
     </w:p>
     <w:p>
-      <w:r>
-        <w:t>Use workbook W2 for the connected example “Embeddings and neighbourhoods”. First fill the input and rule boxes. Try the middle steps before asking for a hint. After a hint, try the next step yourself.</w:t>
+      <w:pPr>
+        <w:spacing w:line="336" w:lineRule="auto" w:after="180"/>
+      </w:pPr>
+      <w:r>
+        <w:rPr>
+          <w:b w:val="0"/>
+        </w:rPr>
+        <w:t xml:space="preserve">Use workbook W2 for the connected example “Embeddings and </w:t>
+      </w:r>
+      <w:r>
+        <w:rPr>
+          <w:b/>
+        </w:rPr>
+        <w:t>neighbourhood</w:t>
+      </w:r>
+      <w:r>
+        <w:rPr>
+          <w:b w:val="0"/>
+        </w:rPr>
+        <w:t xml:space="preserve">s”. First fill the </w:t>
+      </w:r>
+      <w:r>
+        <w:rPr>
+          <w:b/>
+        </w:rPr>
+        <w:t>input</w:t>
+      </w:r>
+      <w:r>
+        <w:rPr>
+          <w:b w:val="0"/>
+        </w:rPr>
+        <w:t xml:space="preserve"> and rule boxes. Try the middle steps before asking for a hint. After a hint, try the next step yourself.</w:t>
       </w:r>
     </w:p>
     <w:tbl>
@@ -1485,7 +2212,13 @@
       </w:tr>
     </w:tbl>
     <w:p>
-      <w:r>
+      <w:pPr>
+        <w:spacing w:line="336" w:lineRule="auto" w:after="180"/>
+      </w:pPr>
+      <w:r>
+        <w:rPr>
+          <w:b w:val="0"/>
+        </w:rPr>
         <w:t>Explain your trace to a partner. Your partner points to one step to check. Swap roles on the next case. Each person writes their own explanation.</w:t>
       </w:r>
     </w:p>
@@ -1498,12 +2231,47 @@
       </w:r>
     </w:p>
     <w:p>
-      <w:r>
-        <w:t>Use the worked case for Embeddings and neighbourhoods. Proposed explanation: “Token ID differences define embedding distances”. Decide whether this explanation is supported. Point to the step or supplied fact that decides; explain your repair if needed.</w:t>
-      </w:r>
-    </w:p>
-    <w:p>
-      <w:r>
+      <w:pPr>
+        <w:spacing w:line="336" w:lineRule="auto" w:after="180"/>
+      </w:pPr>
+      <w:r>
+        <w:rPr>
+          <w:b w:val="0"/>
+        </w:rPr>
+        <w:t xml:space="preserve">Use the worked case for Embeddings and </w:t>
+      </w:r>
+      <w:r>
+        <w:rPr>
+          <w:b/>
+        </w:rPr>
+        <w:t>neighbourhood</w:t>
+      </w:r>
+      <w:r>
+        <w:rPr>
+          <w:b w:val="0"/>
+        </w:rPr>
+        <w:t>s. Proposed explanation: “Token ID differences define embedding distances”. Decide whether this explanation is supported.</w:t>
+      </w:r>
+    </w:p>
+    <w:p>
+      <w:pPr>
+        <w:spacing w:line="336" w:lineRule="auto" w:after="180"/>
+      </w:pPr>
+      <w:r>
+        <w:rPr>
+          <w:b w:val="0"/>
+        </w:rPr>
+        <w:t>Point to the step or supplied fact that decides; explain your repair if needed.</w:t>
+      </w:r>
+    </w:p>
+    <w:p>
+      <w:pPr>
+        <w:spacing w:line="336" w:lineRule="auto" w:after="180"/>
+      </w:pPr>
+      <w:r>
+        <w:rPr>
+          <w:b w:val="0"/>
+        </w:rPr>
         <w:t>Answer on your own before discussion. If you are unsure, say which step you need help with.</w:t>
       </w:r>
     </w:p>
@@ -1516,8 +2284,26 @@
       </w:r>
     </w:p>
     <w:p>
-      <w:r>
-        <w:t>What would justify claiming nearby vectors mean related topics? Point to the relevant step in the picture, then write the changed result and the rule or evidence that supports it.</w:t>
+      <w:pPr>
+        <w:spacing w:line="336" w:lineRule="auto" w:after="180"/>
+      </w:pPr>
+      <w:r>
+        <w:rPr>
+          <w:b w:val="0"/>
+        </w:rPr>
+        <w:t xml:space="preserve">What would justify claiming nearby vectors mean related topics? Point to the relevant step in the picture, then write the changed result and the rule or </w:t>
+      </w:r>
+      <w:r>
+        <w:rPr>
+          <w:b/>
+        </w:rPr>
+        <w:t>evidence</w:t>
+      </w:r>
+      <w:r>
+        <w:rPr>
+          <w:b w:val="0"/>
+        </w:rPr>
+        <w:t xml:space="preserve"> that supports it.</w:t>
       </w:r>
     </w:p>
     <w:p>
@@ -1549,7 +2335,13 @@
       </w:r>
     </w:p>
     <w:p>
-      <w:r>
+      <w:pPr>
+        <w:spacing w:line="336" w:lineRule="auto" w:after="180"/>
+      </w:pPr>
+      <w:r>
+        <w:rPr>
+          <w:b w:val="0"/>
+        </w:rPr>
         <w:t>This is supported practice. Keep the separately named independent case for an attempt before feedback.</w:t>
       </w:r>
     </w:p>
@@ -1562,6 +2354,11 @@
       </w:r>
     </w:p>
     <w:p>
+      <w:r>
+        <w:t>Investigate Embeddings and neighbourhoods. Record the prediction, actual observation or labelled paper trace, explanation and next test separately.</w:t>
+      </w:r>
+    </w:p>
+    <w:p>
       <w:pPr>
         <w:pStyle w:val="Heading3"/>
       </w:pPr>
@@ -1570,7 +2367,13 @@
       </w:r>
     </w:p>
     <w:p>
-      <w:r>
+      <w:pPr>
+        <w:spacing w:line="336" w:lineRule="auto" w:after="180"/>
+      </w:pPr>
+      <w:r>
+        <w:rPr>
+          <w:b w:val="0"/>
+        </w:rPr>
         <w:t>For query [1, 0], compute squared distances to GO, TURN, STOP and WAIT in the original table. Return all nearest candidates.</w:t>
       </w:r>
     </w:p>
@@ -1755,7 +2558,13 @@
       </w:tr>
     </w:tbl>
     <w:p>
-      <w:r>
+      <w:pPr>
+        <w:spacing w:line="336" w:lineRule="auto" w:after="180"/>
+      </w:pPr>
+      <w:r>
+        <w:rPr>
+          <w:b w:val="0"/>
+        </w:rPr>
         <w:t>On paper, trace the supplied procedure. If code is provided, predict before running it in a local practice file. Never write an expected answer as though it were an observed run.</w:t>
       </w:r>
     </w:p>
@@ -1768,7 +2577,13 @@
       </w:r>
     </w:p>
     <w:p>
-      <w:r>
+      <w:pPr>
+        <w:spacing w:line="336" w:lineRule="auto" w:after="180"/>
+      </w:pPr>
+      <w:r>
+        <w:rPr>
+          <w:b w:val="0"/>
+        </w:rPr>
         <w:t>Before trying: what do I expect, and why? While trying: which step could first go wrong? Afterwards: what did I actually observe, and what should change? Keep “not run” if you only traced the procedure.</w:t>
       </w:r>
     </w:p>
@@ -1781,6 +2596,11 @@
       </w:r>
     </w:p>
     <w:p>
+      <w:r>
+        <w:t>Move from recall to tracing, diagnosis and transfer in Embeddings and neighbourhoods. Explain why each step is justified.</w:t>
+      </w:r>
+    </w:p>
+    <w:p>
       <w:pPr>
         <w:pStyle w:val="Heading3"/>
       </w:pPr>
@@ -1789,17 +2609,37 @@
       </w:r>
     </w:p>
     <w:p>
-      <w:r>
+      <w:pPr>
+        <w:spacing w:line="336" w:lineRule="auto" w:after="180"/>
+      </w:pPr>
+      <w:r>
+        <w:rPr>
+          <w:b w:val="0"/>
+        </w:rPr>
         <w:t>Using the original table, embed TURN WAIT STOP with one right-padding slot. Give the vector sequence, mask and shape.</w:t>
       </w:r>
     </w:p>
     <w:p>
-      <w:r>
+      <w:pPr>
+        <w:spacing w:line="336" w:lineRule="auto" w:after="180"/>
+        <w:shd w:fill="F5F1FB"/>
+      </w:pPr>
+      <w:r>
+        <w:rPr>
+          <w:b w:val="0"/>
+        </w:rPr>
         <w:t>For the isolated GO-row update, give the gradient, updated vector, starting loss and new loss. Which other token now shares the vector?</w:t>
       </w:r>
     </w:p>
     <w:p>
-      <w:r>
+      <w:pPr>
+        <w:spacing w:line="336" w:lineRule="auto" w:after="180"/>
+        <w:shd w:fill="F5F1FB"/>
+      </w:pPr>
+      <w:r>
+        <w:rPr>
+          <w:b w:val="0"/>
+        </w:rPr>
         <w:t>A developer swaps the IDs of GO and STOP but leaves the embedding rows unchanged. What goes wrong, and what must be saved or changed together?</w:t>
       </w:r>
     </w:p>
@@ -1846,7 +2686,77 @@
     </w:p>
     <w:p>
       <w:r>
-        <w:t>Add a labelled embeddings and neighbourhoods evidence sheet to Image-pattern Network Investigation. Show how you can look up a vector using a token id and preserve sequence shape. Use the supplied fictional case and keep its inputs, intermediate steps, calculation or prediction, and limitation. Connect this record to last week’s record; a matching answer without a trace is insufficient.</w:t>
+        <w:t>Apply this week’s idea to Image-pattern Network Investigation. Keep an annotated decision and the evidence supporting it.</w:t>
+      </w:r>
+    </w:p>
+    <w:p>
+      <w:pPr>
+        <w:spacing w:line="336" w:lineRule="auto" w:after="180"/>
+      </w:pPr>
+      <w:r>
+        <w:rPr>
+          <w:b w:val="0"/>
+        </w:rPr>
+        <w:t xml:space="preserve">Add a labelled embeddings and </w:t>
+      </w:r>
+      <w:r>
+        <w:rPr>
+          <w:b/>
+        </w:rPr>
+        <w:t>neighbourhood</w:t>
+      </w:r>
+      <w:r>
+        <w:rPr>
+          <w:b w:val="0"/>
+        </w:rPr>
+        <w:t xml:space="preserve">s </w:t>
+      </w:r>
+      <w:r>
+        <w:rPr>
+          <w:b/>
+        </w:rPr>
+        <w:t>evidence</w:t>
+      </w:r>
+      <w:r>
+        <w:rPr>
+          <w:b w:val="0"/>
+        </w:rPr>
+        <w:t xml:space="preserve"> sheet to Image-pattern Network Investigation. Show how you can look up a vector using a token id and preserve sequence shape.</w:t>
+      </w:r>
+    </w:p>
+    <w:p>
+      <w:pPr>
+        <w:spacing w:line="336" w:lineRule="auto" w:after="180"/>
+      </w:pPr>
+      <w:r>
+        <w:rPr>
+          <w:b w:val="0"/>
+        </w:rPr>
+        <w:t xml:space="preserve">Use the supplied fictional case and keep its </w:t>
+      </w:r>
+      <w:r>
+        <w:rPr>
+          <w:b/>
+        </w:rPr>
+        <w:t>input</w:t>
+      </w:r>
+      <w:r>
+        <w:rPr>
+          <w:b w:val="0"/>
+        </w:rPr>
+        <w:t xml:space="preserve">s, intermediate steps, calculation or </w:t>
+      </w:r>
+      <w:r>
+        <w:rPr>
+          <w:b/>
+        </w:rPr>
+        <w:t>prediction</w:t>
+      </w:r>
+      <w:r>
+        <w:rPr>
+          <w:b w:val="0"/>
+        </w:rPr>
+        <w:t>, and limitation. Connect this record to last week’s record; a matching answer without a trace is insufficient.</w:t>
       </w:r>
     </w:p>
     <w:tbl>
@@ -1974,8 +2884,37 @@
       </w:r>
     </w:p>
     <w:p>
-      <w:r>
-        <w:t>For your Image-pattern Network Investigation, save the input, procedure, observed result and limitation of this check. Label this worked example as practice; use a different, previously unreviewed case when checking independent understanding.</w:t>
+      <w:pPr>
+        <w:spacing w:line="336" w:lineRule="auto" w:after="180"/>
+      </w:pPr>
+      <w:r>
+        <w:rPr>
+          <w:b w:val="0"/>
+        </w:rPr>
+        <w:t xml:space="preserve">For your Image-pattern Network Investigation, save the </w:t>
+      </w:r>
+      <w:r>
+        <w:rPr>
+          <w:b/>
+        </w:rPr>
+        <w:t>input</w:t>
+      </w:r>
+      <w:r>
+        <w:rPr>
+          <w:b w:val="0"/>
+        </w:rPr>
+        <w:t>, procedure, observed result and limitation of this check.</w:t>
+      </w:r>
+    </w:p>
+    <w:p>
+      <w:pPr>
+        <w:spacing w:line="336" w:lineRule="auto" w:after="180"/>
+      </w:pPr>
+      <w:r>
+        <w:rPr>
+          <w:b w:val="0"/>
+        </w:rPr>
+        <w:t>Label this worked example as practice; use a different, previously unreviewed case when checking independent understanding.</w:t>
       </w:r>
     </w:p>
     <w:p>
@@ -1988,7 +2927,29 @@
     </w:p>
     <w:p>
       <w:r>
-        <w:t>In the original table, the masked average for GO STOP is [1, 1], and STOP GO has the same average. It also equals the single TURN vector. Averaging discarded order and can collide across different sequence lengths unless additional information is retained. Keeping the sequence of vectors makes order available; a later model must still use it.</w:t>
+        <w:t>Use a genuinely new case for independent evidence. Previously discussed examples remain practice; use the separately named independent case before feedback.</w:t>
+      </w:r>
+    </w:p>
+    <w:p>
+      <w:pPr>
+        <w:spacing w:line="336" w:lineRule="auto" w:after="180"/>
+      </w:pPr>
+      <w:r>
+        <w:rPr>
+          <w:b w:val="0"/>
+        </w:rPr>
+        <w:t>In the original table, the masked average for GO STOP is [1, 1], and STOP GO has the same average. It also equals the single TURN vector.</w:t>
+      </w:r>
+    </w:p>
+    <w:p>
+      <w:pPr>
+        <w:spacing w:line="336" w:lineRule="auto" w:after="180"/>
+      </w:pPr>
+      <w:r>
+        <w:rPr>
+          <w:b w:val="0"/>
+        </w:rPr>
+        <w:t>Averaging discarded order and can collide across different sequence lengths unless additional information is retained. Keeping the sequence of vectors makes order available; a later model must still use it.</w:t>
       </w:r>
     </w:p>
     <w:p>
@@ -2020,12 +2981,48 @@
       </w:r>
     </w:p>
     <w:p>
-      <w:r>
-        <w:t>Save the vocabulary-to-row mapping, table version, mask convention, distance rule and candidate policy with the model. Compare embedding choices using training and validation discipline, and keep final evaluation reserved. Next week examines how normalisation and similarity measures can change neighbour rankings.</w:t>
-      </w:r>
-    </w:p>
-    <w:p>
-      <w:r>
+      <w:pPr>
+        <w:spacing w:line="336" w:lineRule="auto" w:after="180"/>
+      </w:pPr>
+      <w:r>
+        <w:rPr>
+          <w:b w:val="0"/>
+        </w:rPr>
+        <w:t xml:space="preserve">Save the vocabulary-to-row mapping, table version, mask convention, distance rule and candidate policy with the model. Compare embedding choices using </w:t>
+      </w:r>
+      <w:r>
+        <w:rPr>
+          <w:b/>
+        </w:rPr>
+        <w:t>training</w:t>
+      </w:r>
+      <w:r>
+        <w:rPr>
+          <w:b w:val="0"/>
+        </w:rPr>
+        <w:t xml:space="preserve"> and validation discipline, and keep final evaluation reserved.</w:t>
+      </w:r>
+    </w:p>
+    <w:p>
+      <w:pPr>
+        <w:spacing w:line="336" w:lineRule="auto" w:after="180"/>
+      </w:pPr>
+      <w:r>
+        <w:rPr>
+          <w:b w:val="0"/>
+        </w:rPr>
+        <w:t>Next week examines how normalisation and similarity measures can change neighbour rankings.</w:t>
+      </w:r>
+    </w:p>
+    <w:p>
+      <w:pPr>
+        <w:spacing w:line="336" w:lineRule="auto" w:after="180"/>
+        <w:shd w:fill="F5F1FB"/>
+      </w:pPr>
+      <w:r>
+        <w:rPr>
+          <w:b w:val="0"/>
+        </w:rPr>
         <w:t>A developer swaps the IDs of GO and STOP but leaves the embedding rows unchanged. What goes wrong, and what must be saved or changed together?</w:t>
       </w:r>
     </w:p>
@@ -2063,6 +3060,11 @@
       </w:pPr>
       <w:r>
         <w:t>13. Study a complete case</w:t>
+      </w:r>
+    </w:p>
+    <w:p>
+      <w:r>
+        <w:t>Revisit the complete Embeddings and neighbourhoods case for supported practice. Repeated examples do not become fresh assessments.</w:t>
       </w:r>
     </w:p>
     <w:p>
@@ -2262,8 +3264,26 @@
       </w:r>
     </w:p>
     <w:p>
-      <w:r>
-        <w:t>Follow the input through the stated procedure to its result. Cover the result first, predict it, then explain every intermediate step. The text/table accompanies the figure so the example can be read without colour.</w:t>
+      <w:pPr>
+        <w:spacing w:line="336" w:lineRule="auto" w:after="180"/>
+      </w:pPr>
+      <w:r>
+        <w:rPr>
+          <w:b w:val="0"/>
+        </w:rPr>
+        <w:t xml:space="preserve">Follow the </w:t>
+      </w:r>
+      <w:r>
+        <w:rPr>
+          <w:b/>
+        </w:rPr>
+        <w:t>input</w:t>
+      </w:r>
+      <w:r>
+        <w:rPr>
+          <w:b w:val="0"/>
+        </w:rPr>
+        <w:t xml:space="preserve"> through the stated procedure to its result. Cover the result first, predict it, then explain every intermediate step. The text/table accompanies the figure so the example can be read without colour.</w:t>
       </w:r>
     </w:p>
     <w:p>
@@ -2313,6 +3333,11 @@
       </w:r>
     </w:p>
     <w:p>
+      <w:r>
+        <w:t>Attempt the reserved new case before feedback. Record support; the earlier examples below remain additional practice.</w:t>
+      </w:r>
+    </w:p>
+    <w:p>
       <w:pPr>
         <w:pStyle w:val="Heading3"/>
       </w:pPr>
@@ -2321,8 +3346,27 @@
       </w:r>
     </w:p>
     <w:p>
-      <w:r>
-        <w:t>A separate table contains A [0, 0], B [2, 0] and C [1, 2]. For query [1, 0], give all squared distances and every nearest candidate. Then calculate the mean of A and B and compare it with the query. Can that mean identify which ordered pair produced it?</w:t>
+      <w:pPr>
+        <w:spacing w:line="336" w:lineRule="auto" w:after="180"/>
+        <w:shd w:fill="F5F1FB"/>
+      </w:pPr>
+      <w:r>
+        <w:rPr>
+          <w:b w:val="0"/>
+        </w:rPr>
+        <w:t>A separate table contains A [0, 0], B [2, 0] and C [1, 2]. For query [1, 0], give all squared distances and every nearest candidate. Then calculate the mean of A and B and compare it with the query.</w:t>
+      </w:r>
+    </w:p>
+    <w:p>
+      <w:pPr>
+        <w:spacing w:line="336" w:lineRule="auto" w:after="180"/>
+        <w:shd w:fill="F5F1FB"/>
+      </w:pPr>
+      <w:r>
+        <w:rPr>
+          <w:b w:val="0"/>
+        </w:rPr>
+        <w:t>Can that mean identify which ordered pair produced it?</w:t>
       </w:r>
     </w:p>
     <w:p>
@@ -2369,7 +3413,13 @@
       </w:r>
     </w:p>
     <w:p>
-      <w:r>
+      <w:pPr>
+        <w:spacing w:line="336" w:lineRule="auto" w:after="180"/>
+      </w:pPr>
+      <w:r>
+        <w:rPr>
+          <w:b w:val="0"/>
+        </w:rPr>
         <w:t>Attempt this case before feedback. Record any help. Earlier examples below are further practice; a case already practised with feedback cannot establish fresh transfer.</w:t>
       </w:r>
     </w:p>
@@ -2382,8 +3432,27 @@
       </w:r>
     </w:p>
     <w:p>
-      <w:r>
-        <w:t>A separate table contains A [0, 0], B [2, 0] and C [1, 2]. For query [1, 0], give all squared distances and every nearest candidate. Then calculate the mean of A and B and compare it with the query. Can that mean identify which ordered pair produced it?</w:t>
+      <w:pPr>
+        <w:spacing w:line="336" w:lineRule="auto" w:after="180"/>
+        <w:shd w:fill="F5F1FB"/>
+      </w:pPr>
+      <w:r>
+        <w:rPr>
+          <w:b w:val="0"/>
+        </w:rPr>
+        <w:t>A separate table contains A [0, 0], B [2, 0] and C [1, 2]. For query [1, 0], give all squared distances and every nearest candidate. Then calculate the mean of A and B and compare it with the query.</w:t>
+      </w:r>
+    </w:p>
+    <w:p>
+      <w:pPr>
+        <w:spacing w:line="336" w:lineRule="auto" w:after="180"/>
+        <w:shd w:fill="F5F1FB"/>
+      </w:pPr>
+      <w:r>
+        <w:rPr>
+          <w:b w:val="0"/>
+        </w:rPr>
+        <w:t>Can that mean identify which ordered pair produced it?</w:t>
       </w:r>
     </w:p>
     <w:p>
@@ -2435,7 +3504,13 @@
       </w:r>
     </w:p>
     <w:p>
-      <w:r>
+      <w:pPr>
+        <w:spacing w:line="336" w:lineRule="auto" w:after="180"/>
+      </w:pPr>
+      <w:r>
+        <w:rPr>
+          <w:b w:val="0"/>
+        </w:rPr>
         <w:t>Record support used: none, hint or teacher explanation. After feedback, a different case is needed to demonstrate independence.</w:t>
       </w:r>
     </w:p>
@@ -2448,8 +3523,25 @@
       </w:r>
     </w:p>
     <w:p>
-      <w:r>
-        <w:t>Attempt the independent case before hints. Record whether you worked alone, used a hint or followed a model. After feedback, fix the first unsupported step and explain why it changed. A later check uses a changed case, not a copied answer.</w:t>
+      <w:pPr>
+        <w:spacing w:line="336" w:lineRule="auto" w:after="180"/>
+      </w:pPr>
+      <w:r>
+        <w:rPr>
+          <w:b w:val="0"/>
+        </w:rPr>
+        <w:t>Attempt the independent case before hints. Record whether you worked alone, used a hint or followed a model. After feedback, fix the first unsupported step and explain why it changed.</w:t>
+      </w:r>
+    </w:p>
+    <w:p>
+      <w:pPr>
+        <w:spacing w:line="336" w:lineRule="auto" w:after="180"/>
+      </w:pPr>
+      <w:r>
+        <w:rPr>
+          <w:b w:val="0"/>
+        </w:rPr>
+        <w:t>A later check uses a changed case, not a copied answer.</w:t>
       </w:r>
     </w:p>
     <w:p>
@@ -2462,6 +3554,17 @@
     </w:p>
     <w:p>
       <w:r>
+        <w:t>Use this map to navigate Embeddings and neighbourhoods, connect the goals to tasks and keep one evidence record for each attempt.</w:t>
+      </w:r>
+    </w:p>
+    <w:p>
+      <w:pPr>
+        <w:spacing w:line="336" w:lineRule="auto" w:after="180"/>
+      </w:pPr>
+      <w:r>
+        <w:rPr>
+          <w:b w:val="0"/>
+        </w:rPr>
         <w:t>Start with this question: Measure embedding neighbours without turning numerical proximity into factual certainty.</w:t>
       </w:r>
     </w:p>
@@ -2568,13 +3671,61 @@
       </w:tr>
     </w:tbl>
     <w:p>
-      <w:r>
-        <w:t>Remember → watch and explain → try with help → investigate → try independently → keep project evidence. Your teacher may spread this lesson across several classes.</w:t>
-      </w:r>
-    </w:p>
-    <w:p>
-      <w:r>
-        <w:t>Keep your first prediction. Compare it with what the evidence shows and explain any change.</w:t>
+      <w:pPr>
+        <w:spacing w:line="336" w:lineRule="auto" w:after="180"/>
+      </w:pPr>
+      <w:r>
+        <w:rPr>
+          <w:b w:val="0"/>
+        </w:rPr>
+        <w:t xml:space="preserve">Remember → watch and explain → try with help → investigate → try independently → keep project </w:t>
+      </w:r>
+      <w:r>
+        <w:rPr>
+          <w:b/>
+        </w:rPr>
+        <w:t>evidence</w:t>
+      </w:r>
+      <w:r>
+        <w:rPr>
+          <w:b w:val="0"/>
+        </w:rPr>
+        <w:t>. Your teacher may spread this lesson across several classes.</w:t>
+      </w:r>
+    </w:p>
+    <w:p>
+      <w:pPr>
+        <w:spacing w:line="336" w:lineRule="auto" w:after="180"/>
+      </w:pPr>
+      <w:r>
+        <w:rPr>
+          <w:b w:val="0"/>
+        </w:rPr>
+        <w:t xml:space="preserve">Keep your first </w:t>
+      </w:r>
+      <w:r>
+        <w:rPr>
+          <w:b/>
+        </w:rPr>
+        <w:t>prediction</w:t>
+      </w:r>
+      <w:r>
+        <w:rPr>
+          <w:b w:val="0"/>
+        </w:rPr>
+        <w:t xml:space="preserve">. Compare it with what the </w:t>
+      </w:r>
+      <w:r>
+        <w:rPr>
+          <w:b/>
+        </w:rPr>
+        <w:t>evidence</w:t>
+      </w:r>
+      <w:r>
+        <w:rPr>
+          <w:b w:val="0"/>
+        </w:rPr>
+        <w:t xml:space="preserve"> shows and explain any change.</w:t>
       </w:r>
     </w:p>
     <w:p>
@@ -2587,6 +3738,17 @@
     </w:p>
     <w:p>
       <w:r>
+        <w:t>Explain Embeddings and neighbourhoods without notes, identify a remaining question and plan a later check with a changed case.</w:t>
+      </w:r>
+    </w:p>
+    <w:p>
+      <w:pPr>
+        <w:spacing w:line="336" w:lineRule="auto" w:after="180"/>
+      </w:pPr>
+      <w:r>
+        <w:rPr>
+          <w:b w:val="0"/>
+        </w:rPr>
         <w:t>Close your notes. Explain this goal in your own words: Look up a vector using a token ID and preserve sequence shape</w:t>
       </w:r>
     </w:p>
@@ -2624,13 +3786,61 @@
       </w:r>
     </w:p>
     <w:p>
-      <w:r>
-        <w:t>If you are unsure, return to the worked picture and explain one arrow. If you are ready, change an input or assumption and justify your prediction.</w:t>
-      </w:r>
-    </w:p>
-    <w:p>
-      <w:r>
-        <w:t>Save your workbook evidence. At the next review, try a different case before opening your old answer.</w:t>
+      <w:pPr>
+        <w:spacing w:line="336" w:lineRule="auto" w:after="180"/>
+      </w:pPr>
+      <w:r>
+        <w:rPr>
+          <w:b w:val="0"/>
+        </w:rPr>
+        <w:t xml:space="preserve">If you are unsure, return to the worked picture and explain one arrow. If you are ready, change an </w:t>
+      </w:r>
+      <w:r>
+        <w:rPr>
+          <w:b/>
+        </w:rPr>
+        <w:t>input</w:t>
+      </w:r>
+      <w:r>
+        <w:rPr>
+          <w:b w:val="0"/>
+        </w:rPr>
+        <w:t xml:space="preserve"> or assumption and justify your </w:t>
+      </w:r>
+      <w:r>
+        <w:rPr>
+          <w:b/>
+        </w:rPr>
+        <w:t>prediction</w:t>
+      </w:r>
+      <w:r>
+        <w:rPr>
+          <w:b w:val="0"/>
+        </w:rPr>
+        <w:t>.</w:t>
+      </w:r>
+    </w:p>
+    <w:p>
+      <w:pPr>
+        <w:spacing w:line="336" w:lineRule="auto" w:after="180"/>
+      </w:pPr>
+      <w:r>
+        <w:rPr>
+          <w:b w:val="0"/>
+        </w:rPr>
+        <w:t xml:space="preserve">Save your workbook </w:t>
+      </w:r>
+      <w:r>
+        <w:rPr>
+          <w:b/>
+        </w:rPr>
+        <w:t>evidence</w:t>
+      </w:r>
+      <w:r>
+        <w:rPr>
+          <w:b w:val="0"/>
+        </w:rPr>
+        <w:t>. At the next review, try a different case before opening your old answer.</w:t>
       </w:r>
     </w:p>
     <w:p>
@@ -2643,11 +3853,28 @@
     </w:p>
     <w:p>
       <w:r>
+        <w:t>Attempt supported questions before using hints or feedback. Review a missing building block, then keep the completed work.</w:t>
+      </w:r>
+    </w:p>
+    <w:p>
+      <w:pPr>
+        <w:spacing w:line="336" w:lineRule="auto" w:after="180"/>
+      </w:pPr>
+      <w:r>
+        <w:rPr>
+          <w:b w:val="0"/>
+        </w:rPr>
         <w:t>Use this supported practice once, in the browser or on paper. Keep the reserved independent assessment for a separate first attempt before teacher feedback.</w:t>
       </w:r>
     </w:p>
     <w:p>
-      <w:r>
+      <w:pPr>
+        <w:spacing w:line="336" w:lineRule="auto" w:after="180"/>
+      </w:pPr>
+      <w:r>
+        <w:rPr>
+          <w:b w:val="0"/>
+        </w:rPr>
         <w:t>Measure embedding neighbours without turning numerical proximity into factual certainty.</w:t>
       </w:r>
     </w:p>
@@ -2660,22 +3887,49 @@
       </w:r>
     </w:p>
     <w:p>
-      <w:r>
+      <w:pPr>
+        <w:spacing w:line="336" w:lineRule="auto" w:after="180"/>
+      </w:pPr>
+      <w:r>
+        <w:rPr>
+          <w:b w:val="0"/>
+        </w:rPr>
         <w:t>Which labelled step matches this detail? P is nearest under the declared metric; this is a geometric result, not proof of meaning.</w:t>
       </w:r>
     </w:p>
     <w:p>
-      <w:r>
+      <w:pPr>
+        <w:spacing w:line="336" w:lineRule="auto" w:after="180"/>
+        <w:shd w:fill="F4F9FC"/>
+      </w:pPr>
+      <w:r>
+        <w:rPr>
+          <w:b w:val="0"/>
+        </w:rPr>
         <w:t>1. Distance to P</w:t>
       </w:r>
     </w:p>
     <w:p>
-      <w:r>
+      <w:pPr>
+        <w:spacing w:line="336" w:lineRule="auto" w:after="180"/>
+        <w:shd w:fill="F4F9FC"/>
+      </w:pPr>
+      <w:r>
+        <w:rPr>
+          <w:b w:val="0"/>
+        </w:rPr>
         <w:t>2. Select neighbour</w:t>
       </w:r>
     </w:p>
     <w:p>
-      <w:r>
+      <w:pPr>
+        <w:spacing w:line="336" w:lineRule="auto" w:after="180"/>
+        <w:shd w:fill="F4F9FC"/>
+      </w:pPr>
+      <w:r>
+        <w:rPr>
+          <w:b w:val="0"/>
+        </w:rPr>
         <w:t>3. Distances to Q/R</w:t>
       </w:r>
     </w:p>
@@ -2713,40 +3967,178 @@
       </w:r>
     </w:p>
     <w:p>
-      <w:r>
+      <w:pPr>
+        <w:pStyle w:val="Heading3"/>
+      </w:pPr>
+      <w:r>
+        <w:t>Hint · try first</w:t>
+      </w:r>
+    </w:p>
+    <w:p>
+      <w:pPr>
+        <w:spacing w:line="336" w:lineRule="auto" w:after="180"/>
+        <w:shd w:fill="F1F6F8"/>
+      </w:pPr>
+      <w:r>
+        <w:rPr>
+          <w:b w:val="0"/>
+        </w:rPr>
         <w:t>Hint if needed: Read the steps in the pictorial case. Match the supplied detail to the stage that performs or records it.</w:t>
       </w:r>
     </w:p>
     <w:p>
-      <w:r>
-        <w:t>After your attempt, compare with the supported explanation: Select neighbour P is nearest under the declared metric; this is a geometric result, not proof of meaning. An embedding stores each item as an ordered vector. Under squared Euclidean distance, subtract matching coordinates, square their differences and add. The smallest total identifies the nearest supplied vector. These invented coordinates let us check geometry exactly; a claim that neighbours share meaning needs evidence about how the representation was learned and used.</w:t>
-      </w:r>
-    </w:p>
-    <w:p>
       <w:pPr>
         <w:pStyle w:val="Heading3"/>
       </w:pPr>
       <w:r>
+        <w:t>Feedback · compare after trying</w:t>
+      </w:r>
+    </w:p>
+    <w:p>
+      <w:pPr>
+        <w:spacing w:line="336" w:lineRule="auto" w:after="180"/>
+        <w:shd w:fill="F1F6FC"/>
+      </w:pPr>
+      <w:r>
+        <w:rPr>
+          <w:b w:val="0"/>
+        </w:rPr>
+        <w:t>After your attempt, compare with the supported explanation: Select neighbour P is nearest under the declared metric; this is a geometric result, not proof of meaning. An embedding stores each item as an ordered vector.</w:t>
+      </w:r>
+    </w:p>
+    <w:p>
+      <w:pPr>
+        <w:spacing w:line="336" w:lineRule="auto" w:after="180"/>
+        <w:shd w:fill="F1F6FC"/>
+      </w:pPr>
+      <w:r>
+        <w:rPr>
+          <w:b w:val="0"/>
+        </w:rPr>
+        <w:t xml:space="preserve">Under </w:t>
+      </w:r>
+      <w:r>
+        <w:rPr>
+          <w:b/>
+        </w:rPr>
+        <w:t>squared Euclidean distance</w:t>
+      </w:r>
+      <w:r>
+        <w:rPr>
+          <w:b w:val="0"/>
+        </w:rPr>
+        <w:t>, subtract matching coordinates, square their differences and add. The smallest total identifies the nearest supplied vector.</w:t>
+      </w:r>
+    </w:p>
+    <w:p>
+      <w:pPr>
+        <w:spacing w:line="336" w:lineRule="auto" w:after="180"/>
+        <w:shd w:fill="F1F6FC"/>
+      </w:pPr>
+      <w:r>
+        <w:rPr>
+          <w:b w:val="0"/>
+        </w:rPr>
+        <w:t xml:space="preserve">These invented coordinates let us check geometry exactly; a claim that neighbours share meaning needs </w:t>
+      </w:r>
+      <w:r>
+        <w:rPr>
+          <w:b/>
+        </w:rPr>
+        <w:t>evidence</w:t>
+      </w:r>
+      <w:r>
+        <w:rPr>
+          <w:b w:val="0"/>
+        </w:rPr>
+        <w:t xml:space="preserve"> about how the representation was learned and used.</w:t>
+      </w:r>
+    </w:p>
+    <w:p>
+      <w:pPr>
+        <w:pStyle w:val="Heading3"/>
+      </w:pPr>
+      <w:r>
         <w:t>Practice 2: explain the deciding evidence</w:t>
       </w:r>
     </w:p>
     <w:p>
-      <w:r>
+      <w:pPr>
+        <w:pStyle w:val="Heading3"/>
+      </w:pPr>
+      <w:r>
+        <w:t>Changed case · predict first</w:t>
+      </w:r>
+    </w:p>
+    <w:p>
+      <w:pPr>
+        <w:spacing w:line="336" w:lineRule="auto" w:after="180"/>
+        <w:shd w:fill="F5F1FB"/>
+      </w:pPr>
+      <w:r>
+        <w:rPr>
+          <w:b w:val="0"/>
+        </w:rPr>
         <w:t>Changed-case practice: Move the query to [2, 1]. Which conclusion is supported by the supplied facts?</w:t>
       </w:r>
     </w:p>
     <w:p>
-      <w:r>
-        <w:t>1. We can decide the result without examining the changed input or the procedure.</w:t>
-      </w:r>
-    </w:p>
-    <w:p>
-      <w:r>
-        <w:t>2. This one example guarantees correct results for every future input.</w:t>
-      </w:r>
-    </w:p>
-    <w:p>
-      <w:r>
+      <w:pPr>
+        <w:spacing w:line="336" w:lineRule="auto" w:after="180"/>
+        <w:shd w:fill="F4F9FC"/>
+      </w:pPr>
+      <w:r>
+        <w:rPr>
+          <w:b w:val="0"/>
+        </w:rPr>
+        <w:t xml:space="preserve">1. We can decide the result without examining the changed </w:t>
+      </w:r>
+      <w:r>
+        <w:rPr>
+          <w:b/>
+        </w:rPr>
+        <w:t>input</w:t>
+      </w:r>
+      <w:r>
+        <w:rPr>
+          <w:b w:val="0"/>
+        </w:rPr>
+        <w:t xml:space="preserve"> or the procedure.</w:t>
+      </w:r>
+    </w:p>
+    <w:p>
+      <w:pPr>
+        <w:spacing w:line="336" w:lineRule="auto" w:after="180"/>
+        <w:shd w:fill="F4F9FC"/>
+      </w:pPr>
+      <w:r>
+        <w:rPr>
+          <w:b w:val="0"/>
+        </w:rPr>
+        <w:t xml:space="preserve">2. This one example guarantees correct results for every future </w:t>
+      </w:r>
+      <w:r>
+        <w:rPr>
+          <w:b/>
+        </w:rPr>
+        <w:t>input</w:t>
+      </w:r>
+      <w:r>
+        <w:rPr>
+          <w:b w:val="0"/>
+        </w:rPr>
+        <w:t>.</w:t>
+      </w:r>
+    </w:p>
+    <w:p>
+      <w:pPr>
+        <w:spacing w:line="336" w:lineRule="auto" w:after="180"/>
+        <w:shd w:fill="F4F9FC"/>
+      </w:pPr>
+      <w:r>
+        <w:rPr>
+          <w:b w:val="0"/>
+        </w:rPr>
         <w:t>3. Q becomes nearest with squared distance1; P distance4; R distance10.</w:t>
       </w:r>
     </w:p>
@@ -2784,12 +4176,42 @@
       </w:r>
     </w:p>
     <w:p>
-      <w:r>
+      <w:pPr>
+        <w:pStyle w:val="Heading3"/>
+      </w:pPr>
+      <w:r>
+        <w:t>Hint · try first</w:t>
+      </w:r>
+    </w:p>
+    <w:p>
+      <w:pPr>
+        <w:spacing w:line="336" w:lineRule="auto" w:after="180"/>
+        <w:shd w:fill="F1F6F8"/>
+      </w:pPr>
+      <w:r>
+        <w:rPr>
+          <w:b w:val="0"/>
+        </w:rPr>
         <w:t>Hint if needed: Use the changed condition and the deciding step in the pictorial trace. The answer must say what follows from those facts.</w:t>
       </w:r>
     </w:p>
     <w:p>
-      <w:r>
+      <w:pPr>
+        <w:pStyle w:val="Heading3"/>
+      </w:pPr>
+      <w:r>
+        <w:t>Feedback · compare after trying</w:t>
+      </w:r>
+    </w:p>
+    <w:p>
+      <w:pPr>
+        <w:spacing w:line="336" w:lineRule="auto" w:after="180"/>
+        <w:shd w:fill="F1F6FC"/>
+      </w:pPr>
+      <w:r>
+        <w:rPr>
+          <w:b w:val="0"/>
+        </w:rPr>
         <w:t>After your attempt, compare with the supported explanation: Q becomes nearest with squared distance1; P distance4; R distance10. Changing the query position changes geometric neighbours while the stored table remains fixed.</w:t>
       </w:r>
     </w:p>
@@ -2802,18 +4224,129 @@
       </w:r>
     </w:p>
     <w:p>
-      <w:r>
-        <w:t>Review Sequence representations (ai-5/25). Goal: Encode an ordered sequence with an explicit vocabulary. Short practice: Which record lets the program distinguish the first and last zeros? Point to the relevant step in the picture, then write the changed result and the rule or evidence that supports it.. Return to this week and explain what you changed.</w:t>
-      </w:r>
-    </w:p>
-    <w:p>
-      <w:r>
-        <w:t>Review Training a small image model (ai-5/23). Goal: Trace a complete image model with fixed features and one trained weight. Short practice: Does lower training loss alone establish that four updates generalise better? Point to the relevant step in the picture, then write the changed result and the rule or evidence that supports it.. Return to this week and explain what you changed.</w:t>
-      </w:r>
-    </w:p>
-    <w:p>
-      <w:r>
-        <w:t>Review Image tensors and channels (ai-5/20). Goal: Read a pixel using declared row column and channel axes. Short practice: Where is the bottom green pixel in the first batched image? Point to the relevant step in the picture, then write the changed result and the rule or evidence that supports it.. Return to this week and explain what you changed.</w:t>
+      <w:pPr>
+        <w:spacing w:line="336" w:lineRule="auto" w:after="180"/>
+      </w:pPr>
+      <w:r>
+        <w:rPr>
+          <w:b w:val="0"/>
+        </w:rPr>
+        <w:t>Review Sequence representations (ai-5/25). Goal: Encode an ordered sequence with an explicit vocabulary. Short practice: Which record lets the program distinguish the first and last zeros?</w:t>
+      </w:r>
+    </w:p>
+    <w:p>
+      <w:pPr>
+        <w:spacing w:line="336" w:lineRule="auto" w:after="180"/>
+      </w:pPr>
+      <w:r>
+        <w:rPr>
+          <w:b w:val="0"/>
+        </w:rPr>
+        <w:t xml:space="preserve">Point to the relevant step in the picture, then write the changed result and the rule or </w:t>
+      </w:r>
+      <w:r>
+        <w:rPr>
+          <w:b/>
+        </w:rPr>
+        <w:t>evidence</w:t>
+      </w:r>
+      <w:r>
+        <w:rPr>
+          <w:b w:val="0"/>
+        </w:rPr>
+        <w:t xml:space="preserve"> that supports it.. Return to this week and explain what you changed.</w:t>
+      </w:r>
+    </w:p>
+    <w:p>
+      <w:pPr>
+        <w:spacing w:line="336" w:lineRule="auto" w:after="180"/>
+      </w:pPr>
+      <w:r>
+        <w:rPr>
+          <w:b w:val="0"/>
+        </w:rPr>
+        <w:t xml:space="preserve">Review </w:t>
+      </w:r>
+      <w:r>
+        <w:rPr>
+          <w:b/>
+        </w:rPr>
+        <w:t>Training</w:t>
+      </w:r>
+      <w:r>
+        <w:rPr>
+          <w:b w:val="0"/>
+        </w:rPr>
+        <w:t xml:space="preserve"> a small image model (ai-5/23). Goal: Trace a complete image model with fixed features and one trained weight. Short practice: Does lower </w:t>
+      </w:r>
+      <w:r>
+        <w:rPr>
+          <w:b/>
+        </w:rPr>
+        <w:t>training</w:t>
+      </w:r>
+      <w:r>
+        <w:rPr>
+          <w:b w:val="0"/>
+        </w:rPr>
+        <w:t xml:space="preserve"> loss alone establish that four updates generalise better?</w:t>
+      </w:r>
+    </w:p>
+    <w:p>
+      <w:pPr>
+        <w:spacing w:line="336" w:lineRule="auto" w:after="180"/>
+      </w:pPr>
+      <w:r>
+        <w:rPr>
+          <w:b w:val="0"/>
+        </w:rPr>
+        <w:t xml:space="preserve">Point to the relevant step in the picture, then write the changed result and the rule or </w:t>
+      </w:r>
+      <w:r>
+        <w:rPr>
+          <w:b/>
+        </w:rPr>
+        <w:t>evidence</w:t>
+      </w:r>
+      <w:r>
+        <w:rPr>
+          <w:b w:val="0"/>
+        </w:rPr>
+        <w:t xml:space="preserve"> that supports it.. Return to this week and explain what you changed.</w:t>
+      </w:r>
+    </w:p>
+    <w:p>
+      <w:pPr>
+        <w:spacing w:line="336" w:lineRule="auto" w:after="180"/>
+      </w:pPr>
+      <w:r>
+        <w:rPr>
+          <w:b w:val="0"/>
+        </w:rPr>
+        <w:t>Review Image tensors and channels (ai-5/20). Goal: Read a pixel using declared row column and channel axes. Short practice: Where is the bottom green pixel in the first batched image?</w:t>
+      </w:r>
+    </w:p>
+    <w:p>
+      <w:pPr>
+        <w:spacing w:line="336" w:lineRule="auto" w:after="180"/>
+      </w:pPr>
+      <w:r>
+        <w:rPr>
+          <w:b w:val="0"/>
+        </w:rPr>
+        <w:t xml:space="preserve">Point to the relevant step in the picture, then write the changed result and the rule or </w:t>
+      </w:r>
+      <w:r>
+        <w:rPr>
+          <w:b/>
+        </w:rPr>
+        <w:t>evidence</w:t>
+      </w:r>
+      <w:r>
+        <w:rPr>
+          <w:b w:val="0"/>
+        </w:rPr>
+        <w:t xml:space="preserve"> that supports it.. Return to this week and explain what you changed.</w:t>
       </w:r>
     </w:p>
     <w:p>
@@ -2825,8 +4358,61 @@
       </w:r>
     </w:p>
     <w:p>
-      <w:r>
-        <w:t>The browser lab lets you edit the supported Python examples already included in this lesson. Predict first, run, inspect the actual output or error, change one input, then run again. Keep code, predictions, actual results and a reasoned revision together. On paper, label your result as a trace rather than an execution.</w:t>
+      <w:pPr>
+        <w:spacing w:line="336" w:lineRule="auto" w:after="180"/>
+      </w:pPr>
+      <w:r>
+        <w:rPr>
+          <w:b w:val="0"/>
+        </w:rPr>
+        <w:t xml:space="preserve">The browser lab lets you edit the supported Python examples already included in this lesson. Predict first, run, inspect the actual </w:t>
+      </w:r>
+      <w:r>
+        <w:rPr>
+          <w:b/>
+        </w:rPr>
+        <w:t>output</w:t>
+      </w:r>
+      <w:r>
+        <w:rPr>
+          <w:b w:val="0"/>
+        </w:rPr>
+        <w:t xml:space="preserve"> or error, change one </w:t>
+      </w:r>
+      <w:r>
+        <w:rPr>
+          <w:b/>
+        </w:rPr>
+        <w:t>input</w:t>
+      </w:r>
+      <w:r>
+        <w:rPr>
+          <w:b w:val="0"/>
+        </w:rPr>
+        <w:t>, then run again.</w:t>
+      </w:r>
+    </w:p>
+    <w:p>
+      <w:pPr>
+        <w:spacing w:line="336" w:lineRule="auto" w:after="180"/>
+      </w:pPr>
+      <w:r>
+        <w:rPr>
+          <w:b w:val="0"/>
+        </w:rPr>
+        <w:t xml:space="preserve">Keep code, </w:t>
+      </w:r>
+      <w:r>
+        <w:rPr>
+          <w:b/>
+        </w:rPr>
+        <w:t>prediction</w:t>
+      </w:r>
+      <w:r>
+        <w:rPr>
+          <w:b w:val="0"/>
+        </w:rPr>
+        <w:t>s, actual results and a reasoned revision together. On paper, label your result as a trace rather than an execution.</w:t>
       </w:r>
     </w:p>
     <w:p>
@@ -2838,8 +4424,650 @@
       </w:r>
     </w:p>
     <w:p>
-      <w:r>
-        <w:t>Use Download completed work in the hosted lesson to export your answers, reflections, practice feedback and code-run evidence. Open the HTML copy to read or print it. Drafts stay in this browser when storage is available; clear drafts on a shared device.</w:t>
+      <w:pPr>
+        <w:spacing w:line="336" w:lineRule="auto" w:after="180"/>
+      </w:pPr>
+      <w:r>
+        <w:rPr>
+          <w:b w:val="0"/>
+        </w:rPr>
+        <w:t xml:space="preserve">Use Download completed work in the hosted lesson to export your answers, reflections, practice feedback and code-run </w:t>
+      </w:r>
+      <w:r>
+        <w:rPr>
+          <w:b/>
+        </w:rPr>
+        <w:t>evidence</w:t>
+      </w:r>
+      <w:r>
+        <w:rPr>
+          <w:b w:val="0"/>
+        </w:rPr>
+        <w:t>. Open the HTML copy to read or print it.</w:t>
+      </w:r>
+    </w:p>
+    <w:p>
+      <w:pPr>
+        <w:spacing w:line="336" w:lineRule="auto" w:after="180"/>
+      </w:pPr>
+      <w:r>
+        <w:rPr>
+          <w:b w:val="0"/>
+        </w:rPr>
+        <w:t>Drafts stay in this browser when storage is available; clear drafts on a shared device.</w:t>
+      </w:r>
+    </w:p>
+    <w:p>
+      <w:pPr>
+        <w:pStyle w:val="Heading1"/>
+      </w:pPr>
+      <w:r>
+        <w:t>18. Visual concept journey</w:t>
+      </w:r>
+    </w:p>
+    <w:p>
+      <w:r>
+        <w:t>Explain each Embeddings and neighbourhoods graphic using its labels, deciding evidence and relevant limitation.</w:t>
+      </w:r>
+    </w:p>
+    <w:p>
+      <w:pPr>
+        <w:pStyle w:val="Heading3"/>
+      </w:pPr>
+      <w:r>
+        <w:t>01. Embeddings and neighbourhoods: the case</w:t>
+      </w:r>
+    </w:p>
+    <w:p>
+      <w:r>
+        <w:drawing>
+          <wp:inline xmlns:a="http://schemas.openxmlformats.org/drawingml/2006/main" xmlns:pic="http://schemas.openxmlformats.org/drawingml/2006/picture">
+            <wp:extent cx="5486400" cy="2990088"/>
+            <wp:docPr id="3" name="Picture 3" descr="Measure embedding neighbours without turning numerical proximity into factual certainty. Supplied facts: Toy tableP=[0, 1], Q=[3, 1], R=[1, 4]; query [1, 1]. Use squared Euclidean distance. All inputs and outcomes in this worked example are invented classroom data; no real model run is claimed."/>
+            <wp:cNvGraphicFramePr>
+              <a:graphicFrameLocks noChangeAspect="1"/>
+            </wp:cNvGraphicFramePr>
+            <a:graphic>
+              <a:graphicData uri="http://schemas.openxmlformats.org/drawingml/2006/picture">
+                <pic:pic>
+                  <pic:nvPicPr>
+                    <pic:cNvPr id="0" name="academy-story-ai-5-26-01.png"/>
+                    <pic:cNvPicPr/>
+                  </pic:nvPicPr>
+                  <pic:blipFill>
+                    <a:blip r:embed="rId11"/>
+                    <a:stretch>
+                      <a:fillRect/>
+                    </a:stretch>
+                  </pic:blipFill>
+                  <pic:spPr>
+                    <a:xfrm>
+                      <a:off x="0" y="0"/>
+                      <a:ext cx="5486400" cy="2990088"/>
+                    </a:xfrm>
+                    <a:prstGeom prst="rect"/>
+                  </pic:spPr>
+                </pic:pic>
+              </a:graphicData>
+            </a:graphic>
+          </wp:inline>
+        </w:drawing>
+      </w:r>
+    </w:p>
+    <w:p>
+      <w:pPr>
+        <w:spacing w:line="336" w:lineRule="auto" w:after="180"/>
+      </w:pPr>
+      <w:r>
+        <w:rPr>
+          <w:b w:val="0"/>
+        </w:rPr>
+        <w:t xml:space="preserve">Measure embedding neighbours without turning numerical proximity into factual certainty. Supplied facts: Toy tableP=[0, 1], Q=[3, 1], R=[1, 4]; query [1, 1]. Use </w:t>
+      </w:r>
+      <w:r>
+        <w:rPr>
+          <w:b/>
+        </w:rPr>
+        <w:t>squared Euclidean distance</w:t>
+      </w:r>
+      <w:r>
+        <w:rPr>
+          <w:b w:val="0"/>
+        </w:rPr>
+        <w:t>.</w:t>
+      </w:r>
+    </w:p>
+    <w:p>
+      <w:pPr>
+        <w:spacing w:line="336" w:lineRule="auto" w:after="180"/>
+      </w:pPr>
+      <w:r>
+        <w:rPr>
+          <w:b w:val="0"/>
+        </w:rPr>
+        <w:t xml:space="preserve">All </w:t>
+      </w:r>
+      <w:r>
+        <w:rPr>
+          <w:b/>
+        </w:rPr>
+        <w:t>input</w:t>
+      </w:r>
+      <w:r>
+        <w:rPr>
+          <w:b w:val="0"/>
+        </w:rPr>
+        <w:t>s and outcomes in this worked example are invented classroom data; no real model run is claimed.</w:t>
+      </w:r>
+    </w:p>
+    <w:p>
+      <w:pPr>
+        <w:spacing w:line="336" w:lineRule="auto" w:after="180"/>
+        <w:shd w:fill="F5F1FB"/>
+      </w:pPr>
+      <w:r>
+        <w:rPr>
+          <w:b w:val="0"/>
+        </w:rPr>
+        <w:t>Point to the given fact that matters most. Explain why it matters.</w:t>
+      </w:r>
+    </w:p>
+    <w:p>
+      <w:pPr>
+        <w:pStyle w:val="Heading3"/>
+      </w:pPr>
+      <w:r>
+        <w:t>02. Follow the deciding steps</w:t>
+      </w:r>
+    </w:p>
+    <w:p>
+      <w:r>
+        <w:drawing>
+          <wp:inline xmlns:a="http://schemas.openxmlformats.org/drawingml/2006/main" xmlns:pic="http://schemas.openxmlformats.org/drawingml/2006/picture">
+            <wp:extent cx="5486400" cy="3337560"/>
+            <wp:docPr id="4" name="Picture 4" descr="Distance to P: (1-0)²+(1-1)²=1. → Distances to Q/R: Q distance4; R distance9. → Select neighbour: P is nearest under the declared metric; this is a geometric result, not proof of meaning."/>
+            <wp:cNvGraphicFramePr>
+              <a:graphicFrameLocks noChangeAspect="1"/>
+            </wp:cNvGraphicFramePr>
+            <a:graphic>
+              <a:graphicData uri="http://schemas.openxmlformats.org/drawingml/2006/picture">
+                <pic:pic>
+                  <pic:nvPicPr>
+                    <pic:cNvPr id="0" name="academy-story-ai-5-26-02.png"/>
+                    <pic:cNvPicPr/>
+                  </pic:nvPicPr>
+                  <pic:blipFill>
+                    <a:blip r:embed="rId12"/>
+                    <a:stretch>
+                      <a:fillRect/>
+                    </a:stretch>
+                  </pic:blipFill>
+                  <pic:spPr>
+                    <a:xfrm>
+                      <a:off x="0" y="0"/>
+                      <a:ext cx="5486400" cy="3337560"/>
+                    </a:xfrm>
+                    <a:prstGeom prst="rect"/>
+                  </pic:spPr>
+                </pic:pic>
+              </a:graphicData>
+            </a:graphic>
+          </wp:inline>
+        </w:drawing>
+      </w:r>
+    </w:p>
+    <w:p>
+      <w:pPr>
+        <w:spacing w:line="336" w:lineRule="auto" w:after="180"/>
+      </w:pPr>
+      <w:r>
+        <w:rPr>
+          <w:b w:val="0"/>
+        </w:rPr>
+        <w:t>Distance to P: (1-0)²+(1-1)²=1. → Distances to Q/R: Q distance4; R distance9. → Select neighbour: P is nearest under the declared metric; this is a geometric result, not proof of meaning.</w:t>
+      </w:r>
+    </w:p>
+    <w:p>
+      <w:pPr>
+        <w:spacing w:line="336" w:lineRule="auto" w:after="180"/>
+        <w:shd w:fill="F5F1FB"/>
+      </w:pPr>
+      <w:r>
+        <w:rPr>
+          <w:b w:val="0"/>
+        </w:rPr>
+        <w:t xml:space="preserve">Point to each numbered stage and explain which recorded </w:t>
+      </w:r>
+      <w:r>
+        <w:rPr>
+          <w:b/>
+        </w:rPr>
+        <w:t>input</w:t>
+      </w:r>
+      <w:r>
+        <w:rPr>
+          <w:b w:val="0"/>
+        </w:rPr>
+        <w:t xml:space="preserve"> it uses.</w:t>
+      </w:r>
+    </w:p>
+    <w:p>
+      <w:pPr>
+        <w:pStyle w:val="Heading3"/>
+      </w:pPr>
+      <w:r>
+        <w:t>03. Squared Euclidean embedding distances</w:t>
+      </w:r>
+    </w:p>
+    <w:p>
+      <w:r>
+        <w:drawing>
+          <wp:inline xmlns:a="http://schemas.openxmlformats.org/drawingml/2006/main" xmlns:pic="http://schemas.openxmlformats.org/drawingml/2006/picture">
+            <wp:extent cx="5486400" cy="3938016"/>
+            <wp:docPr id="5" name="Picture 5" descr="Squared Euclidean embedding distances. P: (0, 1). Q: (3, 1). R: (1, 4). Query query: (1, 1). Axes: first embedding coordinate; second embedding coordinate. Distance: Squared Euclidean distance."/>
+            <wp:cNvGraphicFramePr>
+              <a:graphicFrameLocks noChangeAspect="1"/>
+            </wp:cNvGraphicFramePr>
+            <a:graphic>
+              <a:graphicData uri="http://schemas.openxmlformats.org/drawingml/2006/picture">
+                <pic:pic>
+                  <pic:nvPicPr>
+                    <pic:cNvPr id="0" name="academy-story-ai-5-26-03.png"/>
+                    <pic:cNvPicPr/>
+                  </pic:nvPicPr>
+                  <pic:blipFill>
+                    <a:blip r:embed="rId13"/>
+                    <a:stretch>
+                      <a:fillRect/>
+                    </a:stretch>
+                  </pic:blipFill>
+                  <pic:spPr>
+                    <a:xfrm>
+                      <a:off x="0" y="0"/>
+                      <a:ext cx="5486400" cy="3938016"/>
+                    </a:xfrm>
+                    <a:prstGeom prst="rect"/>
+                  </pic:spPr>
+                </pic:pic>
+              </a:graphicData>
+            </a:graphic>
+          </wp:inline>
+        </w:drawing>
+      </w:r>
+    </w:p>
+    <w:p>
+      <w:pPr>
+        <w:spacing w:line="336" w:lineRule="auto" w:after="180"/>
+      </w:pPr>
+      <w:r>
+        <w:rPr>
+          <w:b w:val="0"/>
+        </w:rPr>
+        <w:t xml:space="preserve">Squared Euclidean embedding distances. P: (0, 1). Q: (3, 1). R: (1, 4). Query query: (1, 1). Axes: first embedding coordinate; second embedding coordinate. Distance: </w:t>
+      </w:r>
+      <w:r>
+        <w:rPr>
+          <w:b/>
+        </w:rPr>
+        <w:t>Squared Euclidean distance</w:t>
+      </w:r>
+      <w:r>
+        <w:rPr>
+          <w:b w:val="0"/>
+        </w:rPr>
+        <w:t>.</w:t>
+      </w:r>
+    </w:p>
+    <w:p>
+      <w:pPr>
+        <w:spacing w:line="336" w:lineRule="auto" w:after="180"/>
+        <w:shd w:fill="F5F1FB"/>
+      </w:pPr>
+      <w:r>
+        <w:rPr>
+          <w:b w:val="0"/>
+        </w:rPr>
+        <w:t>Read the labels and values. Explain the relationship the model shows.</w:t>
+      </w:r>
+    </w:p>
+    <w:p>
+      <w:pPr>
+        <w:pStyle w:val="Heading3"/>
+      </w:pPr>
+      <w:r>
+        <w:t>04. Change one thing. Trace what follows.</w:t>
+      </w:r>
+    </w:p>
+    <w:p>
+      <w:r>
+        <w:drawing>
+          <wp:inline xmlns:a="http://schemas.openxmlformats.org/drawingml/2006/main" xmlns:pic="http://schemas.openxmlformats.org/drawingml/2006/picture">
+            <wp:extent cx="5486400" cy="3179064"/>
+            <wp:docPr id="6" name="Picture 6" descr="Original case: P is nearest under the declared metric; this is a geometric result, not proof of meaning. Changed condition: Move the query to [2, 1]. Expected result: Q becomes nearest with squared distance1; P distance4; R distance10. Reason: Changing the query position changes geometric neighbours while the stored table remains fixed."/>
+            <wp:cNvGraphicFramePr>
+              <a:graphicFrameLocks noChangeAspect="1"/>
+            </wp:cNvGraphicFramePr>
+            <a:graphic>
+              <a:graphicData uri="http://schemas.openxmlformats.org/drawingml/2006/picture">
+                <pic:pic>
+                  <pic:nvPicPr>
+                    <pic:cNvPr id="0" name="academy-story-ai-5-26-04.png"/>
+                    <pic:cNvPicPr/>
+                  </pic:nvPicPr>
+                  <pic:blipFill>
+                    <a:blip r:embed="rId14"/>
+                    <a:stretch>
+                      <a:fillRect/>
+                    </a:stretch>
+                  </pic:blipFill>
+                  <pic:spPr>
+                    <a:xfrm>
+                      <a:off x="0" y="0"/>
+                      <a:ext cx="5486400" cy="3179064"/>
+                    </a:xfrm>
+                    <a:prstGeom prst="rect"/>
+                  </pic:spPr>
+                </pic:pic>
+              </a:graphicData>
+            </a:graphic>
+          </wp:inline>
+        </w:drawing>
+      </w:r>
+    </w:p>
+    <w:p>
+      <w:pPr>
+        <w:spacing w:line="336" w:lineRule="auto" w:after="180"/>
+      </w:pPr>
+      <w:r>
+        <w:rPr>
+          <w:b w:val="0"/>
+        </w:rPr>
+        <w:t>Original case: P is nearest under the declared metric; this is a geometric result, not proof of meaning. Changed condition: Move the query to [2, 1].</w:t>
+      </w:r>
+    </w:p>
+    <w:p>
+      <w:pPr>
+        <w:spacing w:line="336" w:lineRule="auto" w:after="180"/>
+      </w:pPr>
+      <w:r>
+        <w:rPr>
+          <w:b w:val="0"/>
+        </w:rPr>
+        <w:t>Expected result: Q becomes nearest with squared distance1; P distance4; R distance10. Reason: Changing the query position changes geometric neighbours while the stored table remains fixed.</w:t>
+      </w:r>
+    </w:p>
+    <w:p>
+      <w:pPr>
+        <w:spacing w:line="336" w:lineRule="auto" w:after="180"/>
+        <w:shd w:fill="F5F1FB"/>
+      </w:pPr>
+      <w:r>
+        <w:rPr>
+          <w:b w:val="0"/>
+        </w:rPr>
+        <w:t>Predict before checking the worked changed-case result. Name what changed and what the supplied facts allow you to conclude.</w:t>
+      </w:r>
+    </w:p>
+    <w:p>
+      <w:pPr>
+        <w:pStyle w:val="Heading3"/>
+      </w:pPr>
+      <w:r>
+        <w:t>05. Connect the explanation to its limit</w:t>
+      </w:r>
+    </w:p>
+    <w:p>
+      <w:r>
+        <w:drawing>
+          <wp:inline xmlns:a="http://schemas.openxmlformats.org/drawingml/2006/main" xmlns:pic="http://schemas.openxmlformats.org/drawingml/2006/picture">
+            <wp:extent cx="5486400" cy="2941320"/>
+            <wp:docPr id="7" name="Picture 7" descr="An embedding stores each item as an ordered vector. Under squared Euclidean distance, subtract matching coordinates, square their differences and add. The smallest total identifies the nearest supplied vector. These invented coordinates let us check geometry exactly; a claim that neighbours share meaning needs evidence about how the representation was learned and used. Limit: Embedding geometry depends on training, metric and scale; proximity does not prove truth, causation or source permission."/>
+            <wp:cNvGraphicFramePr>
+              <a:graphicFrameLocks noChangeAspect="1"/>
+            </wp:cNvGraphicFramePr>
+            <a:graphic>
+              <a:graphicData uri="http://schemas.openxmlformats.org/drawingml/2006/picture">
+                <pic:pic>
+                  <pic:nvPicPr>
+                    <pic:cNvPr id="0" name="academy-story-ai-5-26-05.png"/>
+                    <pic:cNvPicPr/>
+                  </pic:nvPicPr>
+                  <pic:blipFill>
+                    <a:blip r:embed="rId15"/>
+                    <a:stretch>
+                      <a:fillRect/>
+                    </a:stretch>
+                  </pic:blipFill>
+                  <pic:spPr>
+                    <a:xfrm>
+                      <a:off x="0" y="0"/>
+                      <a:ext cx="5486400" cy="2941320"/>
+                    </a:xfrm>
+                    <a:prstGeom prst="rect"/>
+                  </pic:spPr>
+                </pic:pic>
+              </a:graphicData>
+            </a:graphic>
+          </wp:inline>
+        </w:drawing>
+      </w:r>
+    </w:p>
+    <w:p>
+      <w:pPr>
+        <w:spacing w:line="336" w:lineRule="auto" w:after="180"/>
+      </w:pPr>
+      <w:r>
+        <w:rPr>
+          <w:b w:val="0"/>
+        </w:rPr>
+        <w:t xml:space="preserve">An embedding stores each item as an ordered vector. Under </w:t>
+      </w:r>
+      <w:r>
+        <w:rPr>
+          <w:b/>
+        </w:rPr>
+        <w:t>squared Euclidean distance</w:t>
+      </w:r>
+      <w:r>
+        <w:rPr>
+          <w:b w:val="0"/>
+        </w:rPr>
+        <w:t>, subtract matching coordinates, square their differences and add. The smallest total identifies the nearest supplied vector.</w:t>
+      </w:r>
+    </w:p>
+    <w:p>
+      <w:pPr>
+        <w:spacing w:line="336" w:lineRule="auto" w:after="180"/>
+      </w:pPr>
+      <w:r>
+        <w:rPr>
+          <w:b w:val="0"/>
+        </w:rPr>
+        <w:t xml:space="preserve">These invented coordinates let us check geometry exactly; a claim that neighbours share meaning needs </w:t>
+      </w:r>
+      <w:r>
+        <w:rPr>
+          <w:b/>
+        </w:rPr>
+        <w:t>evidence</w:t>
+      </w:r>
+      <w:r>
+        <w:rPr>
+          <w:b w:val="0"/>
+        </w:rPr>
+        <w:t xml:space="preserve"> about how the representation was learned and used.</w:t>
+      </w:r>
+    </w:p>
+    <w:p>
+      <w:pPr>
+        <w:spacing w:line="336" w:lineRule="auto" w:after="180"/>
+      </w:pPr>
+      <w:r>
+        <w:rPr>
+          <w:b w:val="0"/>
+        </w:rPr>
+        <w:t xml:space="preserve">Limit: Embedding geometry depends on </w:t>
+      </w:r>
+      <w:r>
+        <w:rPr>
+          <w:b/>
+        </w:rPr>
+        <w:t>training</w:t>
+      </w:r>
+      <w:r>
+        <w:rPr>
+          <w:b w:val="0"/>
+        </w:rPr>
+        <w:t>, metric and scale; proximity does not prove truth, causation or source permission.</w:t>
+      </w:r>
+    </w:p>
+    <w:p>
+      <w:pPr>
+        <w:spacing w:line="336" w:lineRule="auto" w:after="180"/>
+        <w:shd w:fill="F5F1FB"/>
+      </w:pPr>
+      <w:r>
+        <w:rPr>
+          <w:b w:val="0"/>
+        </w:rPr>
+        <w:t>Explain the case, then point to a limit on the claim.</w:t>
+      </w:r>
+    </w:p>
+    <w:p>
+      <w:pPr>
+        <w:pStyle w:val="Heading3"/>
+      </w:pPr>
+      <w:r>
+        <w:t>06. Make the idea visible in your project</w:t>
+      </w:r>
+    </w:p>
+    <w:p>
+      <w:r>
+        <w:drawing>
+          <wp:inline xmlns:a="http://schemas.openxmlformats.org/drawingml/2006/main" xmlns:pic="http://schemas.openxmlformats.org/drawingml/2006/picture">
+            <wp:extent cx="5486400" cy="3681984"/>
+            <wp:docPr id="8" name="Picture 8" descr="For your Image-pattern Network Investigation, save the input, procedure, observed result and limitation of this check. Label this worked example as practice; use a different, previously unreviewed case when checking independent understanding. Draw your input, deciding step, result and limit. Supported question: What would justify claiming nearby vectors mean related topics? Point to the relevant step in the picture, then write the changed result and the rule or evidence that supports it."/>
+            <wp:cNvGraphicFramePr>
+              <a:graphicFrameLocks noChangeAspect="1"/>
+            </wp:cNvGraphicFramePr>
+            <a:graphic>
+              <a:graphicData uri="http://schemas.openxmlformats.org/drawingml/2006/picture">
+                <pic:pic>
+                  <pic:nvPicPr>
+                    <pic:cNvPr id="0" name="academy-story-ai-5-26-06.png"/>
+                    <pic:cNvPicPr/>
+                  </pic:nvPicPr>
+                  <pic:blipFill>
+                    <a:blip r:embed="rId16"/>
+                    <a:stretch>
+                      <a:fillRect/>
+                    </a:stretch>
+                  </pic:blipFill>
+                  <pic:spPr>
+                    <a:xfrm>
+                      <a:off x="0" y="0"/>
+                      <a:ext cx="5486400" cy="3681984"/>
+                    </a:xfrm>
+                    <a:prstGeom prst="rect"/>
+                  </pic:spPr>
+                </pic:pic>
+              </a:graphicData>
+            </a:graphic>
+          </wp:inline>
+        </w:drawing>
+      </w:r>
+    </w:p>
+    <w:p>
+      <w:pPr>
+        <w:spacing w:line="336" w:lineRule="auto" w:after="180"/>
+      </w:pPr>
+      <w:r>
+        <w:rPr>
+          <w:b w:val="0"/>
+        </w:rPr>
+        <w:t xml:space="preserve">For your Image-pattern Network Investigation, save the </w:t>
+      </w:r>
+      <w:r>
+        <w:rPr>
+          <w:b/>
+        </w:rPr>
+        <w:t>input</w:t>
+      </w:r>
+      <w:r>
+        <w:rPr>
+          <w:b w:val="0"/>
+        </w:rPr>
+        <w:t>, procedure, observed result and limitation of this check.</w:t>
+      </w:r>
+    </w:p>
+    <w:p>
+      <w:pPr>
+        <w:spacing w:line="336" w:lineRule="auto" w:after="180"/>
+      </w:pPr>
+      <w:r>
+        <w:rPr>
+          <w:b w:val="0"/>
+        </w:rPr>
+        <w:t xml:space="preserve">Label this worked example as practice; use a different, previously unreviewed case when checking independent understanding. Draw your </w:t>
+      </w:r>
+      <w:r>
+        <w:rPr>
+          <w:b/>
+        </w:rPr>
+        <w:t>input</w:t>
+      </w:r>
+      <w:r>
+        <w:rPr>
+          <w:b w:val="0"/>
+        </w:rPr>
+        <w:t>, deciding step, result and limit.</w:t>
+      </w:r>
+    </w:p>
+    <w:p>
+      <w:pPr>
+        <w:spacing w:line="336" w:lineRule="auto" w:after="180"/>
+      </w:pPr>
+      <w:r>
+        <w:rPr>
+          <w:b w:val="0"/>
+        </w:rPr>
+        <w:t xml:space="preserve">Supported question: What would justify claiming nearby vectors mean related topics? Point to the relevant step in the picture, then write the changed result and the rule or </w:t>
+      </w:r>
+      <w:r>
+        <w:rPr>
+          <w:b/>
+        </w:rPr>
+        <w:t>evidence</w:t>
+      </w:r>
+      <w:r>
+        <w:rPr>
+          <w:b w:val="0"/>
+        </w:rPr>
+        <w:t xml:space="preserve"> that supports it.</w:t>
+      </w:r>
+    </w:p>
+    <w:p>
+      <w:pPr>
+        <w:spacing w:line="336" w:lineRule="auto" w:after="180"/>
+        <w:shd w:fill="F5F1FB"/>
+      </w:pPr>
+      <w:r>
+        <w:rPr>
+          <w:b w:val="0"/>
+        </w:rPr>
+        <w:t xml:space="preserve">Draw your project trace and justify the deciding step using </w:t>
+      </w:r>
+      <w:r>
+        <w:rPr>
+          <w:b/>
+        </w:rPr>
+        <w:t>evidence</w:t>
+      </w:r>
+      <w:r>
+        <w:rPr>
+          <w:b w:val="0"/>
+        </w:rPr>
+        <w:t>.</w:t>
       </w:r>
     </w:p>
     <w:sectPr>

--- a/downloads/student/ai-5-week-26.docx
+++ b/downloads/student/ai-5-week-26.docx
@@ -905,7 +905,7 @@
         <w:rPr>
           <w:b w:val="0"/>
         </w:rPr>
-        <w:t>: Q becomes nearest with squared distance1; P distance4; R distance10.</w:t>
+        <w:t>: Q becomes nearest with squared distance 1; P distance 4; R distance 10.</w:t>
       </w:r>
     </w:p>
     <w:p>
@@ -1380,7 +1380,7 @@
         <w:rPr>
           <w:b w:val="0"/>
         </w:rPr>
-        <w:t xml:space="preserve">Toy tableP=[0, 1], Q=[3, 1], R=[1, 4]; query [1, 1]. Use </w:t>
+        <w:t xml:space="preserve">Toy table P =[0, 1], Q=[3, 1], R=[1, 4]; query [1, 1]. Use </w:t>
       </w:r>
       <w:r>
         <w:rPr>
@@ -1468,7 +1468,7 @@
         <w:drawing>
           <wp:inline xmlns:a="http://schemas.openxmlformats.org/drawingml/2006/main" xmlns:pic="http://schemas.openxmlformats.org/drawingml/2006/picture">
             <wp:extent cx="5486400" cy="5185229"/>
-            <wp:docPr id="2" name="Picture 2" descr="Embeddings and neighbourhoods. Distance to P: (1-0)²+(1-1)²=1.. Distances to Q/R: Q distance4; R distance9.. Select neighbour: P is nearest under the declared metric; this is a geometric result, not proof of meaning."/>
+            <wp:docPr id="2" name="Picture 2" descr="Embeddings and neighbourhoods. Distance to P: (1-0)²+(1-1)²=1.. Distances to Q/R: Q distance 4; R distance 9.. Select neighbour: P is nearest under the declared metric; this is a geometric result, not proof of meaning."/>
             <wp:cNvGraphicFramePr>
               <a:graphicFrameLocks noChangeAspect="1"/>
             </wp:cNvGraphicFramePr>
@@ -1581,7 +1581,7 @@
           </w:tcPr>
           <w:p>
             <w:r>
-              <w:t>Q distance4; R distance9.</w:t>
+              <w:t>Q distance 4; R distance 9.</w:t>
             </w:r>
           </w:p>
         </w:tc>
@@ -4139,7 +4139,7 @@
         <w:rPr>
           <w:b w:val="0"/>
         </w:rPr>
-        <w:t>3. Q becomes nearest with squared distance1; P distance4; R distance10.</w:t>
+        <w:t>3. Q becomes nearest with squared distance 1; P distance 4; R distance 10.</w:t>
       </w:r>
     </w:p>
     <w:p>
@@ -4212,7 +4212,7 @@
         <w:rPr>
           <w:b w:val="0"/>
         </w:rPr>
-        <w:t>After your attempt, compare with the supported explanation: Q becomes nearest with squared distance1; P distance4; R distance10. Changing the query position changes geometric neighbours while the stored table remains fixed.</w:t>
+        <w:t>After your attempt, compare with the supported explanation: Q becomes nearest with squared distance 1; P distance 4; R distance 10. Changing the query position changes geometric neighbours while the stored table remains fixed.</w:t>
       </w:r>
     </w:p>
     <w:p>
@@ -4483,7 +4483,7 @@
         <w:drawing>
           <wp:inline xmlns:a="http://schemas.openxmlformats.org/drawingml/2006/main" xmlns:pic="http://schemas.openxmlformats.org/drawingml/2006/picture">
             <wp:extent cx="5486400" cy="2990088"/>
-            <wp:docPr id="3" name="Picture 3" descr="Measure embedding neighbours without turning numerical proximity into factual certainty. Supplied facts: Toy tableP=[0, 1], Q=[3, 1], R=[1, 4]; query [1, 1]. Use squared Euclidean distance. All inputs and outcomes in this worked example are invented classroom data; no real model run is claimed."/>
+            <wp:docPr id="3" name="Picture 3" descr="Measure embedding neighbours without turning numerical proximity into factual certainty. Supplied facts: Toy table P =[0, 1], Q=[3, 1], R=[1, 4]; query [1, 1]. Use squared Euclidean distance. All inputs and outcomes in this worked example are invented classroom data; no real model run is claimed."/>
             <wp:cNvGraphicFramePr>
               <a:graphicFrameLocks noChangeAspect="1"/>
             </wp:cNvGraphicFramePr>
@@ -4522,7 +4522,7 @@
         <w:rPr>
           <w:b w:val="0"/>
         </w:rPr>
-        <w:t xml:space="preserve">Measure embedding neighbours without turning numerical proximity into factual certainty. Supplied facts: Toy tableP=[0, 1], Q=[3, 1], R=[1, 4]; query [1, 1]. Use </w:t>
+        <w:t xml:space="preserve">Measure embedding neighbours without turning numerical proximity into factual certainty. Supplied facts: Toy table P =[0, 1], Q=[3, 1], R=[1, 4]; query [1, 1]. Use </w:t>
       </w:r>
       <w:r>
         <w:rPr>
@@ -4585,7 +4585,7 @@
         <w:drawing>
           <wp:inline xmlns:a="http://schemas.openxmlformats.org/drawingml/2006/main" xmlns:pic="http://schemas.openxmlformats.org/drawingml/2006/picture">
             <wp:extent cx="5486400" cy="3337560"/>
-            <wp:docPr id="4" name="Picture 4" descr="Distance to P: (1-0)²+(1-1)²=1. → Distances to Q/R: Q distance4; R distance9. → Select neighbour: P is nearest under the declared metric; this is a geometric result, not proof of meaning."/>
+            <wp:docPr id="4" name="Picture 4" descr="Distance to P: (1-0)²+(1-1)²=1. → Distances to Q/R: Q distance 4; R distance 9. → Select neighbour: P is nearest under the declared metric; this is a geometric result, not proof of meaning."/>
             <wp:cNvGraphicFramePr>
               <a:graphicFrameLocks noChangeAspect="1"/>
             </wp:cNvGraphicFramePr>
@@ -4624,7 +4624,7 @@
         <w:rPr>
           <w:b w:val="0"/>
         </w:rPr>
-        <w:t>Distance to P: (1-0)²+(1-1)²=1. → Distances to Q/R: Q distance4; R distance9. → Select neighbour: P is nearest under the declared metric; this is a geometric result, not proof of meaning.</w:t>
+        <w:t>Distance to P: (1-0)²+(1-1)²=1. → Distances to Q/R: Q distance 4; R distance 9. → Select neighbour: P is nearest under the declared metric; this is a geometric result, not proof of meaning.</w:t>
       </w:r>
     </w:p>
     <w:p>
@@ -4743,7 +4743,7 @@
         <w:drawing>
           <wp:inline xmlns:a="http://schemas.openxmlformats.org/drawingml/2006/main" xmlns:pic="http://schemas.openxmlformats.org/drawingml/2006/picture">
             <wp:extent cx="5486400" cy="3179064"/>
-            <wp:docPr id="6" name="Picture 6" descr="Original case: P is nearest under the declared metric; this is a geometric result, not proof of meaning. Changed condition: Move the query to [2, 1]. Expected result: Q becomes nearest with squared distance1; P distance4; R distance10. Reason: Changing the query position changes geometric neighbours while the stored table remains fixed."/>
+            <wp:docPr id="6" name="Picture 6" descr="Original case: P is nearest under the declared metric; this is a geometric result, not proof of meaning. Changed condition: Move the query to [2, 1]. Expected result: Q becomes nearest with squared distance 1; P distance 4; R distance 10. Reason: Changing the query position changes geometric neighbours while the stored table remains fixed."/>
             <wp:cNvGraphicFramePr>
               <a:graphicFrameLocks noChangeAspect="1"/>
             </wp:cNvGraphicFramePr>
@@ -4793,7 +4793,7 @@
         <w:rPr>
           <w:b w:val="0"/>
         </w:rPr>
-        <w:t>Expected result: Q becomes nearest with squared distance1; P distance4; R distance10. Reason: Changing the query position changes geometric neighbours while the stored table remains fixed.</w:t>
+        <w:t>Expected result: Q becomes nearest with squared distance 1; P distance 4; R distance 10. Reason: Changing the query position changes geometric neighbours while the stored table remains fixed.</w:t>
       </w:r>
     </w:p>
     <w:p>

--- a/downloads/student/ai-5-week-26.docx
+++ b/downloads/student/ai-5-week-26.docx
@@ -25,12 +25,17 @@
         <w:pStyle w:val="Heading1"/>
       </w:pPr>
       <w:r>
-        <w:t>Before you start</w:t>
-      </w:r>
-    </w:p>
-    <w:p>
-      <w:r>
-        <w:t>Why should numerical differences between token IDs not be treated as differences in meaning?</w:t>
+        <w:t>Look up the row. Keep the mask. Measure the candidates. Retain the tie.</w:t>
+      </w:r>
+    </w:p>
+    <w:p>
+      <w:r>
+        <w:t>Trace embedding representations and geometric neighbours without inventing semantic evidence.</w:t>
+      </w:r>
+    </w:p>
+    <w:p>
+      <w:r>
+        <w:t>Complete table/sequence lookup → all-candidate distance table and graph → separate query movement → isolated row fitting → executable audit → independent new table.</w:t>
       </w:r>
     </w:p>
     <w:p>
@@ -38,20 +43,20 @@
         <w:pStyle w:val="Heading1"/>
       </w:pPr>
       <w:r>
-        <w:t>01. Your mission</w:t>
-      </w:r>
-    </w:p>
-    <w:p>
-      <w:r>
-        <w:t>Start with the target: Look up a vector using a token ID and preserve sequence shape. Try the recall before opening notes.</w:t>
-      </w:r>
-    </w:p>
-    <w:p>
-      <w:pPr>
-        <w:pStyle w:val="Heading3"/>
-      </w:pPr>
-      <w:r>
-        <w:t>Your learning target</w:t>
+        <w:t>01. Which row does the ID select,and which candidate is actually nearest?</w:t>
+      </w:r>
+    </w:p>
+    <w:p>
+      <w:r>
+        <w:t>Keep table version,mask,distance and candidate policy with every result.</w:t>
+      </w:r>
+    </w:p>
+    <w:p>
+      <w:pPr>
+        <w:pStyle w:val="Heading2"/>
+      </w:pPr>
+      <w:r>
+        <w:t>Learning goals</w:t>
       </w:r>
     </w:p>
     <w:p>
@@ -89,10 +94,10 @@
     </w:p>
     <w:p>
       <w:pPr>
-        <w:pStyle w:val="Heading3"/>
-      </w:pPr>
-      <w:r>
-        <w:t>Remember before reading</w:t>
+        <w:pStyle w:val="Heading2"/>
+      </w:pPr>
+      <w:r>
+        <w:t>Retrieve sequence IDs and real-position masks</w:t>
       </w:r>
     </w:p>
     <w:p>
@@ -176,6 +181,100 @@
     </w:p>
     <w:p>
       <w:pPr>
+        <w:pStyle w:val="Heading2"/>
+      </w:pPr>
+      <w:r>
+        <w:t>Prerequisite and starting response</w:t>
+      </w:r>
+    </w:p>
+    <w:p>
+      <w:pPr>
+        <w:pStyle w:val="ListBullet"/>
+      </w:pPr>
+      <w:r>
+        <w:t>Why should numerical differences between token IDs not be treated as differences in meaning?</w:t>
+      </w:r>
+    </w:p>
+    <w:p>
+      <w:pPr>
+        <w:pStyle w:val="Heading3"/>
+      </w:pPr>
+      <w:r>
+        <w:t>My starting explanation</w:t>
+      </w:r>
+    </w:p>
+    <w:p>
+      <w:r>
+        <w:t>________________________________________________________________</w:t>
+      </w:r>
+    </w:p>
+    <w:p>
+      <w:r>
+        <w:t>________________________________________________________________</w:t>
+      </w:r>
+    </w:p>
+    <w:p>
+      <w:r>
+        <w:t>________________________________________________________________</w:t>
+      </w:r>
+    </w:p>
+    <w:p>
+      <w:pPr>
+        <w:pStyle w:val="Heading2"/>
+      </w:pPr>
+      <w:r>
+        <w:t>End goal</w:t>
+      </w:r>
+    </w:p>
+    <w:p>
+      <w:pPr>
+        <w:spacing w:line="336" w:lineRule="auto" w:after="180"/>
+      </w:pPr>
+      <w:r>
+        <w:rPr>
+          <w:b w:val="0"/>
+        </w:rPr>
+        <w:t xml:space="preserve">By the end, I can explain embeddings and </w:t>
+      </w:r>
+      <w:r>
+        <w:rPr>
+          <w:b/>
+        </w:rPr>
+        <w:t>neighbourhood</w:t>
+      </w:r>
+      <w:r>
+        <w:rPr>
+          <w:b w:val="0"/>
+        </w:rPr>
+        <w:t>s using a traced example and a stated limitation.</w:t>
+      </w:r>
+    </w:p>
+    <w:p>
+      <w:pPr>
+        <w:pStyle w:val="Heading2"/>
+      </w:pPr>
+      <w:r>
+        <w:t>Earlier wording, alternatives and picture transcripts · reference / check after trying</w:t>
+      </w:r>
+    </w:p>
+    <w:p>
+      <w:pPr>
+        <w:pStyle w:val="Heading3"/>
+      </w:pPr>
+      <w:r>
+        <w:t>Your learning target</w:t>
+      </w:r>
+    </w:p>
+    <w:p>
+      <w:pPr>
+        <w:pStyle w:val="Heading3"/>
+      </w:pPr>
+      <w:r>
+        <w:t>Remember before reading</w:t>
+      </w:r>
+    </w:p>
+    <w:p>
+      <w:pPr>
         <w:spacing w:line="336" w:lineRule="auto" w:after="180"/>
       </w:pPr>
       <w:r>
@@ -228,81 +327,31 @@
     </w:p>
     <w:p>
       <w:pPr>
-        <w:spacing w:line="336" w:lineRule="auto" w:after="180"/>
-        <w:shd w:fill="F5F1FB"/>
-      </w:pPr>
-      <w:r>
-        <w:rPr>
-          <w:b w:val="0"/>
-        </w:rPr>
-        <w:t>Why should numerical differences between token IDs not be treated as differences in meaning?</w:t>
-      </w:r>
-    </w:p>
-    <w:p>
-      <w:pPr>
         <w:pStyle w:val="Heading3"/>
       </w:pPr>
       <w:r>
-        <w:t>My starting explanation</w:t>
-      </w:r>
-    </w:p>
-    <w:p>
-      <w:r>
-        <w:t>________________________________________________________________</w:t>
-      </w:r>
-    </w:p>
-    <w:p>
-      <w:r>
-        <w:t>________________________________________________________________</w:t>
-      </w:r>
-    </w:p>
-    <w:p>
-      <w:r>
-        <w:t>________________________________________________________________</w:t>
-      </w:r>
-    </w:p>
-    <w:p>
-      <w:pPr>
-        <w:pStyle w:val="Heading3"/>
-      </w:pPr>
-      <w:r>
         <w:t>This week’s end goal</w:t>
       </w:r>
     </w:p>
     <w:p>
       <w:pPr>
-        <w:spacing w:line="336" w:lineRule="auto" w:after="180"/>
-      </w:pPr>
-      <w:r>
-        <w:rPr>
-          <w:b w:val="0"/>
-        </w:rPr>
-        <w:t xml:space="preserve">By the end, I can explain embeddings and </w:t>
-      </w:r>
-      <w:r>
-        <w:rPr>
-          <w:b/>
-        </w:rPr>
-        <w:t>neighbourhood</w:t>
-      </w:r>
-      <w:r>
-        <w:rPr>
-          <w:b w:val="0"/>
-        </w:rPr>
-        <w:t>s using a traced example and a stated limitation.</w:t>
-      </w:r>
-    </w:p>
-    <w:p>
-      <w:pPr>
         <w:pStyle w:val="Heading1"/>
       </w:pPr>
       <w:r>
-        <w:t>02. Notice the evidence</w:t>
-      </w:r>
-    </w:p>
-    <w:p>
-      <w:r>
-        <w:t>Investigate the supplied Embeddings and neighbourhoods case. Separate observations, given facts and assumptions before choosing an explanation.</w:t>
+        <w:t>02. Look up a vector without changing its sequence position</w:t>
+      </w:r>
+    </w:p>
+    <w:p>
+      <w:r>
+        <w:t>Six rows and two coordinates per row describe the table;four positions describe the example sequence.</w:t>
+      </w:r>
+    </w:p>
+    <w:p>
+      <w:pPr>
+        <w:pStyle w:val="Heading2"/>
+      </w:pPr>
+      <w:r>
+        <w:t>Constructed original table and vocabulary mapping</w:t>
       </w:r>
     </w:p>
     <w:p>
@@ -568,6 +617,240 @@
     </w:tbl>
     <w:p>
       <w:pPr>
+        <w:pStyle w:val="Heading2"/>
+      </w:pPr>
+      <w:r>
+        <w:t>Complete four-position lookup</w:t>
+      </w:r>
+    </w:p>
+    <w:tbl>
+      <w:tblPr>
+        <w:tblStyle w:val="LightShading-Accent1"/>
+        <w:tblW w:type="auto" w:w="0"/>
+        <w:tblLook w:firstColumn="1" w:firstRow="1" w:lastColumn="0" w:lastRow="0" w:noHBand="0" w:noVBand="1" w:val="04A0"/>
+      </w:tblPr>
+      <w:tblGrid>
+        <w:gridCol w:w="2556"/>
+        <w:gridCol w:w="2556"/>
+        <w:gridCol w:w="2556"/>
+        <w:gridCol w:w="2556"/>
+      </w:tblGrid>
+      <w:tr>
+        <w:trPr>
+          <w:tblHeader/>
+        </w:trPr>
+        <w:tc>
+          <w:tcPr>
+            <w:tcW w:type="dxa" w:w="2556"/>
+          </w:tcPr>
+          <w:p>
+            <w:r>
+              <w:t>GO STOP with two padding slots</w:t>
+            </w:r>
+          </w:p>
+        </w:tc>
+        <w:tc>
+          <w:tcPr>
+            <w:tcW w:type="dxa" w:w="2556"/>
+          </w:tcPr>
+          <w:p>
+            <w:r>
+              <w:t>Token ID</w:t>
+            </w:r>
+          </w:p>
+        </w:tc>
+        <w:tc>
+          <w:tcPr>
+            <w:tcW w:type="dxa" w:w="2556"/>
+          </w:tcPr>
+          <w:p>
+            <w:r>
+              <w:t>Looked-up vector</w:t>
+            </w:r>
+          </w:p>
+        </w:tc>
+        <w:tc>
+          <w:tcPr>
+            <w:tcW w:type="dxa" w:w="2556"/>
+          </w:tcPr>
+          <w:p>
+            <w:r>
+              <w:t>Mask</w:t>
+            </w:r>
+          </w:p>
+        </w:tc>
+      </w:tr>
+      <w:tr>
+        <w:tc>
+          <w:tcPr>
+            <w:tcW w:type="dxa" w:w="2556"/>
+          </w:tcPr>
+          <w:p>
+            <w:r>
+              <w:t>Position0:GO</w:t>
+            </w:r>
+          </w:p>
+        </w:tc>
+        <w:tc>
+          <w:tcPr>
+            <w:tcW w:type="dxa" w:w="2556"/>
+          </w:tcPr>
+          <w:p>
+            <w:r>
+              <w:t>2</w:t>
+            </w:r>
+          </w:p>
+        </w:tc>
+        <w:tc>
+          <w:tcPr>
+            <w:tcW w:type="dxa" w:w="2556"/>
+          </w:tcPr>
+          <w:p>
+            <w:r>
+              <w:t>[2, 0]</w:t>
+            </w:r>
+          </w:p>
+        </w:tc>
+        <w:tc>
+          <w:tcPr>
+            <w:tcW w:type="dxa" w:w="2556"/>
+          </w:tcPr>
+          <w:p>
+            <w:r>
+              <w:t>1</w:t>
+            </w:r>
+          </w:p>
+        </w:tc>
+      </w:tr>
+      <w:tr>
+        <w:tc>
+          <w:tcPr>
+            <w:tcW w:type="dxa" w:w="2556"/>
+          </w:tcPr>
+          <w:p>
+            <w:r>
+              <w:t>Position1:STOP</w:t>
+            </w:r>
+          </w:p>
+        </w:tc>
+        <w:tc>
+          <w:tcPr>
+            <w:tcW w:type="dxa" w:w="2556"/>
+          </w:tcPr>
+          <w:p>
+            <w:r>
+              <w:t>4</w:t>
+            </w:r>
+          </w:p>
+        </w:tc>
+        <w:tc>
+          <w:tcPr>
+            <w:tcW w:type="dxa" w:w="2556"/>
+          </w:tcPr>
+          <w:p>
+            <w:r>
+              <w:t>[0, 2]</w:t>
+            </w:r>
+          </w:p>
+        </w:tc>
+        <w:tc>
+          <w:tcPr>
+            <w:tcW w:type="dxa" w:w="2556"/>
+          </w:tcPr>
+          <w:p>
+            <w:r>
+              <w:t>1</w:t>
+            </w:r>
+          </w:p>
+        </w:tc>
+      </w:tr>
+      <w:tr>
+        <w:tc>
+          <w:tcPr>
+            <w:tcW w:type="dxa" w:w="2556"/>
+          </w:tcPr>
+          <w:p>
+            <w:r>
+              <w:t>Position2:PAD</w:t>
+            </w:r>
+          </w:p>
+        </w:tc>
+        <w:tc>
+          <w:tcPr>
+            <w:tcW w:type="dxa" w:w="2556"/>
+          </w:tcPr>
+          <w:p>
+            <w:r>
+              <w:t>0</w:t>
+            </w:r>
+          </w:p>
+        </w:tc>
+        <w:tc>
+          <w:tcPr>
+            <w:tcW w:type="dxa" w:w="2556"/>
+          </w:tcPr>
+          <w:p>
+            <w:r>
+              <w:t>[0, 0]</w:t>
+            </w:r>
+          </w:p>
+        </w:tc>
+        <w:tc>
+          <w:tcPr>
+            <w:tcW w:type="dxa" w:w="2556"/>
+          </w:tcPr>
+          <w:p>
+            <w:r>
+              <w:t>0</w:t>
+            </w:r>
+          </w:p>
+        </w:tc>
+      </w:tr>
+      <w:tr>
+        <w:tc>
+          <w:tcPr>
+            <w:tcW w:type="dxa" w:w="2556"/>
+          </w:tcPr>
+          <w:p>
+            <w:r>
+              <w:t>Position3:PAD</w:t>
+            </w:r>
+          </w:p>
+        </w:tc>
+        <w:tc>
+          <w:tcPr>
+            <w:tcW w:type="dxa" w:w="2556"/>
+          </w:tcPr>
+          <w:p>
+            <w:r>
+              <w:t>0</w:t>
+            </w:r>
+          </w:p>
+        </w:tc>
+        <w:tc>
+          <w:tcPr>
+            <w:tcW w:type="dxa" w:w="2556"/>
+          </w:tcPr>
+          <w:p>
+            <w:r>
+              <w:t>[0, 0]</w:t>
+            </w:r>
+          </w:p>
+        </w:tc>
+        <w:tc>
+          <w:tcPr>
+            <w:tcW w:type="dxa" w:w="2556"/>
+          </w:tcPr>
+          <w:p>
+            <w:r>
+              <w:t>0</w:t>
+            </w:r>
+          </w:p>
+        </w:tc>
+      </w:tr>
+    </w:tbl>
+    <w:p>
+      <w:pPr>
         <w:spacing w:line="336" w:lineRule="auto" w:after="180"/>
       </w:pPr>
       <w:r>
@@ -602,6 +885,14 @@
     </w:p>
     <w:p>
       <w:pPr>
+        <w:pStyle w:val="Heading2"/>
+      </w:pPr>
+      <w:r>
+        <w:t>Keep the real-position mask in a vector average</w:t>
+      </w:r>
+    </w:p>
+    <w:p>
+      <w:pPr>
         <w:spacing w:line="336" w:lineRule="auto" w:after="180"/>
       </w:pPr>
       <w:r>
@@ -624,6 +915,14 @@
     </w:p>
     <w:p>
       <w:pPr>
+        <w:pStyle w:val="Heading2"/>
+      </w:pPr>
+      <w:r>
+        <w:t>Name given and missing facts</w:t>
+      </w:r>
+    </w:p>
+    <w:p>
+      <w:pPr>
         <w:pStyle w:val="Heading3"/>
       </w:pPr>
       <w:r>
@@ -650,12 +949,20 @@
         <w:pStyle w:val="Heading1"/>
       </w:pPr>
       <w:r>
-        <w:t>03. See how it works</w:t>
-      </w:r>
-    </w:p>
-    <w:p>
-      <w:r>
-        <w:t>Follow the mechanism for Embeddings and neighbourhoods. Connect each labelled input, deciding step and result.</w:t>
+        <w:t>03. Calculate every matching-coordinate difference and retain all ties</w:t>
+      </w:r>
+    </w:p>
+    <w:p>
+      <w:r>
+        <w:t>Nearest means nearest under this table,metric and candidate set.</w:t>
+      </w:r>
+    </w:p>
+    <w:p>
+      <w:pPr>
+        <w:pStyle w:val="Heading2"/>
+      </w:pPr>
+      <w:r>
+        <w:t>Complete squared-distance definition</w:t>
       </w:r>
     </w:p>
     <w:p>
@@ -690,6 +997,386 @@
           <w:b w:val="0"/>
         </w:rPr>
         <w:t>TURN is therefore the nearest of those three under this table and metric.</w:t>
+      </w:r>
+    </w:p>
+    <w:p>
+      <w:pPr>
+        <w:pStyle w:val="Heading2"/>
+      </w:pPr>
+      <w:r>
+        <w:t>Both complete query/candidate comparisons</w:t>
+      </w:r>
+    </w:p>
+    <w:tbl>
+      <w:tblPr>
+        <w:tblStyle w:val="LightShading-Accent1"/>
+        <w:tblW w:type="auto" w:w="0"/>
+        <w:tblLook w:firstColumn="1" w:firstRow="1" w:lastColumn="0" w:lastRow="0" w:noHBand="0" w:noVBand="1" w:val="04A0"/>
+      </w:tblPr>
+      <w:tblGrid>
+        <w:gridCol w:w="2556"/>
+        <w:gridCol w:w="2556"/>
+        <w:gridCol w:w="2556"/>
+        <w:gridCol w:w="2556"/>
+      </w:tblGrid>
+      <w:tr>
+        <w:trPr>
+          <w:tblHeader/>
+        </w:trPr>
+        <w:tc>
+          <w:tcPr>
+            <w:tcW w:type="dxa" w:w="2556"/>
+          </w:tcPr>
+          <w:p>
+            <w:r>
+              <w:t>Candidate in original table</w:t>
+            </w:r>
+          </w:p>
+        </w:tc>
+        <w:tc>
+          <w:tcPr>
+            <w:tcW w:type="dxa" w:w="2556"/>
+          </w:tcPr>
+          <w:p>
+            <w:r>
+              <w:t>Vector</w:t>
+            </w:r>
+          </w:p>
+        </w:tc>
+        <w:tc>
+          <w:tcPr>
+            <w:tcW w:type="dxa" w:w="2556"/>
+          </w:tcPr>
+          <w:p>
+            <w:r>
+              <w:t>Squared distance from GO[2, 0]</w:t>
+            </w:r>
+          </w:p>
+        </w:tc>
+        <w:tc>
+          <w:tcPr>
+            <w:tcW w:type="dxa" w:w="2556"/>
+          </w:tcPr>
+          <w:p>
+            <w:r>
+              <w:t>Squared distance from query[1, 0]</w:t>
+            </w:r>
+          </w:p>
+        </w:tc>
+      </w:tr>
+      <w:tr>
+        <w:tc>
+          <w:tcPr>
+            <w:tcW w:type="dxa" w:w="2556"/>
+          </w:tcPr>
+          <w:p>
+            <w:r>
+              <w:t>GO</w:t>
+            </w:r>
+          </w:p>
+        </w:tc>
+        <w:tc>
+          <w:tcPr>
+            <w:tcW w:type="dxa" w:w="2556"/>
+          </w:tcPr>
+          <w:p>
+            <w:r>
+              <w:t>[2, 0]</w:t>
+            </w:r>
+          </w:p>
+        </w:tc>
+        <w:tc>
+          <w:tcPr>
+            <w:tcW w:type="dxa" w:w="2556"/>
+          </w:tcPr>
+          <w:p>
+            <w:r>
+              <w:t>Excluded self</w:t>
+            </w:r>
+          </w:p>
+        </w:tc>
+        <w:tc>
+          <w:tcPr>
+            <w:tcW w:type="dxa" w:w="2556"/>
+          </w:tcPr>
+          <w:p>
+            <w:r>
+              <w:t>1</w:t>
+            </w:r>
+          </w:p>
+        </w:tc>
+      </w:tr>
+      <w:tr>
+        <w:tc>
+          <w:tcPr>
+            <w:tcW w:type="dxa" w:w="2556"/>
+          </w:tcPr>
+          <w:p>
+            <w:r>
+              <w:t>TURN</w:t>
+            </w:r>
+          </w:p>
+        </w:tc>
+        <w:tc>
+          <w:tcPr>
+            <w:tcW w:type="dxa" w:w="2556"/>
+          </w:tcPr>
+          <w:p>
+            <w:r>
+              <w:t>[1, 1]</w:t>
+            </w:r>
+          </w:p>
+        </w:tc>
+        <w:tc>
+          <w:tcPr>
+            <w:tcW w:type="dxa" w:w="2556"/>
+          </w:tcPr>
+          <w:p>
+            <w:r>
+              <w:t>2</w:t>
+            </w:r>
+          </w:p>
+        </w:tc>
+        <w:tc>
+          <w:tcPr>
+            <w:tcW w:type="dxa" w:w="2556"/>
+          </w:tcPr>
+          <w:p>
+            <w:r>
+              <w:t>1</w:t>
+            </w:r>
+          </w:p>
+        </w:tc>
+      </w:tr>
+      <w:tr>
+        <w:tc>
+          <w:tcPr>
+            <w:tcW w:type="dxa" w:w="2556"/>
+          </w:tcPr>
+          <w:p>
+            <w:r>
+              <w:t>STOP</w:t>
+            </w:r>
+          </w:p>
+        </w:tc>
+        <w:tc>
+          <w:tcPr>
+            <w:tcW w:type="dxa" w:w="2556"/>
+          </w:tcPr>
+          <w:p>
+            <w:r>
+              <w:t>[0, 2]</w:t>
+            </w:r>
+          </w:p>
+        </w:tc>
+        <w:tc>
+          <w:tcPr>
+            <w:tcW w:type="dxa" w:w="2556"/>
+          </w:tcPr>
+          <w:p>
+            <w:r>
+              <w:t>8</w:t>
+            </w:r>
+          </w:p>
+        </w:tc>
+        <w:tc>
+          <w:tcPr>
+            <w:tcW w:type="dxa" w:w="2556"/>
+          </w:tcPr>
+          <w:p>
+            <w:r>
+              <w:t>5</w:t>
+            </w:r>
+          </w:p>
+        </w:tc>
+      </w:tr>
+      <w:tr>
+        <w:tc>
+          <w:tcPr>
+            <w:tcW w:type="dxa" w:w="2556"/>
+          </w:tcPr>
+          <w:p>
+            <w:r>
+              <w:t>WAIT</w:t>
+            </w:r>
+          </w:p>
+        </w:tc>
+        <w:tc>
+          <w:tcPr>
+            <w:tcW w:type="dxa" w:w="2556"/>
+          </w:tcPr>
+          <w:p>
+            <w:r>
+              <w:t>[0, 1]</w:t>
+            </w:r>
+          </w:p>
+        </w:tc>
+        <w:tc>
+          <w:tcPr>
+            <w:tcW w:type="dxa" w:w="2556"/>
+          </w:tcPr>
+          <w:p>
+            <w:r>
+              <w:t>5</w:t>
+            </w:r>
+          </w:p>
+        </w:tc>
+        <w:tc>
+          <w:tcPr>
+            <w:tcW w:type="dxa" w:w="2556"/>
+          </w:tcPr>
+          <w:p>
+            <w:r>
+              <w:t>2</w:t>
+            </w:r>
+          </w:p>
+        </w:tc>
+      </w:tr>
+      <w:tr>
+        <w:tc>
+          <w:tcPr>
+            <w:tcW w:type="dxa" w:w="2556"/>
+          </w:tcPr>
+          <w:p>
+            <w:r>
+              <w:t>PAD /UNK</w:t>
+            </w:r>
+          </w:p>
+        </w:tc>
+        <w:tc>
+          <w:tcPr>
+            <w:tcW w:type="dxa" w:w="2556"/>
+          </w:tcPr>
+          <w:p>
+            <w:r>
+              <w:t>[0, 0]/[−1, −1]</w:t>
+            </w:r>
+          </w:p>
+        </w:tc>
+        <w:tc>
+          <w:tcPr>
+            <w:tcW w:type="dxa" w:w="2556"/>
+          </w:tcPr>
+          <w:p>
+            <w:r>
+              <w:t>Excluded reserved roles</w:t>
+            </w:r>
+          </w:p>
+        </w:tc>
+        <w:tc>
+          <w:tcPr>
+            <w:tcW w:type="dxa" w:w="2556"/>
+          </w:tcPr>
+          <w:p>
+            <w:r>
+              <w:t>Excluded reserved roles</w:t>
+            </w:r>
+          </w:p>
+        </w:tc>
+      </w:tr>
+    </w:tbl>
+    <w:p>
+      <w:pPr>
+        <w:pStyle w:val="Heading2"/>
+      </w:pPr>
+      <w:r>
+        <w:t>Labelled original-table tie and excluded entries</w:t>
+      </w:r>
+    </w:p>
+    <w:p>
+      <w:r>
+        <w:drawing>
+          <wp:inline xmlns:a="http://schemas.openxmlformats.org/drawingml/2006/main" xmlns:pic="http://schemas.openxmlformats.org/drawingml/2006/picture">
+            <wp:extent cx="3293026" cy="3200400"/>
+            <wp:docPr id="1" name="Picture 1" descr="Original toy vectors and query[1,0]on equal-scale axes. GO[2,0]and TURN[1,1]each have squared distance1;WAIT[0,1]has2and STOP[0,2]has5. PAD[0,0]is also distance1but explicitly excluded as a reserved candidate;UNK[-1,-1]also excluded. Both valid nearest candidates are retained."/>
+            <wp:cNvGraphicFramePr>
+              <a:graphicFrameLocks noChangeAspect="1"/>
+            </wp:cNvGraphicFramePr>
+            <a:graphic>
+              <a:graphicData uri="http://schemas.openxmlformats.org/drawingml/2006/picture">
+                <pic:pic>
+                  <pic:nvPicPr>
+                    <pic:cNvPr id="0" name="ai-5-26-embedding-neighbour-tie.png"/>
+                    <pic:cNvPicPr/>
+                  </pic:nvPicPr>
+                  <pic:blipFill>
+                    <a:blip r:embed="rId9"/>
+                    <a:stretch>
+                      <a:fillRect/>
+                    </a:stretch>
+                  </pic:blipFill>
+                  <pic:spPr>
+                    <a:xfrm>
+                      <a:off x="0" y="0"/>
+                      <a:ext cx="3293026" cy="3200400"/>
+                    </a:xfrm>
+                    <a:prstGeom prst="rect"/>
+                  </pic:spPr>
+                </pic:pic>
+              </a:graphicData>
+            </a:graphic>
+          </wp:inline>
+        </w:drawing>
+      </w:r>
+    </w:p>
+    <w:p>
+      <w:pPr>
+        <w:pStyle w:val="Heading2"/>
+      </w:pPr>
+      <w:r>
+        <w:t>Candidate,precision and finite-input contract</w:t>
+      </w:r>
+    </w:p>
+    <w:p>
+      <w:pPr>
+        <w:spacing w:line="336" w:lineRule="auto" w:after="180"/>
+      </w:pPr>
+      <w:r>
+        <w:rPr>
+          <w:b w:val="0"/>
+        </w:rPr>
+        <w:t>For a named-token query GO, exclude GO itself as well as reserved PAD/UNKroles. For the arbitrary query[1, 0], use all four regular candidates; it is not a named token in the table. nearest returns every exact nearest tie, sorted only for display. These integer coordinates make exact ties checkable; other numerical experiments need a declared precision policy.</w:t>
+      </w:r>
+    </w:p>
+    <w:p>
+      <w:pPr>
+        <w:spacing w:line="336" w:lineRule="auto" w:after="180"/>
+      </w:pPr>
+      <w:r>
+        <w:rPr>
+          <w:b w:val="0"/>
+        </w:rPr>
+        <w:t>The functions check nonempty/equal dimensions and nonempty candidates but assume finite numeric components. All coordinates in this original table were hand-chosen.</w:t>
+      </w:r>
+    </w:p>
+    <w:p>
+      <w:pPr>
+        <w:spacing w:line="336" w:lineRule="auto" w:after="180"/>
+      </w:pPr>
+      <w:r>
+        <w:rPr>
+          <w:b w:val="0"/>
+        </w:rPr>
+        <w:t>The candidate set excludes PAD, UNK and the query token itself. Otherwise a query would normally retrieve itself at distance zero.</w:t>
+      </w:r>
+    </w:p>
+    <w:p>
+      <w:pPr>
+        <w:spacing w:line="336" w:lineRule="auto" w:after="180"/>
+      </w:pPr>
+      <w:r>
+        <w:rPr>
+          <w:b w:val="0"/>
+        </w:rPr>
+        <w:t>This code assumes finite numeric components and uses exact ties, appropriate for these integer examples. Floating-point comparisons in other experiments need a declared precision policy.</w:t>
+      </w:r>
+    </w:p>
+    <w:p>
+      <w:pPr>
+        <w:pStyle w:val="Heading2"/>
+      </w:pPr>
+      <w:r>
+        <w:t>Runnable geometry with visible results</w:t>
       </w:r>
     </w:p>
     <w:p>
@@ -734,36 +1421,23 @@
         <w:t xml:space="preserve">              if name != "GO"}</w:t>
         <w:br/>
         <w:t>assert nearest(table[2], candidates) == ["TURN"]</w:t>
-      </w:r>
-    </w:p>
-    <w:p>
-      <w:pPr>
-        <w:spacing w:line="336" w:lineRule="auto" w:after="180"/>
-      </w:pPr>
-      <w:r>
-        <w:rPr>
-          <w:b w:val="0"/>
-        </w:rPr>
-        <w:t>The candidate set excludes PAD, UNK and the query token itself. Otherwise a query would normally retrieve itself at distance zero.</w:t>
-      </w:r>
-    </w:p>
-    <w:p>
-      <w:pPr>
-        <w:spacing w:line="336" w:lineRule="auto" w:after="180"/>
-      </w:pPr>
-      <w:r>
-        <w:rPr>
-          <w:b w:val="0"/>
-        </w:rPr>
-        <w:t>This code assumes finite numeric components and uses exact ties, appropriate for these integer examples. Floating-point comparisons in other experiments need a declared precision policy.</w:t>
-      </w:r>
-    </w:p>
-    <w:p>
-      <w:pPr>
-        <w:pStyle w:val="Heading3"/>
-      </w:pPr>
-      <w:r>
-        <w:t>Connect the picture and the explanation</w:t>
+        <w:br/>
+        <w:t>print('GO query nearest among TURN/STOP/WAIT',nearest(table[2],candidates))</w:t>
+        <w:br/>
+        <w:t>regular={name:table[i] for name,i in known.items()}</w:t>
+        <w:br/>
+        <w:t>print('query [1,0] squared distances',{name:distance2([1,0],v) for name,v in regular.items()})</w:t>
+        <w:br/>
+        <w:t>print('query [1,0] all nearest ties',nearest([1,0],regular))</w:t>
+        <w:br/>
+      </w:r>
+    </w:p>
+    <w:p>
+      <w:pPr>
+        <w:pStyle w:val="Heading2"/>
+      </w:pPr>
+      <w:r>
+        <w:t>Connect each diagram value to the sum of squares</w:t>
       </w:r>
     </w:p>
     <w:p>
@@ -791,15 +1465,99 @@
     </w:p>
     <w:p>
       <w:pPr>
+        <w:pStyle w:val="Heading2"/>
+      </w:pPr>
+      <w:r>
+        <w:t>Reference: original assertion-only neighbour code · reference / check after trying</w:t>
+      </w:r>
+    </w:p>
+    <w:p>
+      <w:r>
+        <w:rPr>
+          <w:rFonts w:ascii="Courier New" w:hAnsi="Courier New"/>
+          <w:sz w:val="18"/>
+        </w:rPr>
+        <w:t>table = [[0, 0], [-1, -1], [2, 0],</w:t>
+        <w:br/>
+        <w:t xml:space="preserve">         [1, 1], [0, 2], [0, 1]]</w:t>
+        <w:br/>
+        <w:t>known = {"GO": 2, "TURN": 3, "STOP": 4, "WAIT": 5}</w:t>
+        <w:br/>
+        <w:br/>
+        <w:t>def distance2(a, b):</w:t>
+        <w:br/>
+        <w:t xml:space="preserve">    if len(a) != len(b) or not a:</w:t>
+        <w:br/>
+        <w:t xml:space="preserve">        raise ValueError("Need equal nonempty dimensions")</w:t>
+        <w:br/>
+        <w:t xml:space="preserve">    return sum((x - y)**2 for x, y in zip(a, b))</w:t>
+        <w:br/>
+        <w:br/>
+        <w:t>def nearest(query, candidates):</w:t>
+        <w:br/>
+        <w:t xml:space="preserve">    if not candidates:</w:t>
+        <w:br/>
+        <w:t xml:space="preserve">        raise ValueError("Need candidates")</w:t>
+        <w:br/>
+        <w:t xml:space="preserve">    scores = {name: distance2(query, vector)</w:t>
+        <w:br/>
+        <w:t xml:space="preserve">              for name, vector in candidates.items()}</w:t>
+        <w:br/>
+        <w:t xml:space="preserve">    best = min(scores.values())</w:t>
+        <w:br/>
+        <w:t xml:space="preserve">    return sorted(name for name, d in scores.items() if d == best)</w:t>
+        <w:br/>
+        <w:br/>
+        <w:t>candidates = {name: table[i] for name, i in known.items()</w:t>
+        <w:br/>
+        <w:t xml:space="preserve">              if name != "GO"}</w:t>
+        <w:br/>
+        <w:t>assert nearest(table[2], candidates) == ["TURN"]</w:t>
+      </w:r>
+    </w:p>
+    <w:p>
+      <w:pPr>
+        <w:pStyle w:val="Heading2"/>
+      </w:pPr>
+      <w:r>
+        <w:t>Earlier wording, alternatives and picture transcripts · reference / check after trying</w:t>
+      </w:r>
+    </w:p>
+    <w:p>
+      <w:pPr>
+        <w:pStyle w:val="Heading3"/>
+      </w:pPr>
+      <w:r>
+        <w:t>Connect the picture and the explanation</w:t>
+      </w:r>
+    </w:p>
+    <w:p>
+      <w:pPr>
         <w:pStyle w:val="Heading1"/>
       </w:pPr>
       <w:r>
-        <w:t>04. Compare the cases</w:t>
-      </w:r>
-    </w:p>
-    <w:p>
-      <w:r>
-        <w:t>Compare the supplied cases for Embeddings and neighbourhoods. Identify the detail that changes the conclusion.</w:t>
+        <w:t>04. Change the query while keeping the table fixed</w:t>
+      </w:r>
+    </w:p>
+    <w:p>
+      <w:r>
+        <w:t>A new geometric neighbour is not evidence that a word changed meaning.</w:t>
+      </w:r>
+    </w:p>
+    <w:p>
+      <w:pPr>
+        <w:pStyle w:val="Heading2"/>
+      </w:pPr>
+      <w:r>
+        <w:t>Current distance/tie task</w:t>
+      </w:r>
+    </w:p>
+    <w:p>
+      <w:pPr>
+        <w:pStyle w:val="ListBullet"/>
+      </w:pPr>
+      <w:r>
+        <w:t>For query [1, 0], compute squared distances to GO, TURN, STOP and WAIT in the original table. Return all nearest candidates.</w:t>
       </w:r>
     </w:p>
     <w:p>
@@ -807,93 +1565,61 @@
         <w:pStyle w:val="Heading3"/>
       </w:pPr>
       <w:r>
-        <w:t>Compare a familiar case with a changed case</w:t>
+        <w:t>Keep the procedure fixed. Explain what changed in the inputs and result.</w:t>
+      </w:r>
+    </w:p>
+    <w:p>
+      <w:r>
+        <w:t>________________________________________________________________</w:t>
+      </w:r>
+    </w:p>
+    <w:p>
+      <w:r>
+        <w:t>________________________________________________________________</w:t>
+      </w:r>
+    </w:p>
+    <w:p>
+      <w:r>
+        <w:t>________________________________________________________________</w:t>
+      </w:r>
+    </w:p>
+    <w:p>
+      <w:r>
+        <w:t>________________________________________________________________</w:t>
+      </w:r>
+    </w:p>
+    <w:p>
+      <w:r>
+        <w:t>________________________________________________________________</w:t>
+      </w:r>
+    </w:p>
+    <w:p>
+      <w:pPr>
+        <w:pStyle w:val="Heading2"/>
+      </w:pPr>
+      <w:r>
+        <w:t>Predict the pictured query move</w:t>
+      </w:r>
+    </w:p>
+    <w:p>
+      <w:pPr>
+        <w:pStyle w:val="ListBullet"/>
+      </w:pPr>
+      <w:r>
+        <w:t>Change: Move the query to [2, 1].</w:t>
+      </w:r>
+    </w:p>
+    <w:p>
+      <w:pPr>
+        <w:pStyle w:val="Heading2"/>
+      </w:pPr>
+      <w:r>
+        <w:t>Check after predicting · reference / check after trying</w:t>
       </w:r>
     </w:p>
     <w:p>
       <w:pPr>
         <w:spacing w:line="336" w:lineRule="auto" w:after="180"/>
-      </w:pPr>
-      <w:r>
-        <w:rPr>
-          <w:b w:val="0"/>
-        </w:rPr>
-        <w:t>For query [1, 0], compute squared distances to GO, TURN, STOP and WAIT in the original table. Return all nearest candidates.</w:t>
-      </w:r>
-    </w:p>
-    <w:p>
-      <w:pPr>
-        <w:pStyle w:val="Heading3"/>
-      </w:pPr>
-      <w:r>
-        <w:t>Keep the procedure fixed. Explain what changed in the inputs and result.</w:t>
-      </w:r>
-    </w:p>
-    <w:p>
-      <w:r>
-        <w:t>________________________________________________________________</w:t>
-      </w:r>
-    </w:p>
-    <w:p>
-      <w:r>
-        <w:t>________________________________________________________________</w:t>
-      </w:r>
-    </w:p>
-    <w:p>
-      <w:r>
-        <w:t>________________________________________________________________</w:t>
-      </w:r>
-    </w:p>
-    <w:p>
-      <w:r>
-        <w:t>________________________________________________________________</w:t>
-      </w:r>
-    </w:p>
-    <w:p>
-      <w:r>
-        <w:t>________________________________________________________________</w:t>
-      </w:r>
-    </w:p>
-    <w:p>
-      <w:pPr>
-        <w:pStyle w:val="Heading3"/>
-      </w:pPr>
-      <w:r>
-        <w:t>Change one thing in the pictured case</w:t>
-      </w:r>
-    </w:p>
-    <w:p>
-      <w:pPr>
-        <w:pStyle w:val="Heading3"/>
-      </w:pPr>
-      <w:r>
-        <w:t>Change one thing</w:t>
-      </w:r>
-    </w:p>
-    <w:p>
-      <w:pPr>
-        <w:spacing w:line="336" w:lineRule="auto" w:after="180"/>
-        <w:shd w:fill="F5F1FB"/>
-      </w:pPr>
-      <w:r>
-        <w:rPr>
-          <w:b w:val="0"/>
-        </w:rPr>
-        <w:t>Change: Move the query to [2, 1].</w:t>
-      </w:r>
-    </w:p>
-    <w:p>
-      <w:pPr>
-        <w:pStyle w:val="Heading3"/>
-      </w:pPr>
-      <w:r>
-        <w:t>Predicted result</w:t>
-      </w:r>
-    </w:p>
-    <w:p>
-      <w:pPr>
-        <w:spacing w:line="336" w:lineRule="auto" w:after="180"/>
-        <w:shd w:fill="F1F6FC"/>
       </w:pPr>
       <w:r>
         <w:rPr>
@@ -910,16 +1636,7 @@
     </w:p>
     <w:p>
       <w:pPr>
-        <w:pStyle w:val="Heading3"/>
-      </w:pPr>
-      <w:r>
-        <w:t>Why the result follows</w:t>
-      </w:r>
-    </w:p>
-    <w:p>
-      <w:pPr>
         <w:spacing w:line="336" w:lineRule="auto" w:after="180"/>
-        <w:shd w:fill="F1F6FC"/>
       </w:pPr>
       <w:r>
         <w:rPr>
@@ -930,15 +1647,167 @@
     </w:p>
     <w:p>
       <w:pPr>
+        <w:pStyle w:val="Heading2"/>
+      </w:pPr>
+      <w:r>
+        <w:t>Earlier wording, alternatives and picture transcripts · reference / check after trying</w:t>
+      </w:r>
+    </w:p>
+    <w:p>
+      <w:pPr>
+        <w:pStyle w:val="Heading3"/>
+      </w:pPr>
+      <w:r>
+        <w:t>Compare a familiar case with a changed case</w:t>
+      </w:r>
+    </w:p>
+    <w:p>
+      <w:pPr>
+        <w:pStyle w:val="Heading3"/>
+      </w:pPr>
+      <w:r>
+        <w:t>Change one thing in the pictured case</w:t>
+      </w:r>
+    </w:p>
+    <w:p>
+      <w:pPr>
         <w:pStyle w:val="Heading1"/>
       </w:pPr>
       <w:r>
-        <w:t>05. Words that unlock the idea</w:t>
-      </w:r>
-    </w:p>
-    <w:p>
-      <w:r>
-        <w:t>Use the vocabulary of Embeddings and neighbourhoods to explain a concrete decision, rather than only memorising definitions.</w:t>
+        <w:t>06. See how a query move changes a geometric neighbourhood</w:t>
+      </w:r>
+    </w:p>
+    <w:p>
+      <w:r>
+        <w:t>Name the table and query before comparing the distances.</w:t>
+      </w:r>
+    </w:p>
+    <w:p>
+      <w:pPr>
+        <w:pStyle w:val="Heading2"/>
+      </w:pPr>
+      <w:r>
+        <w:t>Complete separate pictured vectors and scope</w:t>
+      </w:r>
+    </w:p>
+    <w:p>
+      <w:pPr>
+        <w:spacing w:line="336" w:lineRule="auto" w:after="180"/>
+      </w:pPr>
+      <w:r>
+        <w:rPr>
+          <w:b w:val="0"/>
+        </w:rPr>
+        <w:t>Measure embedding neighbours without turning numerical proximity into factual certainty.</w:t>
+      </w:r>
+    </w:p>
+    <w:p>
+      <w:pPr>
+        <w:spacing w:line="336" w:lineRule="auto" w:after="180"/>
+      </w:pPr>
+      <w:r>
+        <w:rPr>
+          <w:b w:val="0"/>
+        </w:rPr>
+        <w:t xml:space="preserve">Toy table P =[0, 1], Q=[3, 1], R=[1, 4]; query [1, 1]. Use </w:t>
+      </w:r>
+      <w:r>
+        <w:rPr>
+          <w:b/>
+        </w:rPr>
+        <w:t>squared Euclidean distance</w:t>
+      </w:r>
+      <w:r>
+        <w:rPr>
+          <w:b w:val="0"/>
+        </w:rPr>
+        <w:t>.</w:t>
+      </w:r>
+    </w:p>
+    <w:p>
+      <w:pPr>
+        <w:spacing w:line="336" w:lineRule="auto" w:after="180"/>
+      </w:pPr>
+      <w:r>
+        <w:rPr>
+          <w:b w:val="0"/>
+        </w:rPr>
+        <w:t xml:space="preserve">All </w:t>
+      </w:r>
+      <w:r>
+        <w:rPr>
+          <w:b/>
+        </w:rPr>
+        <w:t>input</w:t>
+      </w:r>
+      <w:r>
+        <w:rPr>
+          <w:b w:val="0"/>
+        </w:rPr>
+        <w:t>s and outcomes in this worked example are invented classroom data; no real model run is claimed.</w:t>
+      </w:r>
+    </w:p>
+    <w:p>
+      <w:pPr>
+        <w:spacing w:line="336" w:lineRule="auto" w:after="180"/>
+      </w:pPr>
+      <w:r>
+        <w:rPr>
+          <w:b w:val="0"/>
+        </w:rPr>
+        <w:t>The picture is a separate three-vector table:P[0, 1], Q[3, 1], R[1, 4]. Query[1, 1]has squared distances 1, 4, 9, so P is nearest. Move only the query to[2, 1]:distances 4, 1, 10, so Q is nearest. The original GO/TURN/STOP/WAITtable is unchanged and uses different coordinates/names. Both examples establish declared geometry, not factual truth, topic identity or a useful substitution rule.</w:t>
+      </w:r>
+    </w:p>
+    <w:p>
+      <w:pPr>
+        <w:pStyle w:val="Heading2"/>
+      </w:pPr>
+      <w:r>
+        <w:t>Trace all original query distances</w:t>
+      </w:r>
+    </w:p>
+    <w:p>
+      <w:r>
+        <w:drawing>
+          <wp:inline xmlns:a="http://schemas.openxmlformats.org/drawingml/2006/main" xmlns:pic="http://schemas.openxmlformats.org/drawingml/2006/picture">
+            <wp:extent cx="5486400" cy="3337560"/>
+            <wp:docPr id="2" name="Picture 2" descr="Distance to P: (1-0)²+(1-1)²=1. → Distances to Q/R: Q distance 4; R distance 9. → Select neighbour: P is nearest under the declared metric; this is a geometric result, not proof of meaning."/>
+            <wp:cNvGraphicFramePr>
+              <a:graphicFrameLocks noChangeAspect="1"/>
+            </wp:cNvGraphicFramePr>
+            <a:graphic>
+              <a:graphicData uri="http://schemas.openxmlformats.org/drawingml/2006/picture">
+                <pic:pic>
+                  <pic:nvPicPr>
+                    <pic:cNvPr id="0" name="academy-story-ai-5-26-02.png"/>
+                    <pic:cNvPicPr/>
+                  </pic:nvPicPr>
+                  <pic:blipFill>
+                    <a:blip r:embed="rId10"/>
+                    <a:stretch>
+                      <a:fillRect/>
+                    </a:stretch>
+                  </pic:blipFill>
+                  <pic:spPr>
+                    <a:xfrm>
+                      <a:off x="0" y="0"/>
+                      <a:ext cx="5486400" cy="3337560"/>
+                    </a:xfrm>
+                    <a:prstGeom prst="rect"/>
+                  </pic:spPr>
+                </pic:pic>
+              </a:graphicData>
+            </a:graphic>
+          </wp:inline>
+        </w:drawing>
+      </w:r>
+    </w:p>
+    <w:p>
+      <w:pPr>
+        <w:pStyle w:val="Heading3"/>
+      </w:pPr>
+      <w:r>
+        <w:t>Read the picture one step at a time</w:t>
       </w:r>
     </w:p>
     <w:tbl>
@@ -961,7 +1830,7 @@
           </w:tcPr>
           <w:p>
             <w:r>
-              <w:t>Word</w:t>
+              <w:t>Step</w:t>
             </w:r>
           </w:p>
         </w:tc>
@@ -971,7 +1840,7 @@
           </w:tcPr>
           <w:p>
             <w:r>
-              <w:t>Meaning</w:t>
+              <w:t>What happens and why</w:t>
             </w:r>
           </w:p>
         </w:tc>
@@ -983,7 +1852,7 @@
           </w:tcPr>
           <w:p>
             <w:r>
-              <w:t>Embedding table</w:t>
+              <w:t>1. Distance to P</w:t>
             </w:r>
           </w:p>
         </w:tc>
@@ -993,7 +1862,7 @@
           </w:tcPr>
           <w:p>
             <w:r>
-              <w:t>A table assigning a fixed-length numerical vector to each token ID</w:t>
+              <w:t>(1-0)²+(1-1)²=1.</w:t>
             </w:r>
           </w:p>
         </w:tc>
@@ -1005,7 +1874,7 @@
           </w:tcPr>
           <w:p>
             <w:r>
-              <w:t>Embedding dimension</w:t>
+              <w:t>2. Distances to Q/R</w:t>
             </w:r>
           </w:p>
         </w:tc>
@@ -1015,7 +1884,7 @@
           </w:tcPr>
           <w:p>
             <w:r>
-              <w:t>The number of components in each embedding vector</w:t>
+              <w:t>Q distance 4; R distance 9.</w:t>
             </w:r>
           </w:p>
         </w:tc>
@@ -1027,7 +1896,7 @@
           </w:tcPr>
           <w:p>
             <w:r>
-              <w:t>Neighbourhood</w:t>
+              <w:t>3. Select neighbour</w:t>
             </w:r>
           </w:p>
         </w:tc>
@@ -1037,68 +1906,153 @@
           </w:tcPr>
           <w:p>
             <w:r>
-              <w:t>Nearby candidates under a stated representation and distance rule</w:t>
-            </w:r>
-          </w:p>
-        </w:tc>
-      </w:tr>
-      <w:tr>
-        <w:tc>
-          <w:tcPr>
-            <w:tcW w:type="dxa" w:w="5112"/>
-          </w:tcPr>
-          <w:p>
-            <w:r>
-              <w:t>Squared Euclidean distance</w:t>
-            </w:r>
-          </w:p>
-        </w:tc>
-        <w:tc>
-          <w:tcPr>
-            <w:tcW w:type="dxa" w:w="5112"/>
-          </w:tcPr>
-          <w:p>
-            <w:r>
-              <w:t>The sum of squared component differences between two vectors</w:t>
+              <w:t>P is nearest under the declared metric; this is a geometric result, not proof of meaning.</w:t>
             </w:r>
           </w:p>
         </w:tc>
       </w:tr>
     </w:tbl>
     <w:p>
-      <w:pPr>
-        <w:pStyle w:val="Heading3"/>
-      </w:pPr>
-      <w:r>
-        <w:t>Use two terms to explain a step in this week’s example.</w:t>
-      </w:r>
-    </w:p>
-    <w:p>
-      <w:r>
-        <w:t>________________________________________________________________</w:t>
-      </w:r>
-    </w:p>
-    <w:p>
-      <w:r>
-        <w:t>________________________________________________________________</w:t>
-      </w:r>
-    </w:p>
-    <w:p>
-      <w:r>
-        <w:t>________________________________________________________________</w:t>
-      </w:r>
-    </w:p>
-    <w:p>
-      <w:pPr>
-        <w:pStyle w:val="Heading1"/>
-      </w:pPr>
-      <w:r>
-        <w:t>06. Follow a worked example</w:t>
-      </w:r>
-    </w:p>
-    <w:p>
-      <w:r>
-        <w:t>Follow the worked trace for Embeddings and neighbourhoods, predict a step, then compare with its explanation.</w:t>
+      <w:r>
+        <w:t>Match each pictured step to the supplied facts. This is a worked teaching case, not an independent assessment.</w:t>
+      </w:r>
+    </w:p>
+    <w:p>
+      <w:pPr>
+        <w:spacing w:line="336" w:lineRule="auto" w:after="180"/>
+      </w:pPr>
+      <w:r>
+        <w:rPr>
+          <w:b w:val="0"/>
+        </w:rPr>
+        <w:t xml:space="preserve">An embedding stores each item as an ordered vector. Under </w:t>
+      </w:r>
+      <w:r>
+        <w:rPr>
+          <w:b/>
+        </w:rPr>
+        <w:t>squared Euclidean distance</w:t>
+      </w:r>
+      <w:r>
+        <w:rPr>
+          <w:b w:val="0"/>
+        </w:rPr>
+        <w:t>, subtract matching coordinates, square their differences and add. The smallest total identifies the nearest supplied vector.</w:t>
+      </w:r>
+    </w:p>
+    <w:p>
+      <w:pPr>
+        <w:spacing w:line="336" w:lineRule="auto" w:after="180"/>
+      </w:pPr>
+      <w:r>
+        <w:rPr>
+          <w:b w:val="0"/>
+        </w:rPr>
+        <w:t xml:space="preserve">These invented coordinates let us check geometry exactly; a claim that neighbours share meaning needs </w:t>
+      </w:r>
+      <w:r>
+        <w:rPr>
+          <w:b/>
+        </w:rPr>
+        <w:t>evidence</w:t>
+      </w:r>
+      <w:r>
+        <w:rPr>
+          <w:b w:val="0"/>
+        </w:rPr>
+        <w:t xml:space="preserve"> about how the representation was learned and used.</w:t>
+      </w:r>
+    </w:p>
+    <w:p>
+      <w:pPr>
+        <w:pStyle w:val="Heading2"/>
+      </w:pPr>
+      <w:r>
+        <w:t>Predict the query move</w:t>
+      </w:r>
+    </w:p>
+    <w:p>
+      <w:pPr>
+        <w:pStyle w:val="ListBullet"/>
+      </w:pPr>
+      <w:r>
+        <w:t>Change one thing: Move the query to [2, 1]. Predict the result before checking the explanation. What remains the same?</w:t>
+      </w:r>
+    </w:p>
+    <w:p>
+      <w:pPr>
+        <w:pStyle w:val="Heading2"/>
+      </w:pPr>
+      <w:r>
+        <w:t>Check after predicting · reference / check after trying</w:t>
+      </w:r>
+    </w:p>
+    <w:p>
+      <w:r>
+        <w:drawing>
+          <wp:inline xmlns:a="http://schemas.openxmlformats.org/drawingml/2006/main" xmlns:pic="http://schemas.openxmlformats.org/drawingml/2006/picture">
+            <wp:extent cx="5486400" cy="3179064"/>
+            <wp:docPr id="3" name="Picture 3" descr="Original case: P is nearest under the declared metric; this is a geometric result, not proof of meaning. Changed condition: Move the query to [2, 1]. Expected result: Q becomes nearest with squared distance 1; P distance 4; R distance 10. Reason: Changing the query position changes geometric neighbours while the stored table remains fixed."/>
+            <wp:cNvGraphicFramePr>
+              <a:graphicFrameLocks noChangeAspect="1"/>
+            </wp:cNvGraphicFramePr>
+            <a:graphic>
+              <a:graphicData uri="http://schemas.openxmlformats.org/drawingml/2006/picture">
+                <pic:pic>
+                  <pic:nvPicPr>
+                    <pic:cNvPr id="0" name="academy-story-ai-5-26-04.png"/>
+                    <pic:cNvPicPr/>
+                  </pic:nvPicPr>
+                  <pic:blipFill>
+                    <a:blip r:embed="rId11"/>
+                    <a:stretch>
+                      <a:fillRect/>
+                    </a:stretch>
+                  </pic:blipFill>
+                  <pic:spPr>
+                    <a:xfrm>
+                      <a:off x="0" y="0"/>
+                      <a:ext cx="5486400" cy="3179064"/>
+                    </a:xfrm>
+                    <a:prstGeom prst="rect"/>
+                  </pic:spPr>
+                </pic:pic>
+              </a:graphicData>
+            </a:graphic>
+          </wp:inline>
+        </w:drawing>
+      </w:r>
+    </w:p>
+    <w:p>
+      <w:pPr>
+        <w:pStyle w:val="Heading2"/>
+      </w:pPr>
+      <w:r>
+        <w:t>Explain evidence needed beyond invented geometry</w:t>
+      </w:r>
+    </w:p>
+    <w:p>
+      <w:pPr>
+        <w:pStyle w:val="ListBullet"/>
+      </w:pPr>
+      <w:r>
+        <w:t>Embedding geometry depends on training, metric and scale; proximity does not prove truth, causation or source permission.</w:t>
+      </w:r>
+    </w:p>
+    <w:p>
+      <w:pPr>
+        <w:pStyle w:val="ListBullet"/>
+      </w:pPr>
+      <w:r>
+        <w:t>Read the labelled picture: What would justify claiming nearby vectors mean related topics? Point to the relevant step in the picture, then write the changed result and the rule or evidence that supports it.</w:t>
+      </w:r>
+    </w:p>
+    <w:p>
+      <w:pPr>
+        <w:pStyle w:val="Heading2"/>
+      </w:pPr>
+      <w:r>
+        <w:t>Try STOP as a query in the original table</w:t>
       </w:r>
     </w:p>
     <w:p>
@@ -1319,6 +2273,14 @@
     </w:p>
     <w:p>
       <w:pPr>
+        <w:pStyle w:val="Heading2"/>
+      </w:pPr>
+      <w:r>
+        <w:t>Earlier wording, alternatives and picture transcripts · reference / check after trying</w:t>
+      </w:r>
+    </w:p>
+    <w:p>
+      <w:pPr>
         <w:pStyle w:val="Heading3"/>
       </w:pPr>
       <w:r>
@@ -1346,85 +2308,10 @@
     </w:p>
     <w:p>
       <w:pPr>
-        <w:spacing w:line="336" w:lineRule="auto" w:after="180"/>
-      </w:pPr>
-      <w:r>
-        <w:rPr>
-          <w:b w:val="0"/>
-        </w:rPr>
-        <w:t>Measure embedding neighbours without turning numerical proximity into factual certainty.</w:t>
-      </w:r>
-    </w:p>
-    <w:p>
-      <w:pPr>
         <w:pStyle w:val="Heading3"/>
       </w:pPr>
       <w:r>
         <w:t>The facts we will use</w:t>
-      </w:r>
-    </w:p>
-    <w:p>
-      <w:pPr>
-        <w:pStyle w:val="Heading3"/>
-      </w:pPr>
-      <w:r>
-        <w:t>Supplied facts</w:t>
-      </w:r>
-    </w:p>
-    <w:p>
-      <w:pPr>
-        <w:spacing w:line="336" w:lineRule="auto" w:after="180"/>
-        <w:shd w:fill="F1F6FC"/>
-      </w:pPr>
-      <w:r>
-        <w:rPr>
-          <w:b w:val="0"/>
-        </w:rPr>
-        <w:t xml:space="preserve">Toy table P =[0, 1], Q=[3, 1], R=[1, 4]; query [1, 1]. Use </w:t>
-      </w:r>
-      <w:r>
-        <w:rPr>
-          <w:b/>
-        </w:rPr>
-        <w:t>squared Euclidean distance</w:t>
-      </w:r>
-      <w:r>
-        <w:rPr>
-          <w:b w:val="0"/>
-        </w:rPr>
-        <w:t>.</w:t>
-      </w:r>
-    </w:p>
-    <w:p>
-      <w:pPr>
-        <w:pStyle w:val="Heading3"/>
-      </w:pPr>
-      <w:r>
-        <w:t>Supplied facts</w:t>
-      </w:r>
-    </w:p>
-    <w:p>
-      <w:pPr>
-        <w:spacing w:line="336" w:lineRule="auto" w:after="180"/>
-        <w:shd w:fill="F1F6FC"/>
-      </w:pPr>
-      <w:r>
-        <w:rPr>
-          <w:b w:val="0"/>
-        </w:rPr>
-        <w:t xml:space="preserve">All </w:t>
-      </w:r>
-      <w:r>
-        <w:rPr>
-          <w:b/>
-        </w:rPr>
-        <w:t>input</w:t>
-      </w:r>
-      <w:r>
-        <w:rPr>
-          <w:b w:val="0"/>
-        </w:rPr>
-        <w:t>s and outcomes in this worked example are invented classroom data; no real model run is claimed.</w:t>
       </w:r>
     </w:p>
     <w:p>
@@ -1432,7 +2319,7 @@
         <w:drawing>
           <wp:inline xmlns:a="http://schemas.openxmlformats.org/drawingml/2006/main" xmlns:pic="http://schemas.openxmlformats.org/drawingml/2006/picture">
             <wp:extent cx="5486400" cy="5617029"/>
-            <wp:docPr id="1" name="Picture 1" descr="Squared Euclidean embedding distances"/>
+            <wp:docPr id="4" name="Picture 4" descr="Squared Euclidean embedding distances"/>
             <wp:cNvGraphicFramePr>
               <a:graphicFrameLocks noChangeAspect="1"/>
             </wp:cNvGraphicFramePr>
@@ -1444,7 +2331,7 @@
                     <pic:cNvPicPr/>
                   </pic:nvPicPr>
                   <pic:blipFill>
-                    <a:blip r:embed="rId9"/>
+                    <a:blip r:embed="rId12"/>
                     <a:stretch>
                       <a:fillRect/>
                     </a:stretch>
@@ -1468,7 +2355,7 @@
         <w:drawing>
           <wp:inline xmlns:a="http://schemas.openxmlformats.org/drawingml/2006/main" xmlns:pic="http://schemas.openxmlformats.org/drawingml/2006/picture">
             <wp:extent cx="5486400" cy="5185229"/>
-            <wp:docPr id="2" name="Picture 2" descr="Embeddings and neighbourhoods. Distance to P: (1-0)²+(1-1)²=1.. Distances to Q/R: Q distance 4; R distance 9.. Select neighbour: P is nearest under the declared metric; this is a geometric result, not proof of meaning."/>
+            <wp:docPr id="5" name="Picture 5" descr="Embeddings and neighbourhoods. Distance to P: (1-0)²+(1-1)²=1.. Distances to Q/R: Q distance 4; R distance 9.. Select neighbour: P is nearest under the declared metric; this is a geometric result, not proof of meaning."/>
             <wp:cNvGraphicFramePr>
               <a:graphicFrameLocks noChangeAspect="1"/>
             </wp:cNvGraphicFramePr>
@@ -1480,7 +2367,7 @@
                     <pic:cNvPicPr/>
                   </pic:nvPicPr>
                   <pic:blipFill>
-                    <a:blip r:embed="rId10"/>
+                    <a:blip r:embed="rId13"/>
                     <a:stretch>
                       <a:fillRect/>
                     </a:stretch>
@@ -1504,7 +2391,181 @@
         <w:pStyle w:val="Heading3"/>
       </w:pPr>
       <w:r>
-        <w:t>Read the picture one step at a time</w:t>
+        <w:t>Why this result follows</w:t>
+      </w:r>
+    </w:p>
+    <w:p>
+      <w:pPr>
+        <w:pStyle w:val="Heading3"/>
+      </w:pPr>
+      <w:r>
+        <w:t>What this example does not establish</w:t>
+      </w:r>
+    </w:p>
+    <w:p>
+      <w:pPr>
+        <w:pStyle w:val="Heading1"/>
+      </w:pPr>
+      <w:r>
+        <w:t>07. Separate an adjustable table row from a justified meaning claim</w:t>
+      </w:r>
+    </w:p>
+    <w:p>
+      <w:r>
+        <w:t>Keep the original lookup table and isolated updated copy as different versions.</w:t>
+      </w:r>
+    </w:p>
+    <w:p>
+      <w:pPr>
+        <w:pStyle w:val="Heading2"/>
+      </w:pPr>
+      <w:r>
+        <w:t>Complete isolated objective and its limited conclusion</w:t>
+      </w:r>
+    </w:p>
+    <w:p>
+      <w:pPr>
+        <w:spacing w:line="336" w:lineRule="auto" w:after="180"/>
+      </w:pPr>
+      <w:r>
+        <w:rPr>
+          <w:b w:val="0"/>
+        </w:rPr>
+        <w:t xml:space="preserve">An </w:t>
+      </w:r>
+      <w:r>
+        <w:rPr>
+          <w:b/>
+        </w:rPr>
+        <w:t>embedding table</w:t>
+      </w:r>
+      <w:r>
+        <w:rPr>
+          <w:b w:val="0"/>
+        </w:rPr>
+        <w:t xml:space="preserve"> can be trainable: an optimisation procedure adjusts its entries to reduce a declared objective.</w:t>
+      </w:r>
+    </w:p>
+    <w:p>
+      <w:pPr>
+        <w:spacing w:line="336" w:lineRule="auto" w:after="180"/>
+      </w:pPr>
+      <w:r>
+        <w:rPr>
+          <w:b w:val="0"/>
+        </w:rPr>
+        <w:t>To isolate one update, let the GO row e start at [2, 0] and use the classroom loss J(e) = (e1 - 0) squared + (e2 - 2) squared.</w:t>
+      </w:r>
+    </w:p>
+    <w:p>
+      <w:pPr>
+        <w:spacing w:line="336" w:lineRule="auto" w:after="180"/>
+      </w:pPr>
+      <w:r>
+        <w:rPr>
+          <w:b w:val="0"/>
+        </w:rPr>
+        <w:t xml:space="preserve">The target vector [0, 2] is chosen for this arithmetic demonstration, not discovered </w:t>
+      </w:r>
+      <w:r>
+        <w:rPr>
+          <w:b/>
+        </w:rPr>
+        <w:t>evidence</w:t>
+      </w:r>
+      <w:r>
+        <w:rPr>
+          <w:b w:val="0"/>
+        </w:rPr>
+        <w:t xml:space="preserve"> about the word GO.</w:t>
+      </w:r>
+    </w:p>
+    <w:p>
+      <w:pPr>
+        <w:spacing w:line="336" w:lineRule="auto" w:after="180"/>
+      </w:pPr>
+      <w:r>
+        <w:rPr>
+          <w:b w:val="0"/>
+        </w:rPr>
+        <w:t>The gradient at the start is [4, -4]. With learning rate 0.25, subtract the step to obtain e = [1, 1]. Loss decreases from 8 to 2. Keep every other table row frozen in this isolated example.</w:t>
+      </w:r>
+    </w:p>
+    <w:p>
+      <w:pPr>
+        <w:spacing w:line="336" w:lineRule="auto" w:after="180"/>
+      </w:pPr>
+      <w:r>
+        <w:rPr>
+          <w:b w:val="0"/>
+        </w:rPr>
+        <w:t>GO now has the same vector as TURN, so a downstream rule receiving only this vector cannot distinguish those two tokens.</w:t>
+      </w:r>
+    </w:p>
+    <w:p>
+      <w:pPr>
+        <w:spacing w:line="336" w:lineRule="auto" w:after="180"/>
+      </w:pPr>
+      <w:r>
+        <w:rPr>
+          <w:b w:val="0"/>
+        </w:rPr>
+        <w:t xml:space="preserve">This update proves only that the declared objective decreased. It does not prove that the new </w:t>
+      </w:r>
+      <w:r>
+        <w:rPr>
+          <w:b/>
+        </w:rPr>
+        <w:t>neighbourhood</w:t>
+      </w:r>
+      <w:r>
+        <w:rPr>
+          <w:b w:val="0"/>
+        </w:rPr>
+        <w:t xml:space="preserve"> reflects useful meaning. Learned </w:t>
+      </w:r>
+      <w:r>
+        <w:rPr>
+          <w:b/>
+        </w:rPr>
+        <w:t>neighbourhood</w:t>
+      </w:r>
+      <w:r>
+        <w:rPr>
+          <w:b w:val="0"/>
+        </w:rPr>
+        <w:t xml:space="preserve">s depend on the </w:t>
+      </w:r>
+      <w:r>
+        <w:rPr>
+          <w:b/>
+        </w:rPr>
+        <w:t>training</w:t>
+      </w:r>
+      <w:r>
+        <w:rPr>
+          <w:b w:val="0"/>
+        </w:rPr>
+        <w:t xml:space="preserve"> data, objective and model.</w:t>
+      </w:r>
+    </w:p>
+    <w:p>
+      <w:pPr>
+        <w:spacing w:line="336" w:lineRule="auto" w:after="180"/>
+      </w:pPr>
+      <w:r>
+        <w:rPr>
+          <w:b w:val="0"/>
+        </w:rPr>
+        <w:t>A nearby token need not be a safe substitute, have the same label, or be interchangeable in a sentence or command.</w:t>
+      </w:r>
+    </w:p>
+    <w:p>
+      <w:pPr>
+        <w:pStyle w:val="Heading2"/>
+      </w:pPr>
+      <w:r>
+        <w:t>Every gradient,updated value and collision</w:t>
       </w:r>
     </w:p>
     <w:tbl>
@@ -1527,7 +2588,7 @@
           </w:tcPr>
           <w:p>
             <w:r>
-              <w:t>Step</w:t>
+              <w:t>Separate isolated GO-row fitting example</w:t>
             </w:r>
           </w:p>
         </w:tc>
@@ -1537,7 +2598,7 @@
           </w:tcPr>
           <w:p>
             <w:r>
-              <w:t>What happens and why</w:t>
+              <w:t>Complete value / status</w:t>
             </w:r>
           </w:p>
         </w:tc>
@@ -1549,7 +2610,7 @@
           </w:tcPr>
           <w:p>
             <w:r>
-              <w:t>1. Distance to P</w:t>
+              <w:t>Original GO row and chosen target</w:t>
             </w:r>
           </w:p>
         </w:tc>
@@ -1559,7 +2620,7 @@
           </w:tcPr>
           <w:p>
             <w:r>
-              <w:t>(1-0)²+(1-1)²=1.</w:t>
+              <w:t>e[2, 0], target[0, 2]; target author-supplied for arithmetic</w:t>
             </w:r>
           </w:p>
         </w:tc>
@@ -1571,7 +2632,7 @@
           </w:tcPr>
           <w:p>
             <w:r>
-              <w:t>2. Distances to Q/R</w:t>
+              <w:t>Artificial objective</w:t>
             </w:r>
           </w:p>
         </w:tc>
@@ -1581,7 +2642,7 @@
           </w:tcPr>
           <w:p>
             <w:r>
-              <w:t>Q distance 4; R distance 9.</w:t>
+              <w:t>J(e)=(e1−0)²+(e2−2)²</w:t>
             </w:r>
           </w:p>
         </w:tc>
@@ -1593,7 +2654,7 @@
           </w:tcPr>
           <w:p>
             <w:r>
-              <w:t>3. Select neighbour</w:t>
+              <w:t>Gradient and rate</w:t>
             </w:r>
           </w:p>
         </w:tc>
@@ -1603,15 +2664,114 @@
           </w:tcPr>
           <w:p>
             <w:r>
-              <w:t>P is nearest under the declared metric; this is a geometric result, not proof of meaning.</w:t>
+              <w:t>[4, −4], rate.25</w:t>
+            </w:r>
+          </w:p>
+        </w:tc>
+      </w:tr>
+      <w:tr>
+        <w:tc>
+          <w:tcPr>
+            <w:tcW w:type="dxa" w:w="5112"/>
+          </w:tcPr>
+          <w:p>
+            <w:r>
+              <w:t>New row in a copied table</w:t>
+            </w:r>
+          </w:p>
+        </w:tc>
+        <w:tc>
+          <w:tcPr>
+            <w:tcW w:type="dxa" w:w="5112"/>
+          </w:tcPr>
+          <w:p>
+            <w:r>
+              <w:t>[1, 1]; every other row remains frozen</w:t>
+            </w:r>
+          </w:p>
+        </w:tc>
+      </w:tr>
+      <w:tr>
+        <w:tc>
+          <w:tcPr>
+            <w:tcW w:type="dxa" w:w="5112"/>
+          </w:tcPr>
+          <w:p>
+            <w:r>
+              <w:t>Objective before /after</w:t>
+            </w:r>
+          </w:p>
+        </w:tc>
+        <w:tc>
+          <w:tcPr>
+            <w:tcW w:type="dxa" w:w="5112"/>
+          </w:tcPr>
+          <w:p>
+            <w:r>
+              <w:t>8→2</w:t>
+            </w:r>
+          </w:p>
+        </w:tc>
+      </w:tr>
+      <w:tr>
+        <w:tc>
+          <w:tcPr>
+            <w:tcW w:type="dxa" w:w="5112"/>
+          </w:tcPr>
+          <w:p>
+            <w:r>
+              <w:t>Collision with TURN</w:t>
+            </w:r>
+          </w:p>
+        </w:tc>
+        <w:tc>
+          <w:tcPr>
+            <w:tcW w:type="dxa" w:w="5112"/>
+          </w:tcPr>
+          <w:p>
+            <w:r>
+              <w:t>Both rows now[1, 1]; a vector-only deterministic head cannot distinguish them</w:t>
+            </w:r>
+          </w:p>
+        </w:tc>
+      </w:tr>
+      <w:tr>
+        <w:tc>
+          <w:tcPr>
+            <w:tcW w:type="dxa" w:w="5112"/>
+          </w:tcPr>
+          <w:p>
+            <w:r>
+              <w:t>Evidence limit</w:t>
+            </w:r>
+          </w:p>
+        </w:tc>
+        <w:tc>
+          <w:tcPr>
+            <w:tcW w:type="dxa" w:w="5112"/>
+          </w:tcPr>
+          <w:p>
+            <w:r>
+              <w:t>One defined objective decreased; useful semantic neighbourhoods were not established</w:t>
             </w:r>
           </w:p>
         </w:tc>
       </w:tr>
     </w:tbl>
     <w:p>
-      <w:r>
-        <w:t>Match each pictured step to the supplied facts. This is a worked teaching case, not an independent assessment.</w:t>
+      <w:pPr>
+        <w:pStyle w:val="Heading2"/>
+      </w:pPr>
+      <w:r>
+        <w:t>Try the GO-row update</w:t>
+      </w:r>
+    </w:p>
+    <w:p>
+      <w:pPr>
+        <w:pStyle w:val="ListBullet"/>
+      </w:pPr>
+      <w:r>
+        <w:t>For the isolated GO-row update, give the gradient, updated vector, starting loss and new loss. Which other token now shares the vector?</w:t>
       </w:r>
     </w:p>
     <w:p>
@@ -1619,7 +2779,45 @@
         <w:pStyle w:val="Heading3"/>
       </w:pPr>
       <w:r>
-        <w:t>Why this result follows</w:t>
+        <w:t>State one repair and the checks you would rerun.</w:t>
+      </w:r>
+    </w:p>
+    <w:p>
+      <w:r>
+        <w:t>________________________________________________________________</w:t>
+      </w:r>
+    </w:p>
+    <w:p>
+      <w:r>
+        <w:t>________________________________________________________________</w:t>
+      </w:r>
+    </w:p>
+    <w:p>
+      <w:r>
+        <w:t>________________________________________________________________</w:t>
+      </w:r>
+    </w:p>
+    <w:p>
+      <w:r>
+        <w:t>________________________________________________________________</w:t>
+      </w:r>
+    </w:p>
+    <w:p>
+      <w:r>
+        <w:t>________________________________________________________________</w:t>
+      </w:r>
+    </w:p>
+    <w:p>
+      <w:r>
+        <w:t>________________________________________________________________</w:t>
+      </w:r>
+    </w:p>
+    <w:p>
+      <w:pPr>
+        <w:pStyle w:val="Heading2"/>
+      </w:pPr>
+      <w:r>
+        <w:t>Earlier wording, alternatives and picture transcripts · reference / check after trying</w:t>
       </w:r>
     </w:p>
     <w:p>
@@ -1627,55 +2825,36 @@
         <w:pStyle w:val="Heading3"/>
       </w:pPr>
       <w:r>
-        <w:t>Why the result follows</w:t>
-      </w:r>
-    </w:p>
-    <w:p>
-      <w:pPr>
-        <w:spacing w:line="336" w:lineRule="auto" w:after="180"/>
-        <w:shd w:fill="F1F6FC"/>
-      </w:pPr>
-      <w:r>
-        <w:rPr>
-          <w:b w:val="0"/>
-        </w:rPr>
-        <w:t xml:space="preserve">An embedding stores each item as an ordered vector. Under </w:t>
-      </w:r>
-      <w:r>
-        <w:rPr>
-          <w:b/>
-        </w:rPr>
-        <w:t>squared Euclidean distance</w:t>
-      </w:r>
-      <w:r>
-        <w:rPr>
-          <w:b w:val="0"/>
-        </w:rPr>
-        <w:t>, subtract matching coordinates, square their differences and add. The smallest total identifies the nearest supplied vector.</w:t>
-      </w:r>
-    </w:p>
-    <w:p>
-      <w:pPr>
-        <w:spacing w:line="336" w:lineRule="auto" w:after="180"/>
-        <w:shd w:fill="F1F6FC"/>
-      </w:pPr>
-      <w:r>
-        <w:rPr>
-          <w:b w:val="0"/>
-        </w:rPr>
-        <w:t xml:space="preserve">These invented coordinates let us check geometry exactly; a claim that neighbours share meaning needs </w:t>
-      </w:r>
-      <w:r>
-        <w:rPr>
-          <w:b/>
-        </w:rPr>
-        <w:t>evidence</w:t>
-      </w:r>
-      <w:r>
-        <w:rPr>
-          <w:b w:val="0"/>
-        </w:rPr>
-        <w:t xml:space="preserve"> about how the representation was learned and used.</w:t>
+        <w:t>Locate the earliest unsupported step</w:t>
+      </w:r>
+    </w:p>
+    <w:p>
+      <w:pPr>
+        <w:pStyle w:val="Heading1"/>
+      </w:pPr>
+      <w:r>
+        <w:t>08. Practise lookup,geometry and interpretation with less help</w:t>
+      </w:r>
+    </w:p>
+    <w:p>
+      <w:r>
+        <w:t>Retain candidate names and the original-versus-updated table version.</w:t>
+      </w:r>
+    </w:p>
+    <w:p>
+      <w:pPr>
+        <w:pStyle w:val="Heading2"/>
+      </w:pPr>
+      <w:r>
+        <w:t>Current task and response</w:t>
+      </w:r>
+    </w:p>
+    <w:p>
+      <w:pPr>
+        <w:pStyle w:val="ListBullet"/>
+      </w:pPr>
+      <w:r>
+        <w:t>Using the original table, embed TURN WAIT STOP with one right-padding slot. Give the vector sequence, mask and shape.</w:t>
       </w:r>
     </w:p>
     <w:p>
@@ -1683,7 +2862,27 @@
         <w:pStyle w:val="Heading3"/>
       </w:pPr>
       <w:r>
-        <w:t>What this example does not establish</w:t>
+        <w:t>Using STOP [0, 2] as the query, calculate distances to GO, TURN and WAIT. Exclude STOP itself and both reserved entries. Which candidate is nearest?</w:t>
+      </w:r>
+    </w:p>
+    <w:p>
+      <w:r>
+        <w:t>________________________________________________________________</w:t>
+      </w:r>
+    </w:p>
+    <w:p>
+      <w:r>
+        <w:t>________________________________________________________________</w:t>
+      </w:r>
+    </w:p>
+    <w:p>
+      <w:r>
+        <w:t>________________________________________________________________</w:t>
+      </w:r>
+    </w:p>
+    <w:p>
+      <w:r>
+        <w:t>________________________________________________________________</w:t>
       </w:r>
     </w:p>
     <w:p>
@@ -1691,292 +2890,7 @@
         <w:pStyle w:val="Heading3"/>
       </w:pPr>
       <w:r>
-        <w:t>Keep the stated limit</w:t>
-      </w:r>
-    </w:p>
-    <w:p>
-      <w:pPr>
-        <w:spacing w:line="336" w:lineRule="auto" w:after="180"/>
-        <w:shd w:fill="FFF5E6"/>
-      </w:pPr>
-      <w:r>
-        <w:rPr>
-          <w:b w:val="0"/>
-        </w:rPr>
-        <w:t xml:space="preserve">Embedding geometry depends on </w:t>
-      </w:r>
-      <w:r>
-        <w:rPr>
-          <w:b/>
-        </w:rPr>
-        <w:t>training</w:t>
-      </w:r>
-      <w:r>
-        <w:rPr>
-          <w:b w:val="0"/>
-        </w:rPr>
-        <w:t>, metric and scale; proximity does not prove truth, causation or source permission.</w:t>
-      </w:r>
-    </w:p>
-    <w:p>
-      <w:pPr>
-        <w:pStyle w:val="Heading3"/>
-      </w:pPr>
-      <w:r>
-        <w:t>Keep the stated limit</w:t>
-      </w:r>
-    </w:p>
-    <w:p>
-      <w:pPr>
-        <w:spacing w:line="336" w:lineRule="auto" w:after="180"/>
-        <w:shd w:fill="FFF5E6"/>
-      </w:pPr>
-      <w:r>
-        <w:rPr>
-          <w:b w:val="0"/>
-        </w:rPr>
-        <w:t xml:space="preserve">Read the labelled picture: What would justify claiming nearby vectors mean related topics? Point to the relevant step in the picture, then write the changed result and the rule or </w:t>
-      </w:r>
-      <w:r>
-        <w:rPr>
-          <w:b/>
-        </w:rPr>
-        <w:t>evidence</w:t>
-      </w:r>
-      <w:r>
-        <w:rPr>
-          <w:b w:val="0"/>
-        </w:rPr>
-        <w:t xml:space="preserve"> that supports it.</w:t>
-      </w:r>
-    </w:p>
-    <w:p>
-      <w:pPr>
-        <w:pStyle w:val="Heading3"/>
-      </w:pPr>
-      <w:r>
-        <w:t>Keep the stated limit</w:t>
-      </w:r>
-    </w:p>
-    <w:p>
-      <w:pPr>
-        <w:spacing w:line="336" w:lineRule="auto" w:after="180"/>
-        <w:shd w:fill="FFF5E6"/>
-      </w:pPr>
-      <w:r>
-        <w:rPr>
-          <w:b w:val="0"/>
-        </w:rPr>
-        <w:t>Change one thing: Move the query to [2, 1]. Predict the result before checking the explanation. What remains the same?</w:t>
-      </w:r>
-    </w:p>
-    <w:p>
-      <w:pPr>
-        <w:pStyle w:val="Heading1"/>
-      </w:pPr>
-      <w:r>
-        <w:t>07. Find and repair a mistake</w:t>
-      </w:r>
-    </w:p>
-    <w:p>
-      <w:r>
-        <w:t>Find the unsupported step in the Embeddings and neighbourhoods claim and explain a repair using the supplied evidence.</w:t>
-      </w:r>
-    </w:p>
-    <w:p>
-      <w:pPr>
-        <w:pStyle w:val="Heading3"/>
-      </w:pPr>
-      <w:r>
-        <w:t>Check the claim against the facts</w:t>
-      </w:r>
-    </w:p>
-    <w:p>
-      <w:pPr>
-        <w:spacing w:line="336" w:lineRule="auto" w:after="180"/>
-        <w:shd w:fill="FFF5E6"/>
-      </w:pPr>
-      <w:r>
-        <w:rPr>
-          <w:b w:val="0"/>
-        </w:rPr>
-        <w:t xml:space="preserve">An </w:t>
-      </w:r>
-      <w:r>
-        <w:rPr>
-          <w:b/>
-        </w:rPr>
-        <w:t>embedding table</w:t>
-      </w:r>
-      <w:r>
-        <w:rPr>
-          <w:b w:val="0"/>
-        </w:rPr>
-        <w:t xml:space="preserve"> can be trainable: an optimisation procedure adjusts its entries to reduce a declared objective.</w:t>
-      </w:r>
-    </w:p>
-    <w:p>
-      <w:pPr>
-        <w:spacing w:line="336" w:lineRule="auto" w:after="180"/>
-        <w:shd w:fill="FFF5E6"/>
-      </w:pPr>
-      <w:r>
-        <w:rPr>
-          <w:b w:val="0"/>
-        </w:rPr>
-        <w:t>To isolate one update, let the GO row e start at [2, 0] and use the classroom loss J(e) = (e1 - 0) squared + (e2 - 2) squared.</w:t>
-      </w:r>
-    </w:p>
-    <w:p>
-      <w:pPr>
-        <w:spacing w:line="336" w:lineRule="auto" w:after="180"/>
-        <w:shd w:fill="FFF5E6"/>
-      </w:pPr>
-      <w:r>
-        <w:rPr>
-          <w:b w:val="0"/>
-        </w:rPr>
-        <w:t xml:space="preserve">The target vector [0, 2] is chosen for this arithmetic demonstration, not discovered </w:t>
-      </w:r>
-      <w:r>
-        <w:rPr>
-          <w:b/>
-        </w:rPr>
-        <w:t>evidence</w:t>
-      </w:r>
-      <w:r>
-        <w:rPr>
-          <w:b w:val="0"/>
-        </w:rPr>
-        <w:t xml:space="preserve"> about the word GO.</w:t>
-      </w:r>
-    </w:p>
-    <w:p>
-      <w:pPr>
-        <w:pStyle w:val="Heading3"/>
-      </w:pPr>
-      <w:r>
-        <w:t>Check the claim against the facts</w:t>
-      </w:r>
-    </w:p>
-    <w:p>
-      <w:pPr>
-        <w:spacing w:line="336" w:lineRule="auto" w:after="180"/>
-        <w:shd w:fill="FFF5E6"/>
-      </w:pPr>
-      <w:r>
-        <w:rPr>
-          <w:b w:val="0"/>
-        </w:rPr>
-        <w:t>The gradient at the start is [4, -4]. With learning rate 0.25, subtract the step to obtain e = [1, 1]. Loss decreases from 8 to 2. Keep every other table row frozen in this isolated example.</w:t>
-      </w:r>
-    </w:p>
-    <w:p>
-      <w:pPr>
-        <w:spacing w:line="336" w:lineRule="auto" w:after="180"/>
-        <w:shd w:fill="FFF5E6"/>
-      </w:pPr>
-      <w:r>
-        <w:rPr>
-          <w:b w:val="0"/>
-        </w:rPr>
-        <w:t>GO now has the same vector as TURN, so a downstream rule receiving only this vector cannot distinguish those two tokens.</w:t>
-      </w:r>
-    </w:p>
-    <w:p>
-      <w:pPr>
-        <w:pStyle w:val="Heading3"/>
-      </w:pPr>
-      <w:r>
-        <w:t>Check the claim against the facts</w:t>
-      </w:r>
-    </w:p>
-    <w:p>
-      <w:pPr>
-        <w:spacing w:line="336" w:lineRule="auto" w:after="180"/>
-        <w:shd w:fill="FFF5E6"/>
-      </w:pPr>
-      <w:r>
-        <w:rPr>
-          <w:b w:val="0"/>
-        </w:rPr>
-        <w:t xml:space="preserve">This update proves only that the declared objective decreased. It does not prove that the new </w:t>
-      </w:r>
-      <w:r>
-        <w:rPr>
-          <w:b/>
-        </w:rPr>
-        <w:t>neighbourhood</w:t>
-      </w:r>
-      <w:r>
-        <w:rPr>
-          <w:b w:val="0"/>
-        </w:rPr>
-        <w:t xml:space="preserve"> reflects useful meaning. Learned </w:t>
-      </w:r>
-      <w:r>
-        <w:rPr>
-          <w:b/>
-        </w:rPr>
-        <w:t>neighbourhood</w:t>
-      </w:r>
-      <w:r>
-        <w:rPr>
-          <w:b w:val="0"/>
-        </w:rPr>
-        <w:t xml:space="preserve">s depend on the </w:t>
-      </w:r>
-      <w:r>
-        <w:rPr>
-          <w:b/>
-        </w:rPr>
-        <w:t>training</w:t>
-      </w:r>
-      <w:r>
-        <w:rPr>
-          <w:b w:val="0"/>
-        </w:rPr>
-        <w:t xml:space="preserve"> data, objective and model.</w:t>
-      </w:r>
-    </w:p>
-    <w:p>
-      <w:pPr>
-        <w:spacing w:line="336" w:lineRule="auto" w:after="180"/>
-        <w:shd w:fill="FFF5E6"/>
-      </w:pPr>
-      <w:r>
-        <w:rPr>
-          <w:b w:val="0"/>
-        </w:rPr>
-        <w:t>A nearby token need not be a safe substitute, have the same label, or be interchangeable in a sentence or command.</w:t>
-      </w:r>
-    </w:p>
-    <w:p>
-      <w:pPr>
-        <w:pStyle w:val="Heading3"/>
-      </w:pPr>
-      <w:r>
-        <w:t>Locate the earliest unsupported step</w:t>
-      </w:r>
-    </w:p>
-    <w:p>
-      <w:pPr>
-        <w:spacing w:line="336" w:lineRule="auto" w:after="180"/>
-        <w:shd w:fill="F5F1FB"/>
-      </w:pPr>
-      <w:r>
-        <w:rPr>
-          <w:b w:val="0"/>
-        </w:rPr>
-        <w:t>For the isolated GO-row update, give the gradient, updated vector, starting loss and new loss. Which other token now shares the vector?</w:t>
-      </w:r>
-    </w:p>
-    <w:p>
-      <w:pPr>
-        <w:pStyle w:val="Heading3"/>
-      </w:pPr>
-      <w:r>
-        <w:t>State one repair and the checks you would rerun.</w:t>
+        <w:t>Explain your prediction to a partner before comparing results.</w:t>
       </w:r>
     </w:p>
     <w:p>
@@ -2000,101 +2914,11 @@
       </w:r>
     </w:p>
     <w:p>
-      <w:r>
-        <w:t>________________________________________________________________</w:t>
-      </w:r>
-    </w:p>
-    <w:p>
-      <w:r>
-        <w:t>________________________________________________________________</w:t>
-      </w:r>
-    </w:p>
-    <w:p>
-      <w:pPr>
-        <w:pStyle w:val="Heading1"/>
-      </w:pPr>
-      <w:r>
-        <w:t>08. Practise together</w:t>
-      </w:r>
-    </w:p>
-    <w:p>
-      <w:r>
-        <w:t>Practise Embeddings and neighbourhoods with support, then explain the deciding step in your own words.</w:t>
-      </w:r>
-    </w:p>
-    <w:p>
-      <w:pPr>
-        <w:spacing w:line="336" w:lineRule="auto" w:after="180"/>
-      </w:pPr>
-      <w:r>
-        <w:rPr>
-          <w:b w:val="0"/>
-        </w:rPr>
-        <w:t>Using the original table, embed TURN WAIT STOP with one right-padding slot. Give the vector sequence, mask and shape.</w:t>
-      </w:r>
-    </w:p>
-    <w:p>
-      <w:pPr>
-        <w:pStyle w:val="Heading3"/>
-      </w:pPr>
-      <w:r>
-        <w:t>Using STOP [0, 2] as the query, calculate distances to GO, TURN and WAIT. Exclude STOP itself and both reserved entries. Which candidate is nearest?</w:t>
-      </w:r>
-    </w:p>
-    <w:p>
-      <w:r>
-        <w:t>________________________________________________________________</w:t>
-      </w:r>
-    </w:p>
-    <w:p>
-      <w:r>
-        <w:t>________________________________________________________________</w:t>
-      </w:r>
-    </w:p>
-    <w:p>
-      <w:r>
-        <w:t>________________________________________________________________</w:t>
-      </w:r>
-    </w:p>
-    <w:p>
-      <w:r>
-        <w:t>________________________________________________________________</w:t>
-      </w:r>
-    </w:p>
-    <w:p>
-      <w:pPr>
-        <w:pStyle w:val="Heading3"/>
-      </w:pPr>
-      <w:r>
-        <w:t>Explain your prediction to a partner before comparing results.</w:t>
-      </w:r>
-    </w:p>
-    <w:p>
-      <w:r>
-        <w:t>________________________________________________________________</w:t>
-      </w:r>
-    </w:p>
-    <w:p>
-      <w:r>
-        <w:t>________________________________________________________________</w:t>
-      </w:r>
-    </w:p>
-    <w:p>
-      <w:r>
-        <w:t>________________________________________________________________</w:t>
-      </w:r>
-    </w:p>
-    <w:p>
-      <w:r>
-        <w:t>________________________________________________________________</w:t>
-      </w:r>
-    </w:p>
-    <w:p>
-      <w:pPr>
-        <w:pStyle w:val="Heading3"/>
-      </w:pPr>
-      <w:r>
-        <w:t>Practise with less help: Calculate distances and a tie</w:t>
+      <w:pPr>
+        <w:pStyle w:val="Heading2"/>
+      </w:pPr>
+      <w:r>
+        <w:t>Supported W2 record</w:t>
       </w:r>
     </w:p>
     <w:p>
@@ -2224,93 +3048,49 @@
     </w:p>
     <w:p>
       <w:pPr>
+        <w:pStyle w:val="Heading2"/>
+      </w:pPr>
+      <w:r>
+        <w:t>Individual misconception check</w:t>
+      </w:r>
+    </w:p>
+    <w:p>
+      <w:pPr>
+        <w:pStyle w:val="ListBullet"/>
+      </w:pPr>
+      <w:r>
+        <w:t>Use the worked case for Embeddings and neighbourhoods. Proposed explanation: “Token ID differences define embedding distances”. Decide whether this explanation is supported. Point to the step or supplied fact that decides; explain your repair if needed.</w:t>
+      </w:r>
+    </w:p>
+    <w:p>
+      <w:pPr>
+        <w:pStyle w:val="ListBullet"/>
+      </w:pPr>
+      <w:r>
+        <w:t>Answer on your own before discussion. If you are unsure, say which step you need help with.</w:t>
+      </w:r>
+    </w:p>
+    <w:p>
+      <w:pPr>
+        <w:pStyle w:val="Heading2"/>
+      </w:pPr>
+      <w:r>
+        <w:t>Pictured proximity-claim reasoning</w:t>
+      </w:r>
+    </w:p>
+    <w:p>
+      <w:pPr>
+        <w:pStyle w:val="ListBullet"/>
+      </w:pPr>
+      <w:r>
+        <w:t>What would justify claiming nearby vectors mean related topics? Point to the relevant step in the picture, then write the changed result and the rule or evidence that supports it.</w:t>
+      </w:r>
+    </w:p>
+    <w:p>
+      <w:pPr>
         <w:pStyle w:val="Heading3"/>
       </w:pPr>
       <w:r>
-        <w:t>Check your reasoning</w:t>
-      </w:r>
-    </w:p>
-    <w:p>
-      <w:pPr>
-        <w:spacing w:line="336" w:lineRule="auto" w:after="180"/>
-      </w:pPr>
-      <w:r>
-        <w:rPr>
-          <w:b w:val="0"/>
-        </w:rPr>
-        <w:t xml:space="preserve">Use the worked case for Embeddings and </w:t>
-      </w:r>
-      <w:r>
-        <w:rPr>
-          <w:b/>
-        </w:rPr>
-        <w:t>neighbourhood</w:t>
-      </w:r>
-      <w:r>
-        <w:rPr>
-          <w:b w:val="0"/>
-        </w:rPr>
-        <w:t>s. Proposed explanation: “Token ID differences define embedding distances”. Decide whether this explanation is supported.</w:t>
-      </w:r>
-    </w:p>
-    <w:p>
-      <w:pPr>
-        <w:spacing w:line="336" w:lineRule="auto" w:after="180"/>
-      </w:pPr>
-      <w:r>
-        <w:rPr>
-          <w:b w:val="0"/>
-        </w:rPr>
-        <w:t>Point to the step or supplied fact that decides; explain your repair if needed.</w:t>
-      </w:r>
-    </w:p>
-    <w:p>
-      <w:pPr>
-        <w:spacing w:line="336" w:lineRule="auto" w:after="180"/>
-      </w:pPr>
-      <w:r>
-        <w:rPr>
-          <w:b w:val="0"/>
-        </w:rPr>
-        <w:t>Answer on your own before discussion. If you are unsure, say which step you need help with.</w:t>
-      </w:r>
-    </w:p>
-    <w:p>
-      <w:pPr>
-        <w:pStyle w:val="Heading3"/>
-      </w:pPr>
-      <w:r>
-        <w:t>Explain the picture</w:t>
-      </w:r>
-    </w:p>
-    <w:p>
-      <w:pPr>
-        <w:spacing w:line="336" w:lineRule="auto" w:after="180"/>
-      </w:pPr>
-      <w:r>
-        <w:rPr>
-          <w:b w:val="0"/>
-        </w:rPr>
-        <w:t xml:space="preserve">What would justify claiming nearby vectors mean related topics? Point to the relevant step in the picture, then write the changed result and the rule or </w:t>
-      </w:r>
-      <w:r>
-        <w:rPr>
-          <w:b/>
-        </w:rPr>
-        <w:t>evidence</w:t>
-      </w:r>
-      <w:r>
-        <w:rPr>
-          <w:b w:val="0"/>
-        </w:rPr>
-        <w:t xml:space="preserve"> that supports it.</w:t>
-      </w:r>
-    </w:p>
-    <w:p>
-      <w:pPr>
-        <w:pStyle w:val="Heading3"/>
-      </w:pPr>
-      <w:r>
         <w:t>My explanation using a pictured step and the given facts</w:t>
       </w:r>
     </w:p>
@@ -2332,6 +3112,14 @@
     <w:p>
       <w:r>
         <w:t>________________________________________________________________</w:t>
+      </w:r>
+    </w:p>
+    <w:p>
+      <w:pPr>
+        <w:pStyle w:val="Heading2"/>
+      </w:pPr>
+      <w:r>
+        <w:t>Reserve the independent new candidate table</w:t>
       </w:r>
     </w:p>
     <w:p>
@@ -2347,23 +3135,55 @@
     </w:p>
     <w:p>
       <w:pPr>
+        <w:pStyle w:val="Heading2"/>
+      </w:pPr>
+      <w:r>
+        <w:t>Earlier wording, alternatives and picture transcripts · reference / check after trying</w:t>
+      </w:r>
+    </w:p>
+    <w:p>
+      <w:pPr>
+        <w:pStyle w:val="Heading3"/>
+      </w:pPr>
+      <w:r>
+        <w:t>Practise with less help: Calculate distances and a tie</w:t>
+      </w:r>
+    </w:p>
+    <w:p>
+      <w:pPr>
+        <w:pStyle w:val="Heading3"/>
+      </w:pPr>
+      <w:r>
+        <w:t>Check your reasoning</w:t>
+      </w:r>
+    </w:p>
+    <w:p>
+      <w:pPr>
+        <w:pStyle w:val="Heading3"/>
+      </w:pPr>
+      <w:r>
+        <w:t>Explain the picture</w:t>
+      </w:r>
+    </w:p>
+    <w:p>
+      <w:pPr>
         <w:pStyle w:val="Heading1"/>
       </w:pPr>
       <w:r>
-        <w:t>09. Run the investigation</w:t>
-      </w:r>
-    </w:p>
-    <w:p>
-      <w:r>
-        <w:t>Investigate Embeddings and neighbourhoods. Record the prediction, actual observation or labelled paper trace, explanation and next test separately.</w:t>
-      </w:r>
-    </w:p>
-    <w:p>
-      <w:pPr>
-        <w:pStyle w:val="Heading3"/>
-      </w:pPr>
-      <w:r>
-        <w:t>Predict, investigate and preserve the evidence</w:t>
+        <w:t>09. Run a complete lookup,mask and neighbourhood audit</w:t>
+      </w:r>
+    </w:p>
+    <w:p>
+      <w:r>
+        <w:t>All token rows,sequence IDs,queries and fitting targets are supplied.</w:t>
+      </w:r>
+    </w:p>
+    <w:p>
+      <w:pPr>
+        <w:pStyle w:val="Heading2"/>
+      </w:pPr>
+      <w:r>
+        <w:t>Current complete distance/tie task</w:t>
       </w:r>
     </w:p>
     <w:p>
@@ -2375,6 +3195,14 @@
           <w:b w:val="0"/>
         </w:rPr>
         <w:t>For query [1, 0], compute squared distances to GO, TURN, STOP and WAIT in the original table. Return all nearest candidates.</w:t>
+      </w:r>
+    </w:p>
+    <w:p>
+      <w:pPr>
+        <w:pStyle w:val="Heading2"/>
+      </w:pPr>
+      <w:r>
+        <w:t>Complete runnable embedding audit</w:t>
       </w:r>
     </w:p>
     <w:p>
@@ -2419,6 +3247,381 @@
         <w:t xml:space="preserve">              if name != "GO"}</w:t>
         <w:br/>
         <w:t>assert nearest(table[2], candidates) == ["TURN"]</w:t>
+        <w:br/>
+        <w:t># Complete lookup, masking and isolated row-update probes.</w:t>
+        <w:br/>
+        <w:t>def lookup(ids):</w:t>
+        <w:br/>
+        <w:t xml:space="preserve">    if any(type(i) is not int or not 0 &lt;= i &lt; len(table) for i in ids):</w:t>
+        <w:br/>
+        <w:t xml:space="preserve">        raise ValueError('Token ID is outside this saved vocabulary')</w:t>
+        <w:br/>
+        <w:t xml:space="preserve">    return [table[i][:] for i in ids]</w:t>
+        <w:br/>
+        <w:br/>
+        <w:t>def masked_vector_mean(vectors,mask):</w:t>
+        <w:br/>
+        <w:t xml:space="preserve">    if not vectors or len(vectors)!=len(mask) or any(m not in (0,1) for m in mask):</w:t>
+        <w:br/>
+        <w:t xml:space="preserve">        raise ValueError('Need aligned vectors and binary mask')</w:t>
+        <w:br/>
+        <w:t xml:space="preserve">    width=len(vectors[0])</w:t>
+        <w:br/>
+        <w:t xml:space="preserve">    if width==0 or any(len(v)!=width for v in vectors):</w:t>
+        <w:br/>
+        <w:t xml:space="preserve">        raise ValueError('Need consistent nonempty vector dimensions')</w:t>
+        <w:br/>
+        <w:t xml:space="preserve">    count=sum(mask)</w:t>
+        <w:br/>
+        <w:t xml:space="preserve">    if count==0:</w:t>
+        <w:br/>
+        <w:t xml:space="preserve">        raise ValueError('No real vectors')</w:t>
+        <w:br/>
+        <w:t xml:space="preserve">    return [sum(v[j] for v,m in zip(vectors,mask) if m)/count for j in range(width)]</w:t>
+        <w:br/>
+        <w:br/>
+        <w:t>ids,mask=[2,4,0,0],[1,1,0,0]</w:t>
+        <w:br/>
+        <w:t>vectors=lookup(ids)</w:t>
+        <w:br/>
+        <w:t>print('table shape',len(table),len(table[0]),'sequence shape',len(vectors),len(vectors[0]))</w:t>
+        <w:br/>
+        <w:t>print('looked-up sequence',vectors,'mask',mask)</w:t>
+        <w:br/>
+        <w:t>print('masked mean',masked_vector_mean(vectors,mask))</w:t>
+        <w:br/>
+        <w:t>print('incorrect all-slot mean',masked_vector_mean(vectors,[1,1,1,1]))</w:t>
+        <w:br/>
+        <w:t>print('real UNK retained',masked_vector_mean(lookup([1,4,0,0]),mask))</w:t>
+        <w:br/>
+        <w:t>regular={name:table[i] for name,i in known.items()}</w:t>
+        <w:br/>
+        <w:t>query=[1,0]</w:t>
+        <w:br/>
+        <w:t>print('query [1,0] squared distances',{name:distance2(query,v) for name,v in regular.items()})</w:t>
+        <w:br/>
+        <w:t>print('all nearest ties',nearest(query,regular))</w:t>
+        <w:br/>
+        <w:t>print('GO STOP / STOP GO same masked mean',masked_vector_mean(lookup([2,4]),[1,1]),masked_vector_mean(lookup([4,2]),[1,1]))</w:t>
+        <w:br/>
+        <w:t>old=table[2][:]</w:t>
+        <w:br/>
+        <w:t>target=[0,2]</w:t>
+        <w:br/>
+        <w:t>gradient=[2*(e-t) for e,t in zip(old,target)]</w:t>
+        <w:br/>
+        <w:t>new=[e-.25*g for e,g in zip(old,gradient)]</w:t>
+        <w:br/>
+        <w:t>updated=[row[:] for row in table]</w:t>
+        <w:br/>
+        <w:t>updated[2]=new</w:t>
+        <w:br/>
+        <w:t>print('isolated GO-row gradient / new vector',gradient,new)</w:t>
+        <w:br/>
+        <w:t>print('artificial objective before/after',distance2(old,target),distance2(new,target))</w:t>
+        <w:br/>
+        <w:t>print('GO now collides with frozen TURN',updated[2]==updated[3])</w:t>
+        <w:br/>
+        <w:t>assert table[2]==[2,0]  # Original saved table remains unchanged.</w:t>
+        <w:br/>
+        <w:t># Finite numeric components assumed. No semantic training dataset or quality result is supplied.</w:t>
+        <w:br/>
+      </w:r>
+    </w:p>
+    <w:p>
+      <w:pPr>
+        <w:pStyle w:val="Heading2"/>
+      </w:pPr>
+      <w:r>
+        <w:t>Normal,mask,ID-range,empty and collision probes</w:t>
+      </w:r>
+    </w:p>
+    <w:tbl>
+      <w:tblPr>
+        <w:tblStyle w:val="LightShading-Accent1"/>
+        <w:tblW w:type="auto" w:w="0"/>
+        <w:tblLook w:firstColumn="1" w:firstRow="1" w:lastColumn="0" w:lastRow="0" w:noHBand="0" w:noVBand="1" w:val="04A0"/>
+      </w:tblPr>
+      <w:tblGrid>
+        <w:gridCol w:w="5112"/>
+        <w:gridCol w:w="5112"/>
+      </w:tblGrid>
+      <w:tr>
+        <w:trPr>
+          <w:tblHeader/>
+        </w:trPr>
+        <w:tc>
+          <w:tcPr>
+            <w:tcW w:type="dxa" w:w="5112"/>
+          </w:tcPr>
+          <w:p>
+            <w:r>
+              <w:t>Complete embedding probe</w:t>
+            </w:r>
+          </w:p>
+        </w:tc>
+        <w:tc>
+          <w:tcPr>
+            <w:tcW w:type="dxa" w:w="5112"/>
+          </w:tcPr>
+          <w:p>
+            <w:r>
+              <w:t>Expected result / action</w:t>
+            </w:r>
+          </w:p>
+        </w:tc>
+      </w:tr>
+      <w:tr>
+        <w:tc>
+          <w:tcPr>
+            <w:tcW w:type="dxa" w:w="5112"/>
+          </w:tcPr>
+          <w:p>
+            <w:r>
+              <w:t>Normal table/sequence lookup</w:t>
+            </w:r>
+          </w:p>
+        </w:tc>
+        <w:tc>
+          <w:tcPr>
+            <w:tcW w:type="dxa" w:w="5112"/>
+          </w:tcPr>
+          <w:p>
+            <w:r>
+              <w:t>Table6×2, GO STOPplusPAD/PADgives sequence 4×2 and mask 1100</w:t>
+            </w:r>
+          </w:p>
+        </w:tc>
+      </w:tr>
+      <w:tr>
+        <w:tc>
+          <w:tcPr>
+            <w:tcW w:type="dxa" w:w="5112"/>
+          </w:tcPr>
+          <w:p>
+            <w:r>
+              <w:t>Masked versus all-slot mean</w:t>
+            </w:r>
+          </w:p>
+        </w:tc>
+        <w:tc>
+          <w:tcPr>
+            <w:tcW w:type="dxa" w:w="5112"/>
+          </w:tcPr>
+          <w:p>
+            <w:r>
+              <w:t>Real GO/STOPmean[1, 1]; all four slots[.5, .5]</w:t>
+            </w:r>
+          </w:p>
+        </w:tc>
+      </w:tr>
+      <w:tr>
+        <w:tc>
+          <w:tcPr>
+            <w:tcW w:type="dxa" w:w="5112"/>
+          </w:tcPr>
+          <w:p>
+            <w:r>
+              <w:t>Real UNKplusSTOP</w:t>
+            </w:r>
+          </w:p>
+        </w:tc>
+        <w:tc>
+          <w:tcPr>
+            <w:tcW w:type="dxa" w:w="5112"/>
+          </w:tcPr>
+          <w:p>
+            <w:r>
+              <w:t>Mask keeps UNK:mean[-.5, .5], not only STOP[0, 2]</w:t>
+            </w:r>
+          </w:p>
+        </w:tc>
+      </w:tr>
+      <w:tr>
+        <w:tc>
+          <w:tcPr>
+            <w:tcW w:type="dxa" w:w="5112"/>
+          </w:tcPr>
+          <w:p>
+            <w:r>
+              <w:t>Query[1, 0]with regular candidates</w:t>
+            </w:r>
+          </w:p>
+        </w:tc>
+        <w:tc>
+          <w:tcPr>
+            <w:tcW w:type="dxa" w:w="5112"/>
+          </w:tcPr>
+          <w:p>
+            <w:r>
+              <w:t>Distances:GO=1, TURN=1, STOP=5, WAIT=2; return both GO and TURN</w:t>
+            </w:r>
+          </w:p>
+        </w:tc>
+      </w:tr>
+      <w:tr>
+        <w:tc>
+          <w:tcPr>
+            <w:tcW w:type="dxa" w:w="5112"/>
+          </w:tcPr>
+          <w:p>
+            <w:r>
+              <w:t>Reserved PAD[0, 0]also lies at distance 1</w:t>
+            </w:r>
+          </w:p>
+        </w:tc>
+        <w:tc>
+          <w:tcPr>
+            <w:tcW w:type="dxa" w:w="5112"/>
+          </w:tcPr>
+          <w:p>
+            <w:r>
+              <w:t>Its role excludes it from this candidate set; numeric coordinates alone do not define the role</w:t>
+            </w:r>
+          </w:p>
+        </w:tc>
+      </w:tr>
+      <w:tr>
+        <w:tc>
+          <w:tcPr>
+            <w:tcW w:type="dxa" w:w="5112"/>
+          </w:tcPr>
+          <w:p>
+            <w:r>
+              <w:t>Empty candidate set or mismatched distance dimensions</w:t>
+            </w:r>
+          </w:p>
+        </w:tc>
+        <w:tc>
+          <w:tcPr>
+            <w:tcW w:type="dxa" w:w="5112"/>
+          </w:tcPr>
+          <w:p>
+            <w:r>
+              <w:t>Original functions raise ValueError</w:t>
+            </w:r>
+          </w:p>
+        </w:tc>
+      </w:tr>
+      <w:tr>
+        <w:tc>
+          <w:tcPr>
+            <w:tcW w:type="dxa" w:w="5112"/>
+          </w:tcPr>
+          <w:p>
+            <w:r>
+              <w:t>Negative/out-of-range token ID</w:t>
+            </w:r>
+          </w:p>
+        </w:tc>
+        <w:tc>
+          <w:tcPr>
+            <w:tcW w:type="dxa" w:w="5112"/>
+          </w:tcPr>
+          <w:p>
+            <w:r>
+              <w:t>Extended lookup raises ValueError before Python indexing can select a wrong row</w:t>
+            </w:r>
+          </w:p>
+        </w:tc>
+      </w:tr>
+      <w:tr>
+        <w:tc>
+          <w:tcPr>
+            <w:tcW w:type="dxa" w:w="5112"/>
+          </w:tcPr>
+          <w:p>
+            <w:r>
+              <w:t>All-zero vector mask or inconsistent vector dimensions</w:t>
+            </w:r>
+          </w:p>
+        </w:tc>
+        <w:tc>
+          <w:tcPr>
+            <w:tcW w:type="dxa" w:w="5112"/>
+          </w:tcPr>
+          <w:p>
+            <w:r>
+              <w:t>Extended mean rejects the undefined/malformed calculation</w:t>
+            </w:r>
+          </w:p>
+        </w:tc>
+      </w:tr>
+      <w:tr>
+        <w:tc>
+          <w:tcPr>
+            <w:tcW w:type="dxa" w:w="5112"/>
+          </w:tcPr>
+          <w:p>
+            <w:r>
+              <w:t>GO STOPversusSTOP GO</w:t>
+            </w:r>
+          </w:p>
+        </w:tc>
+        <w:tc>
+          <w:tcPr>
+            <w:tcW w:type="dxa" w:w="5112"/>
+          </w:tcPr>
+          <w:p>
+            <w:r>
+              <w:t>Same masked mean[1, 1], also equals single TURN; mean alone loses order and can lose length</w:t>
+            </w:r>
+          </w:p>
+        </w:tc>
+      </w:tr>
+      <w:tr>
+        <w:tc>
+          <w:tcPr>
+            <w:tcW w:type="dxa" w:w="5112"/>
+          </w:tcPr>
+          <w:p>
+            <w:r>
+              <w:t>Isolated GO row update</w:t>
+            </w:r>
+          </w:p>
+        </w:tc>
+        <w:tc>
+          <w:tcPr>
+            <w:tcW w:type="dxa" w:w="5112"/>
+          </w:tcPr>
+          <w:p>
+            <w:r>
+              <w:t>Gradient[4, −4], new[1, 1], J8→2; original table stays unchanged</w:t>
+            </w:r>
+          </w:p>
+        </w:tc>
+      </w:tr>
+    </w:tbl>
+    <w:p>
+      <w:pPr>
+        <w:pStyle w:val="Heading2"/>
+      </w:pPr>
+      <w:r>
+        <w:t>Predict,look up,measure and bound the claim</w:t>
+      </w:r>
+    </w:p>
+    <w:p>
+      <w:pPr>
+        <w:pStyle w:val="ListNumber"/>
+      </w:pPr>
+      <w:r>
+        <w:t>Predict the lookup shapes, all candidate distances, masked means and isolated update before running or tracing the complete audit. It supplies every row and checks ID range, mask alignment and vector dimensions in the extended helpers. Record original and copied updated tables separately. Masked means use vectors at real positions; they do not average nominal token IDs. Keep all nearest ties and the candidate policy. A lower artificial row objective or a nearby vector does not prove useful language meaning, interchangeability or independent task performance.</w:t>
+      </w:r>
+    </w:p>
+    <w:p>
+      <w:pPr>
+        <w:pStyle w:val="ListNumber"/>
+      </w:pPr>
+      <w:r>
+        <w:t>On paper, trace the supplied procedure. If code is provided, predict before running it in a local practice file. Never write an expected answer as though it were an observed run.</w:t>
+      </w:r>
+    </w:p>
+    <w:p>
+      <w:pPr>
+        <w:pStyle w:val="Heading2"/>
+      </w:pPr>
+      <w:r>
+        <w:t>Keep the evidence ledger</w:t>
       </w:r>
     </w:p>
     <w:tbl>
@@ -2565,7 +3768,67 @@
         <w:rPr>
           <w:b w:val="0"/>
         </w:rPr>
-        <w:t>On paper, trace the supplied procedure. If code is provided, predict before running it in a local practice file. Never write an expected answer as though it were an observed run.</w:t>
+        <w:t>Before trying: what do I expect, and why? While trying: which step could first go wrong? Afterwards: what did I actually observe, and what should change? Keep “not run” if you only traced the procedure.</w:t>
+      </w:r>
+    </w:p>
+    <w:p>
+      <w:pPr>
+        <w:pStyle w:val="Heading2"/>
+      </w:pPr>
+      <w:r>
+        <w:t>Reference: original compact neighbour functions · reference / check after trying</w:t>
+      </w:r>
+    </w:p>
+    <w:p>
+      <w:r>
+        <w:rPr>
+          <w:rFonts w:ascii="Courier New" w:hAnsi="Courier New"/>
+          <w:sz w:val="18"/>
+        </w:rPr>
+        <w:t>table = [[0, 0], [-1, -1], [2, 0],</w:t>
+        <w:br/>
+        <w:t xml:space="preserve">         [1, 1], [0, 2], [0, 1]]</w:t>
+        <w:br/>
+        <w:t>known = {"GO": 2, "TURN": 3, "STOP": 4, "WAIT": 5}</w:t>
+        <w:br/>
+        <w:br/>
+        <w:t>def distance2(a, b):</w:t>
+        <w:br/>
+        <w:t xml:space="preserve">    if len(a) != len(b) or not a:</w:t>
+        <w:br/>
+        <w:t xml:space="preserve">        raise ValueError("Need equal nonempty dimensions")</w:t>
+        <w:br/>
+        <w:t xml:space="preserve">    return sum((x - y)**2 for x, y in zip(a, b))</w:t>
+        <w:br/>
+        <w:br/>
+        <w:t>def nearest(query, candidates):</w:t>
+        <w:br/>
+        <w:t xml:space="preserve">    if not candidates:</w:t>
+        <w:br/>
+        <w:t xml:space="preserve">        raise ValueError("Need candidates")</w:t>
+        <w:br/>
+        <w:t xml:space="preserve">    scores = {name: distance2(query, vector)</w:t>
+        <w:br/>
+        <w:t xml:space="preserve">              for name, vector in candidates.items()}</w:t>
+        <w:br/>
+        <w:t xml:space="preserve">    best = min(scores.values())</w:t>
+        <w:br/>
+        <w:t xml:space="preserve">    return sorted(name for name, d in scores.items() if d == best)</w:t>
+        <w:br/>
+        <w:br/>
+        <w:t>candidates = {name: table[i] for name, i in known.items()</w:t>
+        <w:br/>
+        <w:t xml:space="preserve">              if name != "GO"}</w:t>
+        <w:br/>
+        <w:t>assert nearest(table[2], candidates) == ["TURN"]</w:t>
+      </w:r>
+    </w:p>
+    <w:p>
+      <w:pPr>
+        <w:pStyle w:val="Heading2"/>
+      </w:pPr>
+      <w:r>
+        <w:t>Earlier wording, alternatives and picture transcripts · reference / check after trying</w:t>
       </w:r>
     </w:p>
     <w:p>
@@ -2573,7 +3836,36 @@
         <w:pStyle w:val="Heading3"/>
       </w:pPr>
       <w:r>
+        <w:t>Predict, investigate and preserve the evidence</w:t>
+      </w:r>
+    </w:p>
+    <w:p>
+      <w:pPr>
+        <w:pStyle w:val="Heading3"/>
+      </w:pPr>
+      <w:r>
         <w:t>Plan → try → check</w:t>
+      </w:r>
+    </w:p>
+    <w:p>
+      <w:pPr>
+        <w:pStyle w:val="Heading1"/>
+      </w:pPr>
+      <w:r>
+        <w:t>14. Try alone: use a separate candidate table and its own names</w:t>
+      </w:r>
+    </w:p>
+    <w:p>
+      <w:r>
+        <w:t>Apply its squared-distance rule and keep every nearest tie.</w:t>
+      </w:r>
+    </w:p>
+    <w:p>
+      <w:pPr>
+        <w:pStyle w:val="Heading2"/>
+      </w:pPr>
+      <w:r>
+        <w:t>Complete independent vectors and mean task</w:t>
       </w:r>
     </w:p>
     <w:p>
@@ -2584,28 +3876,7 @@
         <w:rPr>
           <w:b w:val="0"/>
         </w:rPr>
-        <w:t>Before trying: what do I expect, and why? While trying: which step could first go wrong? Afterwards: what did I actually observe, and what should change? Keep “not run” if you only traced the procedure.</w:t>
-      </w:r>
-    </w:p>
-    <w:p>
-      <w:pPr>
-        <w:pStyle w:val="Heading1"/>
-      </w:pPr>
-      <w:r>
-        <w:t>10. Build your understanding</w:t>
-      </w:r>
-    </w:p>
-    <w:p>
-      <w:r>
-        <w:t>Move from recall to tracing, diagnosis and transfer in Embeddings and neighbourhoods. Explain why each step is justified.</w:t>
-      </w:r>
-    </w:p>
-    <w:p>
-      <w:pPr>
-        <w:pStyle w:val="Heading3"/>
-      </w:pPr>
-      <w:r>
-        <w:t>Explain → apply → challenge</w:t>
+        <w:t>A separate table contains A [0, 0], B [2, 0] and C [1, 2]. For query [1, 0], give all squared distances and every nearest candidate. Then calculate the mean of A and B and compare it with the query.</w:t>
       </w:r>
     </w:p>
     <w:p>
@@ -2616,31 +3887,107 @@
         <w:rPr>
           <w:b w:val="0"/>
         </w:rPr>
-        <w:t>Using the original table, embed TURN WAIT STOP with one right-padding slot. Give the vector sequence, mask and shape.</w:t>
+        <w:t>Can that mean identify which ordered pair produced it?</w:t>
+      </w:r>
+    </w:p>
+    <w:p>
+      <w:pPr>
+        <w:pStyle w:val="Heading2"/>
+      </w:pPr>
+      <w:r>
+        <w:t>First attempt and support record</w:t>
+      </w:r>
+    </w:p>
+    <w:p>
+      <w:pPr>
+        <w:pStyle w:val="Heading3"/>
+      </w:pPr>
+      <w:r>
+        <w:t>My independent explanation, trace and limits</w:t>
+      </w:r>
+    </w:p>
+    <w:p>
+      <w:r>
+        <w:t>________________________________________________________________</w:t>
+      </w:r>
+    </w:p>
+    <w:p>
+      <w:r>
+        <w:t>________________________________________________________________</w:t>
+      </w:r>
+    </w:p>
+    <w:p>
+      <w:r>
+        <w:t>________________________________________________________________</w:t>
+      </w:r>
+    </w:p>
+    <w:p>
+      <w:r>
+        <w:t>________________________________________________________________</w:t>
+      </w:r>
+    </w:p>
+    <w:p>
+      <w:r>
+        <w:t>________________________________________________________________</w:t>
+      </w:r>
+    </w:p>
+    <w:p>
+      <w:r>
+        <w:t>________________________________________________________________</w:t>
+      </w:r>
+    </w:p>
+    <w:p>
+      <w:r>
+        <w:t>________________________________________________________________</w:t>
       </w:r>
     </w:p>
     <w:p>
       <w:pPr>
         <w:spacing w:line="336" w:lineRule="auto" w:after="180"/>
-        <w:shd w:fill="F5F1FB"/>
       </w:pPr>
       <w:r>
         <w:rPr>
           <w:b w:val="0"/>
         </w:rPr>
-        <w:t>For the isolated GO-row update, give the gradient, updated vector, starting loss and new loss. Which other token now shares the vector?</w:t>
+        <w:t>Attempt this case before feedback. Record any help. Earlier examples below are further practice; a case already practised with feedback cannot establish fresh transfer.</w:t>
+      </w:r>
+    </w:p>
+    <w:p>
+      <w:pPr>
+        <w:pStyle w:val="Heading2"/>
+      </w:pPr>
+      <w:r>
+        <w:t>Use feedback after trying</w:t>
       </w:r>
     </w:p>
     <w:p>
       <w:pPr>
         <w:spacing w:line="336" w:lineRule="auto" w:after="180"/>
-        <w:shd w:fill="F5F1FB"/>
       </w:pPr>
       <w:r>
         <w:rPr>
           <w:b w:val="0"/>
         </w:rPr>
-        <w:t>A developer swaps the IDs of GO and STOP but leaves the embedding rows unchanged. What goes wrong, and what must be saved or changed together?</w:t>
+        <w:t>Attempt the independent case before hints. Record whether you worked alone, used a hint or followed a model. After feedback, fix the first unsupported step and explain why it changed.</w:t>
+      </w:r>
+    </w:p>
+    <w:p>
+      <w:pPr>
+        <w:spacing w:line="336" w:lineRule="auto" w:after="180"/>
+      </w:pPr>
+      <w:r>
+        <w:rPr>
+          <w:b w:val="0"/>
+        </w:rPr>
+        <w:t>A later check uses a changed case, not a copied answer.</w:t>
+      </w:r>
+    </w:p>
+    <w:p>
+      <w:pPr>
+        <w:pStyle w:val="Heading2"/>
+      </w:pPr>
+      <w:r>
+        <w:t>Earlier wording, alternatives and picture transcripts · reference / check after trying</w:t>
       </w:r>
     </w:p>
     <w:p>
@@ -2648,7 +3995,45 @@
         <w:pStyle w:val="Heading3"/>
       </w:pPr>
       <w:r>
-        <w:t>Explain which evidence supports your conclusion and which claim remains unproved.</w:t>
+        <w:t>Independent case: Find a neighbourhood independently</w:t>
+      </w:r>
+    </w:p>
+    <w:p>
+      <w:pPr>
+        <w:pStyle w:val="Heading3"/>
+      </w:pPr>
+      <w:r>
+        <w:t>Attempt this without hints</w:t>
+      </w:r>
+    </w:p>
+    <w:p>
+      <w:pPr>
+        <w:spacing w:line="336" w:lineRule="auto" w:after="180"/>
+      </w:pPr>
+      <w:r>
+        <w:rPr>
+          <w:b w:val="0"/>
+        </w:rPr>
+        <w:t>A separate table contains A [0, 0], B [2, 0] and C [1, 2]. For query [1, 0], give all squared distances and every nearest candidate. Then calculate the mean of A and B and compare it with the query.</w:t>
+      </w:r>
+    </w:p>
+    <w:p>
+      <w:pPr>
+        <w:spacing w:line="336" w:lineRule="auto" w:after="180"/>
+      </w:pPr>
+      <w:r>
+        <w:rPr>
+          <w:b w:val="0"/>
+        </w:rPr>
+        <w:t>Can that mean identify which ordered pair produced it?</w:t>
+      </w:r>
+    </w:p>
+    <w:p>
+      <w:pPr>
+        <w:pStyle w:val="Heading3"/>
+      </w:pPr>
+      <w:r>
+        <w:t>My independent procedure, result and limitation</w:t>
       </w:r>
     </w:p>
     <w:p>
@@ -2677,16 +4062,58 @@
       </w:r>
     </w:p>
     <w:p>
+      <w:r>
+        <w:t>________________________________________________________________</w:t>
+      </w:r>
+    </w:p>
+    <w:p>
+      <w:r>
+        <w:t>________________________________________________________________</w:t>
+      </w:r>
+    </w:p>
+    <w:p>
+      <w:r>
+        <w:t>________________________________________________________________</w:t>
+      </w:r>
+    </w:p>
+    <w:p>
+      <w:pPr>
+        <w:spacing w:line="336" w:lineRule="auto" w:after="180"/>
+      </w:pPr>
+      <w:r>
+        <w:rPr>
+          <w:b w:val="0"/>
+        </w:rPr>
+        <w:t>Record support used: none, hint or teacher explanation. After feedback, a different case is needed to demonstrate independence.</w:t>
+      </w:r>
+    </w:p>
+    <w:p>
+      <w:pPr>
+        <w:pStyle w:val="Heading3"/>
+      </w:pPr>
+      <w:r>
+        <w:t>Use feedback to improve</w:t>
+      </w:r>
+    </w:p>
+    <w:p>
       <w:pPr>
         <w:pStyle w:val="Heading1"/>
       </w:pPr>
       <w:r>
-        <w:t>11. Connect your project</w:t>
-      </w:r>
-    </w:p>
-    <w:p>
-      <w:r>
-        <w:t>Apply this week’s idea to Image-pattern Network Investigation. Keep an annotated decision and the evidence supporting it.</w:t>
+        <w:t>11. Save the vocabulary and table as one versioned contract</w:t>
+      </w:r>
+    </w:p>
+    <w:p>
+      <w:r>
+        <w:t>The project record should identify masks,metrics,candidates and any fitted row changes.</w:t>
+      </w:r>
+    </w:p>
+    <w:p>
+      <w:pPr>
+        <w:pStyle w:val="Heading2"/>
+      </w:pPr>
+      <w:r>
+        <w:t>Project artifact and evidence table</w:t>
       </w:r>
     </w:p>
     <w:p>
@@ -2877,10 +4304,10 @@
     </w:tbl>
     <w:p>
       <w:pPr>
-        <w:pStyle w:val="Heading3"/>
-      </w:pPr>
-      <w:r>
-        <w:t>Evidence for your project</w:t>
+        <w:pStyle w:val="Heading2"/>
+      </w:pPr>
+      <w:r>
+        <w:t>Actual run/trace and remaining limits</w:t>
       </w:r>
     </w:p>
     <w:p>
@@ -2919,15 +4346,88 @@
     </w:p>
     <w:p>
       <w:pPr>
+        <w:pStyle w:val="Heading2"/>
+      </w:pPr>
+      <w:r>
+        <w:t>Earlier wording, alternatives and picture transcripts · reference / check after trying</w:t>
+      </w:r>
+    </w:p>
+    <w:p>
+      <w:pPr>
+        <w:pStyle w:val="Heading3"/>
+      </w:pPr>
+      <w:r>
+        <w:t>Evidence for your project</w:t>
+      </w:r>
+    </w:p>
+    <w:p>
+      <w:pPr>
         <w:pStyle w:val="Heading1"/>
       </w:pPr>
       <w:r>
-        <w:t>12. Show what you know</w:t>
-      </w:r>
-    </w:p>
-    <w:p>
-      <w:r>
-        <w:t>Use a genuinely new case for independent evidence. Previously discussed examples remain practice; use the separately named independent case before feedback.</w:t>
+        <w:t>16. Finish with a geometric result and its evidence boundary</w:t>
+      </w:r>
+    </w:p>
+    <w:p>
+      <w:r>
+        <w:t>Explain what lookup,averaging and one row update each establish.</w:t>
+      </w:r>
+    </w:p>
+    <w:p>
+      <w:pPr>
+        <w:pStyle w:val="Heading2"/>
+      </w:pPr>
+      <w:r>
+        <w:t>Retrieve and explain</w:t>
+      </w:r>
+    </w:p>
+    <w:p>
+      <w:pPr>
+        <w:pStyle w:val="ListBullet"/>
+      </w:pPr>
+      <w:r>
+        <w:t>Close your notes. Explain this goal in your own words: Look up a vector using a token ID and preserve sequence shape</w:t>
+      </w:r>
+    </w:p>
+    <w:p>
+      <w:pPr>
+        <w:pStyle w:val="Heading3"/>
+      </w:pPr>
+      <w:r>
+        <w:t>My deciding step, evidence and one remaining question</w:t>
+      </w:r>
+    </w:p>
+    <w:p>
+      <w:r>
+        <w:t>________________________________________________________________</w:t>
+      </w:r>
+    </w:p>
+    <w:p>
+      <w:r>
+        <w:t>________________________________________________________________</w:t>
+      </w:r>
+    </w:p>
+    <w:p>
+      <w:r>
+        <w:t>________________________________________________________________</w:t>
+      </w:r>
+    </w:p>
+    <w:p>
+      <w:r>
+        <w:t>________________________________________________________________</w:t>
+      </w:r>
+    </w:p>
+    <w:p>
+      <w:r>
+        <w:t>________________________________________________________________</w:t>
+      </w:r>
+    </w:p>
+    <w:p>
+      <w:pPr>
+        <w:pStyle w:val="Heading2"/>
+      </w:pPr>
+      <w:r>
+        <w:t>Plan a changed-case return</w:t>
       </w:r>
     </w:p>
     <w:p>
@@ -2938,91 +4438,282 @@
         <w:rPr>
           <w:b w:val="0"/>
         </w:rPr>
-        <w:t>In the original table, the masked average for GO STOP is [1, 1], and STOP GO has the same average. It also equals the single TURN vector.</w:t>
-      </w:r>
-    </w:p>
-    <w:p>
-      <w:pPr>
-        <w:spacing w:line="336" w:lineRule="auto" w:after="180"/>
-      </w:pPr>
+        <w:t xml:space="preserve">If you are unsure, return to the worked picture and explain one arrow. If you are ready, change an </w:t>
+      </w:r>
+      <w:r>
+        <w:rPr>
+          <w:b/>
+        </w:rPr>
+        <w:t>input</w:t>
+      </w:r>
       <w:r>
         <w:rPr>
           <w:b w:val="0"/>
         </w:rPr>
-        <w:t>Averaging discarded order and can collide across different sequence lengths unless additional information is retained. Keeping the sequence of vectors makes order available; a later model must still use it.</w:t>
-      </w:r>
-    </w:p>
-    <w:p>
-      <w:pPr>
-        <w:pStyle w:val="Heading3"/>
-      </w:pPr>
-      <w:r>
-        <w:t>A teammate says TURN must mean the same as GO because it is the closest candidate, and says a lower embedding-training loss proves this. Explain what the calculations establish and what evidence is missing.</w:t>
-      </w:r>
-    </w:p>
-    <w:p>
-      <w:r>
-        <w:t>________________________________________________________________</w:t>
-      </w:r>
-    </w:p>
-    <w:p>
-      <w:r>
-        <w:t>________________________________________________________________</w:t>
-      </w:r>
-    </w:p>
-    <w:p>
-      <w:r>
-        <w:t>________________________________________________________________</w:t>
-      </w:r>
-    </w:p>
-    <w:p>
-      <w:r>
-        <w:t>________________________________________________________________</w:t>
-      </w:r>
-    </w:p>
-    <w:p>
-      <w:pPr>
-        <w:spacing w:line="336" w:lineRule="auto" w:after="180"/>
-      </w:pPr>
+        <w:t xml:space="preserve"> or assumption and justify your </w:t>
+      </w:r>
+      <w:r>
+        <w:rPr>
+          <w:b/>
+        </w:rPr>
+        <w:t>prediction</w:t>
+      </w:r>
       <w:r>
         <w:rPr>
           <w:b w:val="0"/>
         </w:rPr>
-        <w:t xml:space="preserve">Save the vocabulary-to-row mapping, table version, mask convention, distance rule and candidate policy with the model. Compare embedding choices using </w:t>
+        <w:t>.</w:t>
+      </w:r>
+    </w:p>
+    <w:p>
+      <w:pPr>
+        <w:spacing w:line="336" w:lineRule="auto" w:after="180"/>
+      </w:pPr>
+      <w:r>
+        <w:rPr>
+          <w:b w:val="0"/>
+        </w:rPr>
+        <w:t xml:space="preserve">Save your workbook </w:t>
       </w:r>
       <w:r>
         <w:rPr>
           <w:b/>
         </w:rPr>
-        <w:t>training</w:t>
+        <w:t>evidence</w:t>
       </w:r>
       <w:r>
         <w:rPr>
           <w:b w:val="0"/>
         </w:rPr>
-        <w:t xml:space="preserve"> and validation discipline, and keep final evaluation reserved.</w:t>
-      </w:r>
-    </w:p>
-    <w:p>
-      <w:pPr>
-        <w:spacing w:line="336" w:lineRule="auto" w:after="180"/>
-      </w:pPr>
-      <w:r>
-        <w:rPr>
-          <w:b w:val="0"/>
-        </w:rPr>
-        <w:t>Next week examines how normalisation and similarity measures can change neighbour rankings.</w:t>
-      </w:r>
-    </w:p>
-    <w:p>
-      <w:pPr>
-        <w:spacing w:line="336" w:lineRule="auto" w:after="180"/>
-        <w:shd w:fill="F5F1FB"/>
-      </w:pPr>
-      <w:r>
-        <w:rPr>
-          <w:b w:val="0"/>
-        </w:rPr>
+        <w:t>. At the next review, try a different case before opening your old answer.</w:t>
+      </w:r>
+    </w:p>
+    <w:p>
+      <w:pPr>
+        <w:pStyle w:val="Heading1"/>
+      </w:pPr>
+      <w:r>
+        <w:t>Reference bank and extra practice</w:t>
+      </w:r>
+    </w:p>
+    <w:p>
+      <w:pPr>
+        <w:pStyle w:val="Heading1"/>
+      </w:pPr>
+      <w:r>
+        <w:t>05. Reference · Use the mathematical words precisely</w:t>
+      </w:r>
+    </w:p>
+    <w:p>
+      <w:r>
+        <w:t>Connect each term to a value or step in the current example.</w:t>
+      </w:r>
+    </w:p>
+    <w:p>
+      <w:pPr>
+        <w:pStyle w:val="Heading2"/>
+      </w:pPr>
+      <w:r>
+        <w:t>Vocabulary and your explanation</w:t>
+      </w:r>
+    </w:p>
+    <w:tbl>
+      <w:tblPr>
+        <w:tblStyle w:val="LightShading-Accent1"/>
+        <w:tblW w:type="auto" w:w="0"/>
+        <w:tblLook w:firstColumn="1" w:firstRow="1" w:lastColumn="0" w:lastRow="0" w:noHBand="0" w:noVBand="1" w:val="04A0"/>
+      </w:tblPr>
+      <w:tblGrid>
+        <w:gridCol w:w="5112"/>
+        <w:gridCol w:w="5112"/>
+      </w:tblGrid>
+      <w:tr>
+        <w:trPr>
+          <w:tblHeader/>
+        </w:trPr>
+        <w:tc>
+          <w:tcPr>
+            <w:tcW w:type="dxa" w:w="5112"/>
+          </w:tcPr>
+          <w:p>
+            <w:r>
+              <w:t>Word</w:t>
+            </w:r>
+          </w:p>
+        </w:tc>
+        <w:tc>
+          <w:tcPr>
+            <w:tcW w:type="dxa" w:w="5112"/>
+          </w:tcPr>
+          <w:p>
+            <w:r>
+              <w:t>Meaning</w:t>
+            </w:r>
+          </w:p>
+        </w:tc>
+      </w:tr>
+      <w:tr>
+        <w:tc>
+          <w:tcPr>
+            <w:tcW w:type="dxa" w:w="5112"/>
+          </w:tcPr>
+          <w:p>
+            <w:r>
+              <w:t>Embedding table</w:t>
+            </w:r>
+          </w:p>
+        </w:tc>
+        <w:tc>
+          <w:tcPr>
+            <w:tcW w:type="dxa" w:w="5112"/>
+          </w:tcPr>
+          <w:p>
+            <w:r>
+              <w:t>A table assigning a fixed-length numerical vector to each token ID</w:t>
+            </w:r>
+          </w:p>
+        </w:tc>
+      </w:tr>
+      <w:tr>
+        <w:tc>
+          <w:tcPr>
+            <w:tcW w:type="dxa" w:w="5112"/>
+          </w:tcPr>
+          <w:p>
+            <w:r>
+              <w:t>Embedding dimension</w:t>
+            </w:r>
+          </w:p>
+        </w:tc>
+        <w:tc>
+          <w:tcPr>
+            <w:tcW w:type="dxa" w:w="5112"/>
+          </w:tcPr>
+          <w:p>
+            <w:r>
+              <w:t>The number of components in each embedding vector</w:t>
+            </w:r>
+          </w:p>
+        </w:tc>
+      </w:tr>
+      <w:tr>
+        <w:tc>
+          <w:tcPr>
+            <w:tcW w:type="dxa" w:w="5112"/>
+          </w:tcPr>
+          <w:p>
+            <w:r>
+              <w:t>Neighbourhood</w:t>
+            </w:r>
+          </w:p>
+        </w:tc>
+        <w:tc>
+          <w:tcPr>
+            <w:tcW w:type="dxa" w:w="5112"/>
+          </w:tcPr>
+          <w:p>
+            <w:r>
+              <w:t>Nearby candidates under a stated representation and distance rule</w:t>
+            </w:r>
+          </w:p>
+        </w:tc>
+      </w:tr>
+      <w:tr>
+        <w:tc>
+          <w:tcPr>
+            <w:tcW w:type="dxa" w:w="5112"/>
+          </w:tcPr>
+          <w:p>
+            <w:r>
+              <w:t>Squared Euclidean distance</w:t>
+            </w:r>
+          </w:p>
+        </w:tc>
+        <w:tc>
+          <w:tcPr>
+            <w:tcW w:type="dxa" w:w="5112"/>
+          </w:tcPr>
+          <w:p>
+            <w:r>
+              <w:t>The sum of squared component differences between two vectors</w:t>
+            </w:r>
+          </w:p>
+        </w:tc>
+      </w:tr>
+    </w:tbl>
+    <w:p>
+      <w:pPr>
+        <w:pStyle w:val="Heading3"/>
+      </w:pPr>
+      <w:r>
+        <w:t>Use two terms to explain a step in this week’s example.</w:t>
+      </w:r>
+    </w:p>
+    <w:p>
+      <w:r>
+        <w:t>________________________________________________________________</w:t>
+      </w:r>
+    </w:p>
+    <w:p>
+      <w:r>
+        <w:t>________________________________________________________________</w:t>
+      </w:r>
+    </w:p>
+    <w:p>
+      <w:r>
+        <w:t>________________________________________________________________</w:t>
+      </w:r>
+    </w:p>
+    <w:p>
+      <w:pPr>
+        <w:pStyle w:val="Heading1"/>
+      </w:pPr>
+      <w:r>
+        <w:t>10. Extra challenge · Explain a stronger case</w:t>
+      </w:r>
+    </w:p>
+    <w:p>
+      <w:r>
+        <w:t>Choose the next challenge after the main route.</w:t>
+      </w:r>
+    </w:p>
+    <w:p>
+      <w:pPr>
+        <w:pStyle w:val="Heading2"/>
+      </w:pPr>
+      <w:r>
+        <w:t>Explain,repair and extend</w:t>
+      </w:r>
+    </w:p>
+    <w:p>
+      <w:pPr>
+        <w:pStyle w:val="Heading3"/>
+      </w:pPr>
+      <w:r>
+        <w:t>Explain → apply → challenge</w:t>
+      </w:r>
+    </w:p>
+    <w:p>
+      <w:pPr>
+        <w:pStyle w:val="ListBullet"/>
+      </w:pPr>
+      <w:r>
+        <w:t>Using the original table, embed TURN WAIT STOP with one right-padding slot. Give the vector sequence, mask and shape.</w:t>
+      </w:r>
+    </w:p>
+    <w:p>
+      <w:pPr>
+        <w:pStyle w:val="ListBullet"/>
+      </w:pPr>
+      <w:r>
+        <w:t>For the isolated GO-row update, give the gradient, updated vector, starting loss and new loss. Which other token now shares the vector?</w:t>
+      </w:r>
+    </w:p>
+    <w:p>
+      <w:pPr>
+        <w:pStyle w:val="ListBullet"/>
+      </w:pPr>
+      <w:r>
         <w:t>A developer swaps the IDs of GO and STOP but leaves the embedding rows unchanged. What goes wrong, and what must be saved or changed together?</w:t>
       </w:r>
     </w:p>
@@ -3031,6 +4722,112 @@
         <w:pStyle w:val="Heading3"/>
       </w:pPr>
       <w:r>
+        <w:t>Explain which evidence supports your conclusion and which claim remains unproved.</w:t>
+      </w:r>
+    </w:p>
+    <w:p>
+      <w:r>
+        <w:t>________________________________________________________________</w:t>
+      </w:r>
+    </w:p>
+    <w:p>
+      <w:r>
+        <w:t>________________________________________________________________</w:t>
+      </w:r>
+    </w:p>
+    <w:p>
+      <w:r>
+        <w:t>________________________________________________________________</w:t>
+      </w:r>
+    </w:p>
+    <w:p>
+      <w:r>
+        <w:t>________________________________________________________________</w:t>
+      </w:r>
+    </w:p>
+    <w:p>
+      <w:r>
+        <w:t>________________________________________________________________</w:t>
+      </w:r>
+    </w:p>
+    <w:p>
+      <w:pPr>
+        <w:pStyle w:val="Heading1"/>
+      </w:pPr>
+      <w:r>
+        <w:t>12. Reference · Check the representation and its limits</w:t>
+      </w:r>
+    </w:p>
+    <w:p>
+      <w:r>
+        <w:t>Use after practice;reserve the new independent A/B/Ccandidate and mean comparison for the first individual attempt.</w:t>
+      </w:r>
+    </w:p>
+    <w:p>
+      <w:pPr>
+        <w:pStyle w:val="Heading2"/>
+      </w:pPr>
+      <w:r>
+        <w:t>Current explanation and response</w:t>
+      </w:r>
+    </w:p>
+    <w:p>
+      <w:pPr>
+        <w:pStyle w:val="ListBullet"/>
+      </w:pPr>
+      <w:r>
+        <w:t>In the original table, the masked average for GO STOP is [1, 1], and STOP GO has the same average. It also equals the single TURN vector. Averaging discarded order and can collide across different sequence lengths unless additional information is retained. Keeping the sequence of vectors makes order available; a later model must still use it.</w:t>
+      </w:r>
+    </w:p>
+    <w:p>
+      <w:pPr>
+        <w:pStyle w:val="Heading3"/>
+      </w:pPr>
+      <w:r>
+        <w:t>A teammate says TURN must mean the same as GO because it is the closest candidate, and says a lower embedding-training loss proves this. Explain what the calculations establish and what evidence is missing.</w:t>
+      </w:r>
+    </w:p>
+    <w:p>
+      <w:r>
+        <w:t>________________________________________________________________</w:t>
+      </w:r>
+    </w:p>
+    <w:p>
+      <w:r>
+        <w:t>________________________________________________________________</w:t>
+      </w:r>
+    </w:p>
+    <w:p>
+      <w:r>
+        <w:t>________________________________________________________________</w:t>
+      </w:r>
+    </w:p>
+    <w:p>
+      <w:r>
+        <w:t>________________________________________________________________</w:t>
+      </w:r>
+    </w:p>
+    <w:p>
+      <w:pPr>
+        <w:pStyle w:val="ListBullet"/>
+      </w:pPr>
+      <w:r>
+        <w:t>Save the vocabulary-to-row mapping, table version, mask convention, distance rule and candidate policy with the model. Compare embedding choices using training and validation discipline, and keep final evaluation reserved. Next week examines how normalisation and similarity measures can change neighbour rankings.</w:t>
+      </w:r>
+    </w:p>
+    <w:p>
+      <w:pPr>
+        <w:pStyle w:val="ListBullet"/>
+      </w:pPr>
+      <w:r>
+        <w:t>A developer swaps the IDs of GO and STOP but leaves the embedding rows unchanged. What goes wrong, and what must be saved or changed together?</w:t>
+      </w:r>
+    </w:p>
+    <w:p>
+      <w:pPr>
+        <w:pStyle w:val="Heading3"/>
+      </w:pPr>
+      <w:r>
         <w:t>My limited claim and a useful next check</w:t>
       </w:r>
     </w:p>
@@ -3059,12 +4856,20 @@
         <w:pStyle w:val="Heading1"/>
       </w:pPr>
       <w:r>
-        <w:t>13. Study a complete case</w:t>
-      </w:r>
-    </w:p>
-    <w:p>
-      <w:r>
-        <w:t>Revisit the complete Embeddings and neighbourhoods case for supported practice. Repeated examples do not become fresh assessments.</w:t>
+        <w:t>13. Extra practice · Revisit the complete trace</w:t>
+      </w:r>
+    </w:p>
+    <w:p>
+      <w:r>
+        <w:t>Predict before reading the supplied steps.</w:t>
+      </w:r>
+    </w:p>
+    <w:p>
+      <w:pPr>
+        <w:pStyle w:val="Heading2"/>
+      </w:pPr>
+      <w:r>
+        <w:t>Complete trace and evidence</w:t>
       </w:r>
     </w:p>
     <w:p>
@@ -3329,232 +5134,20 @@
         <w:pStyle w:val="Heading1"/>
       </w:pPr>
       <w:r>
-        <w:t>14. Try a new case independently</w:t>
-      </w:r>
-    </w:p>
-    <w:p>
-      <w:r>
-        <w:t>Attempt the reserved new case before feedback. Record support; the earlier examples below remain additional practice.</w:t>
-      </w:r>
-    </w:p>
-    <w:p>
-      <w:pPr>
-        <w:pStyle w:val="Heading3"/>
-      </w:pPr>
-      <w:r>
-        <w:t>Independent case: Find a neighbourhood independently</w:t>
-      </w:r>
-    </w:p>
-    <w:p>
-      <w:pPr>
-        <w:spacing w:line="336" w:lineRule="auto" w:after="180"/>
-        <w:shd w:fill="F5F1FB"/>
-      </w:pPr>
-      <w:r>
-        <w:rPr>
-          <w:b w:val="0"/>
-        </w:rPr>
-        <w:t>A separate table contains A [0, 0], B [2, 0] and C [1, 2]. For query [1, 0], give all squared distances and every nearest candidate. Then calculate the mean of A and B and compare it with the query.</w:t>
-      </w:r>
-    </w:p>
-    <w:p>
-      <w:pPr>
-        <w:spacing w:line="336" w:lineRule="auto" w:after="180"/>
-        <w:shd w:fill="F5F1FB"/>
-      </w:pPr>
-      <w:r>
-        <w:rPr>
-          <w:b w:val="0"/>
-        </w:rPr>
-        <w:t>Can that mean identify which ordered pair produced it?</w:t>
-      </w:r>
-    </w:p>
-    <w:p>
-      <w:pPr>
-        <w:pStyle w:val="Heading3"/>
-      </w:pPr>
-      <w:r>
-        <w:t>My independent explanation, trace and limits</w:t>
-      </w:r>
-    </w:p>
-    <w:p>
-      <w:r>
-        <w:t>________________________________________________________________</w:t>
-      </w:r>
-    </w:p>
-    <w:p>
-      <w:r>
-        <w:t>________________________________________________________________</w:t>
-      </w:r>
-    </w:p>
-    <w:p>
-      <w:r>
-        <w:t>________________________________________________________________</w:t>
-      </w:r>
-    </w:p>
-    <w:p>
-      <w:r>
-        <w:t>________________________________________________________________</w:t>
-      </w:r>
-    </w:p>
-    <w:p>
-      <w:r>
-        <w:t>________________________________________________________________</w:t>
-      </w:r>
-    </w:p>
-    <w:p>
-      <w:r>
-        <w:t>________________________________________________________________</w:t>
-      </w:r>
-    </w:p>
-    <w:p>
-      <w:r>
-        <w:t>________________________________________________________________</w:t>
-      </w:r>
-    </w:p>
-    <w:p>
-      <w:pPr>
-        <w:spacing w:line="336" w:lineRule="auto" w:after="180"/>
-      </w:pPr>
-      <w:r>
-        <w:rPr>
-          <w:b w:val="0"/>
-        </w:rPr>
-        <w:t>Attempt this case before feedback. Record any help. Earlier examples below are further practice; a case already practised with feedback cannot establish fresh transfer.</w:t>
-      </w:r>
-    </w:p>
-    <w:p>
-      <w:pPr>
-        <w:pStyle w:val="Heading3"/>
-      </w:pPr>
-      <w:r>
-        <w:t>Attempt this without hints</w:t>
-      </w:r>
-    </w:p>
-    <w:p>
-      <w:pPr>
-        <w:spacing w:line="336" w:lineRule="auto" w:after="180"/>
-        <w:shd w:fill="F5F1FB"/>
-      </w:pPr>
-      <w:r>
-        <w:rPr>
-          <w:b w:val="0"/>
-        </w:rPr>
-        <w:t>A separate table contains A [0, 0], B [2, 0] and C [1, 2]. For query [1, 0], give all squared distances and every nearest candidate. Then calculate the mean of A and B and compare it with the query.</w:t>
-      </w:r>
-    </w:p>
-    <w:p>
-      <w:pPr>
-        <w:spacing w:line="336" w:lineRule="auto" w:after="180"/>
-        <w:shd w:fill="F5F1FB"/>
-      </w:pPr>
-      <w:r>
-        <w:rPr>
-          <w:b w:val="0"/>
-        </w:rPr>
-        <w:t>Can that mean identify which ordered pair produced it?</w:t>
-      </w:r>
-    </w:p>
-    <w:p>
-      <w:pPr>
-        <w:pStyle w:val="Heading3"/>
-      </w:pPr>
-      <w:r>
-        <w:t>My independent procedure, result and limitation</w:t>
-      </w:r>
-    </w:p>
-    <w:p>
-      <w:r>
-        <w:t>________________________________________________________________</w:t>
-      </w:r>
-    </w:p>
-    <w:p>
-      <w:r>
-        <w:t>________________________________________________________________</w:t>
-      </w:r>
-    </w:p>
-    <w:p>
-      <w:r>
-        <w:t>________________________________________________________________</w:t>
-      </w:r>
-    </w:p>
-    <w:p>
-      <w:r>
-        <w:t>________________________________________________________________</w:t>
-      </w:r>
-    </w:p>
-    <w:p>
-      <w:r>
-        <w:t>________________________________________________________________</w:t>
-      </w:r>
-    </w:p>
-    <w:p>
-      <w:r>
-        <w:t>________________________________________________________________</w:t>
-      </w:r>
-    </w:p>
-    <w:p>
-      <w:r>
-        <w:t>________________________________________________________________</w:t>
-      </w:r>
-    </w:p>
-    <w:p>
-      <w:r>
-        <w:t>________________________________________________________________</w:t>
-      </w:r>
-    </w:p>
-    <w:p>
-      <w:pPr>
-        <w:spacing w:line="336" w:lineRule="auto" w:after="180"/>
-      </w:pPr>
-      <w:r>
-        <w:rPr>
-          <w:b w:val="0"/>
-        </w:rPr>
-        <w:t>Record support used: none, hint or teacher explanation. After feedback, a different case is needed to demonstrate independence.</w:t>
-      </w:r>
-    </w:p>
-    <w:p>
-      <w:pPr>
-        <w:pStyle w:val="Heading3"/>
-      </w:pPr>
-      <w:r>
-        <w:t>Use feedback to improve</w:t>
-      </w:r>
-    </w:p>
-    <w:p>
-      <w:pPr>
-        <w:spacing w:line="336" w:lineRule="auto" w:after="180"/>
-      </w:pPr>
-      <w:r>
-        <w:rPr>
-          <w:b w:val="0"/>
-        </w:rPr>
-        <w:t>Attempt the independent case before hints. Record whether you worked alone, used a hint or followed a model. After feedback, fix the first unsupported step and explain why it changed.</w:t>
-      </w:r>
-    </w:p>
-    <w:p>
-      <w:pPr>
-        <w:spacing w:line="336" w:lineRule="auto" w:after="180"/>
-      </w:pPr>
-      <w:r>
-        <w:rPr>
-          <w:b w:val="0"/>
-        </w:rPr>
-        <w:t>A later check uses a changed case, not a copied answer.</w:t>
-      </w:r>
-    </w:p>
-    <w:p>
-      <w:pPr>
-        <w:pStyle w:val="Heading1"/>
-      </w:pPr>
-      <w:r>
-        <w:t>15. Your lesson route</w:t>
-      </w:r>
-    </w:p>
-    <w:p>
-      <w:r>
-        <w:t>Use this map to navigate Embeddings and neighbourhoods, connect the goals to tasks and keep one evidence record for each attempt.</w:t>
+        <w:t>15. Reference · The earlier route checklist</w:t>
+      </w:r>
+    </w:p>
+    <w:p>
+      <w:r>
+        <w:t>Use one main route rather than repeating the lesson.</w:t>
+      </w:r>
+    </w:p>
+    <w:p>
+      <w:pPr>
+        <w:pStyle w:val="Heading2"/>
+      </w:pPr>
+      <w:r>
+        <w:t>Targets,route and first prediction</w:t>
       </w:r>
     </w:p>
     <w:p>
@@ -3733,12 +5326,117 @@
         <w:pStyle w:val="Heading1"/>
       </w:pPr>
       <w:r>
-        <w:t>16. Finish and return</w:t>
-      </w:r>
-    </w:p>
-    <w:p>
-      <w:r>
-        <w:t>Explain Embeddings and neighbourhoods without notes, identify a remaining question and plan a later check with a changed case.</w:t>
+        <w:t>17. Extra practice · Predict,check and repair</w:t>
+      </w:r>
+    </w:p>
+    <w:p>
+      <w:r>
+        <w:t>Keep supported feedback separate from the independent case.</w:t>
+      </w:r>
+    </w:p>
+    <w:p>
+      <w:pPr>
+        <w:pStyle w:val="Heading2"/>
+      </w:pPr>
+      <w:r>
+        <w:t>First supported question and optional hint</w:t>
+      </w:r>
+    </w:p>
+    <w:p>
+      <w:pPr>
+        <w:pStyle w:val="ListBullet"/>
+      </w:pPr>
+      <w:r>
+        <w:t>Measure embedding neighbours without turning numerical proximity into factual certainty.</w:t>
+      </w:r>
+    </w:p>
+    <w:p>
+      <w:pPr>
+        <w:pStyle w:val="Heading3"/>
+      </w:pPr>
+      <w:r>
+        <w:t>Practice 1: explain the deciding evidence</w:t>
+      </w:r>
+    </w:p>
+    <w:p>
+      <w:pPr>
+        <w:pStyle w:val="ListBullet"/>
+      </w:pPr>
+      <w:r>
+        <w:t>Which labelled step matches this detail? P is nearest under the declared metric; this is a geometric result, not proof of meaning.</w:t>
+      </w:r>
+    </w:p>
+    <w:p>
+      <w:pPr>
+        <w:pStyle w:val="ListBullet"/>
+      </w:pPr>
+      <w:r>
+        <w:t>1. Distance to P</w:t>
+      </w:r>
+    </w:p>
+    <w:p>
+      <w:pPr>
+        <w:pStyle w:val="ListBullet"/>
+      </w:pPr>
+      <w:r>
+        <w:t>2. Select neighbour</w:t>
+      </w:r>
+    </w:p>
+    <w:p>
+      <w:pPr>
+        <w:pStyle w:val="ListBullet"/>
+      </w:pPr>
+      <w:r>
+        <w:t>3. Distances to Q/R</w:t>
+      </w:r>
+    </w:p>
+    <w:p>
+      <w:pPr>
+        <w:pStyle w:val="Heading3"/>
+      </w:pPr>
+      <w:r>
+        <w:t>My selected conclusion, deciding fact and explanation</w:t>
+      </w:r>
+    </w:p>
+    <w:p>
+      <w:r>
+        <w:t>________________________________________________________________</w:t>
+      </w:r>
+    </w:p>
+    <w:p>
+      <w:r>
+        <w:t>________________________________________________________________</w:t>
+      </w:r>
+    </w:p>
+    <w:p>
+      <w:r>
+        <w:t>________________________________________________________________</w:t>
+      </w:r>
+    </w:p>
+    <w:p>
+      <w:r>
+        <w:t>________________________________________________________________</w:t>
+      </w:r>
+    </w:p>
+    <w:p>
+      <w:r>
+        <w:t>________________________________________________________________</w:t>
+      </w:r>
+    </w:p>
+    <w:p>
+      <w:pPr>
+        <w:pStyle w:val="ListBullet"/>
+      </w:pPr>
+      <w:r>
+        <w:t>Hint if needed: Read the steps in the pictorial case. Match the supplied detail to the stage that performs or records it.</w:t>
+      </w:r>
+    </w:p>
+    <w:p>
+      <w:pPr>
+        <w:pStyle w:val="Heading2"/>
+      </w:pPr>
+      <w:r>
+        <w:t>Check after the first attempt · reference / check after trying</w:t>
       </w:r>
     </w:p>
     <w:p>
@@ -3749,40 +5447,7 @@
         <w:rPr>
           <w:b w:val="0"/>
         </w:rPr>
-        <w:t>Close your notes. Explain this goal in your own words: Look up a vector using a token ID and preserve sequence shape</w:t>
-      </w:r>
-    </w:p>
-    <w:p>
-      <w:pPr>
-        <w:pStyle w:val="Heading3"/>
-      </w:pPr>
-      <w:r>
-        <w:t>My deciding step, evidence and one remaining question</w:t>
-      </w:r>
-    </w:p>
-    <w:p>
-      <w:r>
-        <w:t>________________________________________________________________</w:t>
-      </w:r>
-    </w:p>
-    <w:p>
-      <w:r>
-        <w:t>________________________________________________________________</w:t>
-      </w:r>
-    </w:p>
-    <w:p>
-      <w:r>
-        <w:t>________________________________________________________________</w:t>
-      </w:r>
-    </w:p>
-    <w:p>
-      <w:r>
-        <w:t>________________________________________________________________</w:t>
-      </w:r>
-    </w:p>
-    <w:p>
-      <w:r>
-        <w:t>________________________________________________________________</w:t>
+        <w:t>After your attempt, compare with the supported explanation: Select neighbour P is nearest under the declared metric; this is a geometric result, not proof of meaning. An embedding stores each item as an ordered vector.</w:t>
       </w:r>
     </w:p>
     <w:p>
@@ -3793,7 +5458,307 @@
         <w:rPr>
           <w:b w:val="0"/>
         </w:rPr>
-        <w:t xml:space="preserve">If you are unsure, return to the worked picture and explain one arrow. If you are ready, change an </w:t>
+        <w:t xml:space="preserve">Under </w:t>
+      </w:r>
+      <w:r>
+        <w:rPr>
+          <w:b/>
+        </w:rPr>
+        <w:t>squared Euclidean distance</w:t>
+      </w:r>
+      <w:r>
+        <w:rPr>
+          <w:b w:val="0"/>
+        </w:rPr>
+        <w:t>, subtract matching coordinates, square their differences and add. The smallest total identifies the nearest supplied vector.</w:t>
+      </w:r>
+    </w:p>
+    <w:p>
+      <w:pPr>
+        <w:spacing w:line="336" w:lineRule="auto" w:after="180"/>
+      </w:pPr>
+      <w:r>
+        <w:rPr>
+          <w:b w:val="0"/>
+        </w:rPr>
+        <w:t xml:space="preserve">These invented coordinates let us check geometry exactly; a claim that neighbours share meaning needs </w:t>
+      </w:r>
+      <w:r>
+        <w:rPr>
+          <w:b/>
+        </w:rPr>
+        <w:t>evidence</w:t>
+      </w:r>
+      <w:r>
+        <w:rPr>
+          <w:b w:val="0"/>
+        </w:rPr>
+        <w:t xml:space="preserve"> about how the representation was learned and used.</w:t>
+      </w:r>
+    </w:p>
+    <w:p>
+      <w:pPr>
+        <w:pStyle w:val="Heading2"/>
+      </w:pPr>
+      <w:r>
+        <w:t>Changed-case question and optional hint</w:t>
+      </w:r>
+    </w:p>
+    <w:p>
+      <w:pPr>
+        <w:pStyle w:val="Heading3"/>
+      </w:pPr>
+      <w:r>
+        <w:t>Practice 2: explain the deciding evidence</w:t>
+      </w:r>
+    </w:p>
+    <w:p>
+      <w:pPr>
+        <w:pStyle w:val="ListBullet"/>
+      </w:pPr>
+      <w:r>
+        <w:t>Changed-case practice: Move the query to [2, 1]. Which conclusion is supported by the supplied facts?</w:t>
+      </w:r>
+    </w:p>
+    <w:p>
+      <w:pPr>
+        <w:pStyle w:val="ListBullet"/>
+      </w:pPr>
+      <w:r>
+        <w:t>1. We can decide the result without examining the changed input or the procedure.</w:t>
+      </w:r>
+    </w:p>
+    <w:p>
+      <w:pPr>
+        <w:pStyle w:val="ListBullet"/>
+      </w:pPr>
+      <w:r>
+        <w:t>2. This one example guarantees correct results for every future input.</w:t>
+      </w:r>
+    </w:p>
+    <w:p>
+      <w:pPr>
+        <w:pStyle w:val="ListBullet"/>
+      </w:pPr>
+      <w:r>
+        <w:t>3. Q becomes nearest with squared distance 1; P distance 4; R distance 10.</w:t>
+      </w:r>
+    </w:p>
+    <w:p>
+      <w:pPr>
+        <w:pStyle w:val="Heading3"/>
+      </w:pPr>
+      <w:r>
+        <w:t>My selected conclusion, deciding fact and explanation</w:t>
+      </w:r>
+    </w:p>
+    <w:p>
+      <w:r>
+        <w:t>________________________________________________________________</w:t>
+      </w:r>
+    </w:p>
+    <w:p>
+      <w:r>
+        <w:t>________________________________________________________________</w:t>
+      </w:r>
+    </w:p>
+    <w:p>
+      <w:r>
+        <w:t>________________________________________________________________</w:t>
+      </w:r>
+    </w:p>
+    <w:p>
+      <w:r>
+        <w:t>________________________________________________________________</w:t>
+      </w:r>
+    </w:p>
+    <w:p>
+      <w:r>
+        <w:t>________________________________________________________________</w:t>
+      </w:r>
+    </w:p>
+    <w:p>
+      <w:pPr>
+        <w:pStyle w:val="ListBullet"/>
+      </w:pPr>
+      <w:r>
+        <w:t>Hint if needed: Use the changed condition and the deciding step in the pictorial trace. The answer must say what follows from those facts.</w:t>
+      </w:r>
+    </w:p>
+    <w:p>
+      <w:pPr>
+        <w:pStyle w:val="Heading2"/>
+      </w:pPr>
+      <w:r>
+        <w:t>Check after the changed attempt · reference / check after trying</w:t>
+      </w:r>
+    </w:p>
+    <w:p>
+      <w:pPr>
+        <w:spacing w:line="336" w:lineRule="auto" w:after="180"/>
+      </w:pPr>
+      <w:r>
+        <w:rPr>
+          <w:b w:val="0"/>
+        </w:rPr>
+        <w:t>After your attempt, compare with the supported explanation: Q becomes nearest with squared distance 1; P distance 4; R distance 10. Changing the query position changes geometric neighbours while the stored table remains fixed.</w:t>
+      </w:r>
+    </w:p>
+    <w:p>
+      <w:pPr>
+        <w:pStyle w:val="Heading2"/>
+      </w:pPr>
+      <w:r>
+        <w:t>Repair and retain the record</w:t>
+      </w:r>
+    </w:p>
+    <w:p>
+      <w:pPr>
+        <w:spacing w:line="336" w:lineRule="auto" w:after="180"/>
+      </w:pPr>
+      <w:r>
+        <w:rPr>
+          <w:b w:val="0"/>
+        </w:rPr>
+        <w:t>Review Sequence representations (ai-5/25). Goal: Encode an ordered sequence with an explicit vocabulary. Short practice: Which record lets the program distinguish the first and last zeros?</w:t>
+      </w:r>
+    </w:p>
+    <w:p>
+      <w:pPr>
+        <w:spacing w:line="336" w:lineRule="auto" w:after="180"/>
+      </w:pPr>
+      <w:r>
+        <w:rPr>
+          <w:b w:val="0"/>
+        </w:rPr>
+        <w:t xml:space="preserve">Point to the relevant step in the picture, then write the changed result and the rule or </w:t>
+      </w:r>
+      <w:r>
+        <w:rPr>
+          <w:b/>
+        </w:rPr>
+        <w:t>evidence</w:t>
+      </w:r>
+      <w:r>
+        <w:rPr>
+          <w:b w:val="0"/>
+        </w:rPr>
+        <w:t xml:space="preserve"> that supports it.. Return to this week and explain what you changed.</w:t>
+      </w:r>
+    </w:p>
+    <w:p>
+      <w:pPr>
+        <w:spacing w:line="336" w:lineRule="auto" w:after="180"/>
+      </w:pPr>
+      <w:r>
+        <w:rPr>
+          <w:b w:val="0"/>
+        </w:rPr>
+        <w:t xml:space="preserve">Review </w:t>
+      </w:r>
+      <w:r>
+        <w:rPr>
+          <w:b/>
+        </w:rPr>
+        <w:t>Training</w:t>
+      </w:r>
+      <w:r>
+        <w:rPr>
+          <w:b w:val="0"/>
+        </w:rPr>
+        <w:t xml:space="preserve"> a small image model (ai-5/23). Goal: Trace a complete image model with fixed features and one trained weight. Short practice: Does lower </w:t>
+      </w:r>
+      <w:r>
+        <w:rPr>
+          <w:b/>
+        </w:rPr>
+        <w:t>training</w:t>
+      </w:r>
+      <w:r>
+        <w:rPr>
+          <w:b w:val="0"/>
+        </w:rPr>
+        <w:t xml:space="preserve"> loss alone establish that four updates generalise better?</w:t>
+      </w:r>
+    </w:p>
+    <w:p>
+      <w:pPr>
+        <w:spacing w:line="336" w:lineRule="auto" w:after="180"/>
+      </w:pPr>
+      <w:r>
+        <w:rPr>
+          <w:b w:val="0"/>
+        </w:rPr>
+        <w:t xml:space="preserve">Point to the relevant step in the picture, then write the changed result and the rule or </w:t>
+      </w:r>
+      <w:r>
+        <w:rPr>
+          <w:b/>
+        </w:rPr>
+        <w:t>evidence</w:t>
+      </w:r>
+      <w:r>
+        <w:rPr>
+          <w:b w:val="0"/>
+        </w:rPr>
+        <w:t xml:space="preserve"> that supports it.. Return to this week and explain what you changed.</w:t>
+      </w:r>
+    </w:p>
+    <w:p>
+      <w:pPr>
+        <w:spacing w:line="336" w:lineRule="auto" w:after="180"/>
+      </w:pPr>
+      <w:r>
+        <w:rPr>
+          <w:b w:val="0"/>
+        </w:rPr>
+        <w:t>Review Image tensors and channels (ai-5/20). Goal: Read a pixel using declared row column and channel axes. Short practice: Where is the bottom green pixel in the first batched image?</w:t>
+      </w:r>
+    </w:p>
+    <w:p>
+      <w:pPr>
+        <w:spacing w:line="336" w:lineRule="auto" w:after="180"/>
+      </w:pPr>
+      <w:r>
+        <w:rPr>
+          <w:b w:val="0"/>
+        </w:rPr>
+        <w:t xml:space="preserve">Point to the relevant step in the picture, then write the changed result and the rule or </w:t>
+      </w:r>
+      <w:r>
+        <w:rPr>
+          <w:b/>
+        </w:rPr>
+        <w:t>evidence</w:t>
+      </w:r>
+      <w:r>
+        <w:rPr>
+          <w:b w:val="0"/>
+        </w:rPr>
+        <w:t xml:space="preserve"> that supports it.. Return to this week and explain what you changed.</w:t>
+      </w:r>
+    </w:p>
+    <w:p>
+      <w:pPr>
+        <w:spacing w:line="336" w:lineRule="auto" w:after="180"/>
+      </w:pPr>
+      <w:r>
+        <w:rPr>
+          <w:b w:val="0"/>
+        </w:rPr>
+        <w:t xml:space="preserve">The browser lab lets you edit the supported Python examples already included in this lesson. Predict first, run, inspect the actual </w:t>
+      </w:r>
+      <w:r>
+        <w:rPr>
+          <w:b/>
+        </w:rPr>
+        <w:t>output</w:t>
+      </w:r>
+      <w:r>
+        <w:rPr>
+          <w:b w:val="0"/>
+        </w:rPr>
+        <w:t xml:space="preserve"> or error, change one </w:t>
       </w:r>
       <w:r>
         <w:rPr>
@@ -3805,7 +5770,18 @@
         <w:rPr>
           <w:b w:val="0"/>
         </w:rPr>
-        <w:t xml:space="preserve"> or assumption and justify your </w:t>
+        <w:t>, then run again.</w:t>
+      </w:r>
+    </w:p>
+    <w:p>
+      <w:pPr>
+        <w:spacing w:line="336" w:lineRule="auto" w:after="180"/>
+      </w:pPr>
+      <w:r>
+        <w:rPr>
+          <w:b w:val="0"/>
+        </w:rPr>
+        <w:t xml:space="preserve">Keep code, </w:t>
       </w:r>
       <w:r>
         <w:rPr>
@@ -3817,7 +5793,7 @@
         <w:rPr>
           <w:b w:val="0"/>
         </w:rPr>
-        <w:t>.</w:t>
+        <w:t>s, actual results and a reasoned revision together. On paper, label your result as a trace rather than an execution.</w:t>
       </w:r>
     </w:p>
     <w:p>
@@ -3828,7 +5804,7 @@
         <w:rPr>
           <w:b w:val="0"/>
         </w:rPr>
-        <w:t xml:space="preserve">Save your workbook </w:t>
+        <w:t xml:space="preserve">Use Download completed work in the hosted lesson to export your answers, reflections, practice feedback and code-run </w:t>
       </w:r>
       <w:r>
         <w:rPr>
@@ -3840,20 +5816,26 @@
         <w:rPr>
           <w:b w:val="0"/>
         </w:rPr>
-        <w:t>. At the next review, try a different case before opening your old answer.</w:t>
-      </w:r>
-    </w:p>
-    <w:p>
-      <w:pPr>
-        <w:pStyle w:val="Heading1"/>
-      </w:pPr>
-      <w:r>
-        <w:t>17. Supported practice, repair and portfolio</w:t>
-      </w:r>
-    </w:p>
-    <w:p>
-      <w:r>
-        <w:t>Attempt supported questions before using hints or feedback. Review a missing building block, then keep the completed work.</w:t>
+        <w:t>. Open the HTML copy to read or print it.</w:t>
+      </w:r>
+    </w:p>
+    <w:p>
+      <w:pPr>
+        <w:spacing w:line="336" w:lineRule="auto" w:after="180"/>
+      </w:pPr>
+      <w:r>
+        <w:rPr>
+          <w:b w:val="0"/>
+        </w:rPr>
+        <w:t>Drafts stay in this browser when storage is available; clear drafts on a shared device.</w:t>
+      </w:r>
+    </w:p>
+    <w:p>
+      <w:pPr>
+        <w:pStyle w:val="Heading2"/>
+      </w:pPr>
+      <w:r>
+        <w:t>Earlier wording, alternatives and picture transcripts · reference / check after trying</w:t>
       </w:r>
     </w:p>
     <w:p>
@@ -3869,68 +5851,10 @@
     </w:p>
     <w:p>
       <w:pPr>
-        <w:spacing w:line="336" w:lineRule="auto" w:after="180"/>
-      </w:pPr>
-      <w:r>
-        <w:rPr>
-          <w:b w:val="0"/>
-        </w:rPr>
-        <w:t>Measure embedding neighbours without turning numerical proximity into factual certainty.</w:t>
-      </w:r>
-    </w:p>
-    <w:p>
-      <w:pPr>
         <w:pStyle w:val="Heading3"/>
       </w:pPr>
       <w:r>
-        <w:t>Practice 1: explain the deciding evidence</w:t>
-      </w:r>
-    </w:p>
-    <w:p>
-      <w:pPr>
-        <w:spacing w:line="336" w:lineRule="auto" w:after="180"/>
-      </w:pPr>
-      <w:r>
-        <w:rPr>
-          <w:b w:val="0"/>
-        </w:rPr>
-        <w:t>Which labelled step matches this detail? P is nearest under the declared metric; this is a geometric result, not proof of meaning.</w:t>
-      </w:r>
-    </w:p>
-    <w:p>
-      <w:pPr>
-        <w:spacing w:line="336" w:lineRule="auto" w:after="180"/>
-        <w:shd w:fill="F4F9FC"/>
-      </w:pPr>
-      <w:r>
-        <w:rPr>
-          <w:b w:val="0"/>
-        </w:rPr>
-        <w:t>1. Distance to P</w:t>
-      </w:r>
-    </w:p>
-    <w:p>
-      <w:pPr>
-        <w:spacing w:line="336" w:lineRule="auto" w:after="180"/>
-        <w:shd w:fill="F4F9FC"/>
-      </w:pPr>
-      <w:r>
-        <w:rPr>
-          <w:b w:val="0"/>
-        </w:rPr>
-        <w:t>2. Select neighbour</w:t>
-      </w:r>
-    </w:p>
-    <w:p>
-      <w:pPr>
-        <w:spacing w:line="336" w:lineRule="auto" w:after="180"/>
-        <w:shd w:fill="F4F9FC"/>
-      </w:pPr>
-      <w:r>
-        <w:rPr>
-          <w:b w:val="0"/>
-        </w:rPr>
-        <w:t>3. Distances to Q/R</w:t>
+        <w:t>Repair a missing building block</w:t>
       </w:r>
     </w:p>
     <w:p>
@@ -3938,32 +5862,7 @@
         <w:pStyle w:val="Heading3"/>
       </w:pPr>
       <w:r>
-        <w:t>My selected conclusion, deciding fact and explanation</w:t>
-      </w:r>
-    </w:p>
-    <w:p>
-      <w:r>
-        <w:t>________________________________________________________________</w:t>
-      </w:r>
-    </w:p>
-    <w:p>
-      <w:r>
-        <w:t>________________________________________________________________</w:t>
-      </w:r>
-    </w:p>
-    <w:p>
-      <w:r>
-        <w:t>________________________________________________________________</w:t>
-      </w:r>
-    </w:p>
-    <w:p>
-      <w:r>
-        <w:t>________________________________________________________________</w:t>
-      </w:r>
-    </w:p>
-    <w:p>
-      <w:r>
-        <w:t>________________________________________________________________</w:t>
+        <w:t>Predict, run and debug</w:t>
       </w:r>
     </w:p>
     <w:p>
@@ -3971,508 +5870,25 @@
         <w:pStyle w:val="Heading3"/>
       </w:pPr>
       <w:r>
-        <w:t>Hint · try first</w:t>
-      </w:r>
-    </w:p>
-    <w:p>
-      <w:pPr>
-        <w:spacing w:line="336" w:lineRule="auto" w:after="180"/>
-        <w:shd w:fill="F1F6F8"/>
-      </w:pPr>
-      <w:r>
-        <w:rPr>
-          <w:b w:val="0"/>
-        </w:rPr>
-        <w:t>Hint if needed: Read the steps in the pictorial case. Match the supplied detail to the stage that performs or records it.</w:t>
-      </w:r>
-    </w:p>
-    <w:p>
-      <w:pPr>
-        <w:pStyle w:val="Heading3"/>
-      </w:pPr>
-      <w:r>
-        <w:t>Feedback · compare after trying</w:t>
-      </w:r>
-    </w:p>
-    <w:p>
-      <w:pPr>
-        <w:spacing w:line="336" w:lineRule="auto" w:after="180"/>
-        <w:shd w:fill="F1F6FC"/>
-      </w:pPr>
-      <w:r>
-        <w:rPr>
-          <w:b w:val="0"/>
-        </w:rPr>
-        <w:t>After your attempt, compare with the supported explanation: Select neighbour P is nearest under the declared metric; this is a geometric result, not proof of meaning. An embedding stores each item as an ordered vector.</w:t>
-      </w:r>
-    </w:p>
-    <w:p>
-      <w:pPr>
-        <w:spacing w:line="336" w:lineRule="auto" w:after="180"/>
-        <w:shd w:fill="F1F6FC"/>
-      </w:pPr>
-      <w:r>
-        <w:rPr>
-          <w:b w:val="0"/>
-        </w:rPr>
-        <w:t xml:space="preserve">Under </w:t>
-      </w:r>
-      <w:r>
-        <w:rPr>
-          <w:b/>
-        </w:rPr>
-        <w:t>squared Euclidean distance</w:t>
-      </w:r>
-      <w:r>
-        <w:rPr>
-          <w:b w:val="0"/>
-        </w:rPr>
-        <w:t>, subtract matching coordinates, square their differences and add. The smallest total identifies the nearest supplied vector.</w:t>
-      </w:r>
-    </w:p>
-    <w:p>
-      <w:pPr>
-        <w:spacing w:line="336" w:lineRule="auto" w:after="180"/>
-        <w:shd w:fill="F1F6FC"/>
-      </w:pPr>
-      <w:r>
-        <w:rPr>
-          <w:b w:val="0"/>
-        </w:rPr>
-        <w:t xml:space="preserve">These invented coordinates let us check geometry exactly; a claim that neighbours share meaning needs </w:t>
-      </w:r>
-      <w:r>
-        <w:rPr>
-          <w:b/>
-        </w:rPr>
-        <w:t>evidence</w:t>
-      </w:r>
-      <w:r>
-        <w:rPr>
-          <w:b w:val="0"/>
-        </w:rPr>
-        <w:t xml:space="preserve"> about how the representation was learned and used.</w:t>
-      </w:r>
-    </w:p>
-    <w:p>
-      <w:pPr>
-        <w:pStyle w:val="Heading3"/>
-      </w:pPr>
-      <w:r>
-        <w:t>Practice 2: explain the deciding evidence</w:t>
-      </w:r>
-    </w:p>
-    <w:p>
-      <w:pPr>
-        <w:pStyle w:val="Heading3"/>
-      </w:pPr>
-      <w:r>
-        <w:t>Changed case · predict first</w:t>
-      </w:r>
-    </w:p>
-    <w:p>
-      <w:pPr>
-        <w:spacing w:line="336" w:lineRule="auto" w:after="180"/>
-        <w:shd w:fill="F5F1FB"/>
-      </w:pPr>
-      <w:r>
-        <w:rPr>
-          <w:b w:val="0"/>
-        </w:rPr>
-        <w:t>Changed-case practice: Move the query to [2, 1]. Which conclusion is supported by the supplied facts?</w:t>
-      </w:r>
-    </w:p>
-    <w:p>
-      <w:pPr>
-        <w:spacing w:line="336" w:lineRule="auto" w:after="180"/>
-        <w:shd w:fill="F4F9FC"/>
-      </w:pPr>
-      <w:r>
-        <w:rPr>
-          <w:b w:val="0"/>
-        </w:rPr>
-        <w:t xml:space="preserve">1. We can decide the result without examining the changed </w:t>
-      </w:r>
-      <w:r>
-        <w:rPr>
-          <w:b/>
-        </w:rPr>
-        <w:t>input</w:t>
-      </w:r>
-      <w:r>
-        <w:rPr>
-          <w:b w:val="0"/>
-        </w:rPr>
-        <w:t xml:space="preserve"> or the procedure.</w:t>
-      </w:r>
-    </w:p>
-    <w:p>
-      <w:pPr>
-        <w:spacing w:line="336" w:lineRule="auto" w:after="180"/>
-        <w:shd w:fill="F4F9FC"/>
-      </w:pPr>
-      <w:r>
-        <w:rPr>
-          <w:b w:val="0"/>
-        </w:rPr>
-        <w:t xml:space="preserve">2. This one example guarantees correct results for every future </w:t>
-      </w:r>
-      <w:r>
-        <w:rPr>
-          <w:b/>
-        </w:rPr>
-        <w:t>input</w:t>
-      </w:r>
-      <w:r>
-        <w:rPr>
-          <w:b w:val="0"/>
-        </w:rPr>
-        <w:t>.</w:t>
-      </w:r>
-    </w:p>
-    <w:p>
-      <w:pPr>
-        <w:spacing w:line="336" w:lineRule="auto" w:after="180"/>
-        <w:shd w:fill="F4F9FC"/>
-      </w:pPr>
-      <w:r>
-        <w:rPr>
-          <w:b w:val="0"/>
-        </w:rPr>
-        <w:t>3. Q becomes nearest with squared distance 1; P distance 4; R distance 10.</w:t>
-      </w:r>
-    </w:p>
-    <w:p>
-      <w:pPr>
-        <w:pStyle w:val="Heading3"/>
-      </w:pPr>
-      <w:r>
-        <w:t>My selected conclusion, deciding fact and explanation</w:t>
-      </w:r>
-    </w:p>
-    <w:p>
-      <w:r>
-        <w:t>________________________________________________________________</w:t>
-      </w:r>
-    </w:p>
-    <w:p>
-      <w:r>
-        <w:t>________________________________________________________________</w:t>
-      </w:r>
-    </w:p>
-    <w:p>
-      <w:r>
-        <w:t>________________________________________________________________</w:t>
-      </w:r>
-    </w:p>
-    <w:p>
-      <w:r>
-        <w:t>________________________________________________________________</w:t>
-      </w:r>
-    </w:p>
-    <w:p>
-      <w:r>
-        <w:t>________________________________________________________________</w:t>
-      </w:r>
-    </w:p>
-    <w:p>
-      <w:pPr>
-        <w:pStyle w:val="Heading3"/>
-      </w:pPr>
-      <w:r>
-        <w:t>Hint · try first</w:t>
-      </w:r>
-    </w:p>
-    <w:p>
-      <w:pPr>
-        <w:spacing w:line="336" w:lineRule="auto" w:after="180"/>
-        <w:shd w:fill="F1F6F8"/>
-      </w:pPr>
-      <w:r>
-        <w:rPr>
-          <w:b w:val="0"/>
-        </w:rPr>
-        <w:t>Hint if needed: Use the changed condition and the deciding step in the pictorial trace. The answer must say what follows from those facts.</w:t>
-      </w:r>
-    </w:p>
-    <w:p>
-      <w:pPr>
-        <w:pStyle w:val="Heading3"/>
-      </w:pPr>
-      <w:r>
-        <w:t>Feedback · compare after trying</w:t>
-      </w:r>
-    </w:p>
-    <w:p>
-      <w:pPr>
-        <w:spacing w:line="336" w:lineRule="auto" w:after="180"/>
-        <w:shd w:fill="F1F6FC"/>
-      </w:pPr>
-      <w:r>
-        <w:rPr>
-          <w:b w:val="0"/>
-        </w:rPr>
-        <w:t>After your attempt, compare with the supported explanation: Q becomes nearest with squared distance 1; P distance 4; R distance 10. Changing the query position changes geometric neighbours while the stored table remains fixed.</w:t>
-      </w:r>
-    </w:p>
-    <w:p>
-      <w:pPr>
-        <w:pStyle w:val="Heading3"/>
-      </w:pPr>
-      <w:r>
-        <w:t>Repair a missing building block</w:t>
-      </w:r>
-    </w:p>
-    <w:p>
-      <w:pPr>
-        <w:spacing w:line="336" w:lineRule="auto" w:after="180"/>
-      </w:pPr>
-      <w:r>
-        <w:rPr>
-          <w:b w:val="0"/>
-        </w:rPr>
-        <w:t>Review Sequence representations (ai-5/25). Goal: Encode an ordered sequence with an explicit vocabulary. Short practice: Which record lets the program distinguish the first and last zeros?</w:t>
-      </w:r>
-    </w:p>
-    <w:p>
-      <w:pPr>
-        <w:spacing w:line="336" w:lineRule="auto" w:after="180"/>
-      </w:pPr>
-      <w:r>
-        <w:rPr>
-          <w:b w:val="0"/>
-        </w:rPr>
-        <w:t xml:space="preserve">Point to the relevant step in the picture, then write the changed result and the rule or </w:t>
-      </w:r>
-      <w:r>
-        <w:rPr>
-          <w:b/>
-        </w:rPr>
-        <w:t>evidence</w:t>
-      </w:r>
-      <w:r>
-        <w:rPr>
-          <w:b w:val="0"/>
-        </w:rPr>
-        <w:t xml:space="preserve"> that supports it.. Return to this week and explain what you changed.</w:t>
-      </w:r>
-    </w:p>
-    <w:p>
-      <w:pPr>
-        <w:spacing w:line="336" w:lineRule="auto" w:after="180"/>
-      </w:pPr>
-      <w:r>
-        <w:rPr>
-          <w:b w:val="0"/>
-        </w:rPr>
-        <w:t xml:space="preserve">Review </w:t>
-      </w:r>
-      <w:r>
-        <w:rPr>
-          <w:b/>
-        </w:rPr>
-        <w:t>Training</w:t>
-      </w:r>
-      <w:r>
-        <w:rPr>
-          <w:b w:val="0"/>
-        </w:rPr>
-        <w:t xml:space="preserve"> a small image model (ai-5/23). Goal: Trace a complete image model with fixed features and one trained weight. Short practice: Does lower </w:t>
-      </w:r>
-      <w:r>
-        <w:rPr>
-          <w:b/>
-        </w:rPr>
-        <w:t>training</w:t>
-      </w:r>
-      <w:r>
-        <w:rPr>
-          <w:b w:val="0"/>
-        </w:rPr>
-        <w:t xml:space="preserve"> loss alone establish that four updates generalise better?</w:t>
-      </w:r>
-    </w:p>
-    <w:p>
-      <w:pPr>
-        <w:spacing w:line="336" w:lineRule="auto" w:after="180"/>
-      </w:pPr>
-      <w:r>
-        <w:rPr>
-          <w:b w:val="0"/>
-        </w:rPr>
-        <w:t xml:space="preserve">Point to the relevant step in the picture, then write the changed result and the rule or </w:t>
-      </w:r>
-      <w:r>
-        <w:rPr>
-          <w:b/>
-        </w:rPr>
-        <w:t>evidence</w:t>
-      </w:r>
-      <w:r>
-        <w:rPr>
-          <w:b w:val="0"/>
-        </w:rPr>
-        <w:t xml:space="preserve"> that supports it.. Return to this week and explain what you changed.</w:t>
-      </w:r>
-    </w:p>
-    <w:p>
-      <w:pPr>
-        <w:spacing w:line="336" w:lineRule="auto" w:after="180"/>
-      </w:pPr>
-      <w:r>
-        <w:rPr>
-          <w:b w:val="0"/>
-        </w:rPr>
-        <w:t>Review Image tensors and channels (ai-5/20). Goal: Read a pixel using declared row column and channel axes. Short practice: Where is the bottom green pixel in the first batched image?</w:t>
-      </w:r>
-    </w:p>
-    <w:p>
-      <w:pPr>
-        <w:spacing w:line="336" w:lineRule="auto" w:after="180"/>
-      </w:pPr>
-      <w:r>
-        <w:rPr>
-          <w:b w:val="0"/>
-        </w:rPr>
-        <w:t xml:space="preserve">Point to the relevant step in the picture, then write the changed result and the rule or </w:t>
-      </w:r>
-      <w:r>
-        <w:rPr>
-          <w:b/>
-        </w:rPr>
-        <w:t>evidence</w:t>
-      </w:r>
-      <w:r>
-        <w:rPr>
-          <w:b w:val="0"/>
-        </w:rPr>
-        <w:t xml:space="preserve"> that supports it.. Return to this week and explain what you changed.</w:t>
-      </w:r>
-    </w:p>
-    <w:p>
-      <w:pPr>
-        <w:pStyle w:val="Heading3"/>
-      </w:pPr>
-      <w:r>
-        <w:t>Predict, run and debug</w:t>
-      </w:r>
-    </w:p>
-    <w:p>
-      <w:pPr>
-        <w:spacing w:line="336" w:lineRule="auto" w:after="180"/>
-      </w:pPr>
-      <w:r>
-        <w:rPr>
-          <w:b w:val="0"/>
-        </w:rPr>
-        <w:t xml:space="preserve">The browser lab lets you edit the supported Python examples already included in this lesson. Predict first, run, inspect the actual </w:t>
-      </w:r>
-      <w:r>
-        <w:rPr>
-          <w:b/>
-        </w:rPr>
-        <w:t>output</w:t>
-      </w:r>
-      <w:r>
-        <w:rPr>
-          <w:b w:val="0"/>
-        </w:rPr>
-        <w:t xml:space="preserve"> or error, change one </w:t>
-      </w:r>
-      <w:r>
-        <w:rPr>
-          <w:b/>
-        </w:rPr>
-        <w:t>input</w:t>
-      </w:r>
-      <w:r>
-        <w:rPr>
-          <w:b w:val="0"/>
-        </w:rPr>
-        <w:t>, then run again.</w:t>
-      </w:r>
-    </w:p>
-    <w:p>
-      <w:pPr>
-        <w:spacing w:line="336" w:lineRule="auto" w:after="180"/>
-      </w:pPr>
-      <w:r>
-        <w:rPr>
-          <w:b w:val="0"/>
-        </w:rPr>
-        <w:t xml:space="preserve">Keep code, </w:t>
-      </w:r>
-      <w:r>
-        <w:rPr>
-          <w:b/>
-        </w:rPr>
-        <w:t>prediction</w:t>
-      </w:r>
-      <w:r>
-        <w:rPr>
-          <w:b w:val="0"/>
-        </w:rPr>
-        <w:t>s, actual results and a reasoned revision together. On paper, label your result as a trace rather than an execution.</w:t>
-      </w:r>
-    </w:p>
-    <w:p>
-      <w:pPr>
-        <w:pStyle w:val="Heading3"/>
-      </w:pPr>
-      <w:r>
         <w:t>Keep your completed work</w:t>
       </w:r>
     </w:p>
     <w:p>
       <w:pPr>
-        <w:spacing w:line="336" w:lineRule="auto" w:after="180"/>
-      </w:pPr>
-      <w:r>
-        <w:rPr>
-          <w:b w:val="0"/>
-        </w:rPr>
-        <w:t xml:space="preserve">Use Download completed work in the hosted lesson to export your answers, reflections, practice feedback and code-run </w:t>
-      </w:r>
-      <w:r>
-        <w:rPr>
-          <w:b/>
-        </w:rPr>
-        <w:t>evidence</w:t>
-      </w:r>
-      <w:r>
-        <w:rPr>
-          <w:b w:val="0"/>
-        </w:rPr>
-        <w:t>. Open the HTML copy to read or print it.</w:t>
-      </w:r>
-    </w:p>
-    <w:p>
-      <w:pPr>
-        <w:spacing w:line="336" w:lineRule="auto" w:after="180"/>
-      </w:pPr>
-      <w:r>
-        <w:rPr>
-          <w:b w:val="0"/>
-        </w:rPr>
-        <w:t>Drafts stay in this browser when storage is available; clear drafts on a shared device.</w:t>
-      </w:r>
-    </w:p>
-    <w:p>
-      <w:pPr>
         <w:pStyle w:val="Heading1"/>
       </w:pPr>
       <w:r>
-        <w:t>18. Visual concept journey</w:t>
-      </w:r>
-    </w:p>
-    <w:p>
-      <w:r>
-        <w:t>Explain each Embeddings and neighbourhoods graphic using its labels, deciding evidence and relevant limitation.</w:t>
-      </w:r>
-    </w:p>
-    <w:p>
-      <w:pPr>
-        <w:pStyle w:val="Heading3"/>
+        <w:t>18. Reference · Six-picture concept journey</w:t>
+      </w:r>
+    </w:p>
+    <w:p>
+      <w:r>
+        <w:t>Choose the picture that supports the current explanation.</w:t>
+      </w:r>
+    </w:p>
+    <w:p>
+      <w:pPr>
+        <w:pStyle w:val="Heading2"/>
       </w:pPr>
       <w:r>
         <w:t>01. Embeddings and neighbourhoods: the case</w:t>
@@ -4483,7 +5899,7 @@
         <w:drawing>
           <wp:inline xmlns:a="http://schemas.openxmlformats.org/drawingml/2006/main" xmlns:pic="http://schemas.openxmlformats.org/drawingml/2006/picture">
             <wp:extent cx="5486400" cy="2990088"/>
-            <wp:docPr id="3" name="Picture 3" descr="Measure embedding neighbours without turning numerical proximity into factual certainty. Supplied facts: Toy table P =[0, 1], Q=[3, 1], R=[1, 4]; query [1, 1]. Use squared Euclidean distance. All inputs and outcomes in this worked example are invented classroom data; no real model run is claimed."/>
+            <wp:docPr id="6" name="Picture 6" descr="Measure embedding neighbours without turning numerical proximity into factual certainty. Supplied facts: Toy table P =[0, 1], Q=[3, 1], R=[1, 4]; query [1, 1]. Use squared Euclidean distance. All inputs and outcomes in this worked example are invented classroom data; no real model run is claimed."/>
             <wp:cNvGraphicFramePr>
               <a:graphicFrameLocks noChangeAspect="1"/>
             </wp:cNvGraphicFramePr>
@@ -4495,7 +5911,7 @@
                     <pic:cNvPicPr/>
                   </pic:nvPicPr>
                   <pic:blipFill>
-                    <a:blip r:embed="rId11"/>
+                    <a:blip r:embed="rId14"/>
                     <a:stretch>
                       <a:fillRect/>
                     </a:stretch>
@@ -4563,7 +5979,6 @@
     <w:p>
       <w:pPr>
         <w:spacing w:line="336" w:lineRule="auto" w:after="180"/>
-        <w:shd w:fill="F5F1FB"/>
       </w:pPr>
       <w:r>
         <w:rPr>
@@ -4574,7 +5989,7 @@
     </w:p>
     <w:p>
       <w:pPr>
-        <w:pStyle w:val="Heading3"/>
+        <w:pStyle w:val="Heading2"/>
       </w:pPr>
       <w:r>
         <w:t>02. Follow the deciding steps</w:t>
@@ -4585,7 +6000,7 @@
         <w:drawing>
           <wp:inline xmlns:a="http://schemas.openxmlformats.org/drawingml/2006/main" xmlns:pic="http://schemas.openxmlformats.org/drawingml/2006/picture">
             <wp:extent cx="5486400" cy="3337560"/>
-            <wp:docPr id="4" name="Picture 4" descr="Distance to P: (1-0)²+(1-1)²=1. → Distances to Q/R: Q distance 4; R distance 9. → Select neighbour: P is nearest under the declared metric; this is a geometric result, not proof of meaning."/>
+            <wp:docPr id="7" name="Picture 7" descr="Distance to P: (1-0)²+(1-1)²=1. → Distances to Q/R: Q distance 4; R distance 9. → Select neighbour: P is nearest under the declared metric; this is a geometric result, not proof of meaning."/>
             <wp:cNvGraphicFramePr>
               <a:graphicFrameLocks noChangeAspect="1"/>
             </wp:cNvGraphicFramePr>
@@ -4597,7 +6012,7 @@
                     <pic:cNvPicPr/>
                   </pic:nvPicPr>
                   <pic:blipFill>
-                    <a:blip r:embed="rId12"/>
+                    <a:blip r:embed="rId10"/>
                     <a:stretch>
                       <a:fillRect/>
                     </a:stretch>
@@ -4630,7 +6045,6 @@
     <w:p>
       <w:pPr>
         <w:spacing w:line="336" w:lineRule="auto" w:after="180"/>
-        <w:shd w:fill="F5F1FB"/>
       </w:pPr>
       <w:r>
         <w:rPr>
@@ -4653,7 +6067,7 @@
     </w:p>
     <w:p>
       <w:pPr>
-        <w:pStyle w:val="Heading3"/>
+        <w:pStyle w:val="Heading2"/>
       </w:pPr>
       <w:r>
         <w:t>03. Squared Euclidean embedding distances</w:t>
@@ -4664,7 +6078,7 @@
         <w:drawing>
           <wp:inline xmlns:a="http://schemas.openxmlformats.org/drawingml/2006/main" xmlns:pic="http://schemas.openxmlformats.org/drawingml/2006/picture">
             <wp:extent cx="5486400" cy="3938016"/>
-            <wp:docPr id="5" name="Picture 5" descr="Squared Euclidean embedding distances. P: (0, 1). Q: (3, 1). R: (1, 4). Query query: (1, 1). Axes: first embedding coordinate; second embedding coordinate. Distance: Squared Euclidean distance."/>
+            <wp:docPr id="8" name="Picture 8" descr="Squared Euclidean embedding distances. P: (0, 1). Q: (3, 1). R: (1, 4). Query query: (1, 1). Axes: first embedding coordinate; second embedding coordinate. Distance: Squared Euclidean distance."/>
             <wp:cNvGraphicFramePr>
               <a:graphicFrameLocks noChangeAspect="1"/>
             </wp:cNvGraphicFramePr>
@@ -4676,7 +6090,7 @@
                     <pic:cNvPicPr/>
                   </pic:nvPicPr>
                   <pic:blipFill>
-                    <a:blip r:embed="rId13"/>
+                    <a:blip r:embed="rId15"/>
                     <a:stretch>
                       <a:fillRect/>
                     </a:stretch>
@@ -4721,7 +6135,6 @@
     <w:p>
       <w:pPr>
         <w:spacing w:line="336" w:lineRule="auto" w:after="180"/>
-        <w:shd w:fill="F5F1FB"/>
       </w:pPr>
       <w:r>
         <w:rPr>
@@ -4732,7 +6145,7 @@
     </w:p>
     <w:p>
       <w:pPr>
-        <w:pStyle w:val="Heading3"/>
+        <w:pStyle w:val="Heading2"/>
       </w:pPr>
       <w:r>
         <w:t>04. Change one thing. Trace what follows.</w:t>
@@ -4743,7 +6156,7 @@
         <w:drawing>
           <wp:inline xmlns:a="http://schemas.openxmlformats.org/drawingml/2006/main" xmlns:pic="http://schemas.openxmlformats.org/drawingml/2006/picture">
             <wp:extent cx="5486400" cy="3179064"/>
-            <wp:docPr id="6" name="Picture 6" descr="Original case: P is nearest under the declared metric; this is a geometric result, not proof of meaning. Changed condition: Move the query to [2, 1]. Expected result: Q becomes nearest with squared distance 1; P distance 4; R distance 10. Reason: Changing the query position changes geometric neighbours while the stored table remains fixed."/>
+            <wp:docPr id="9" name="Picture 9" descr="Original case: P is nearest under the declared metric; this is a geometric result, not proof of meaning. Changed condition: Move the query to [2, 1]. Expected result: Q becomes nearest with squared distance 1; P distance 4; R distance 10. Reason: Changing the query position changes geometric neighbours while the stored table remains fixed."/>
             <wp:cNvGraphicFramePr>
               <a:graphicFrameLocks noChangeAspect="1"/>
             </wp:cNvGraphicFramePr>
@@ -4755,7 +6168,7 @@
                     <pic:cNvPicPr/>
                   </pic:nvPicPr>
                   <pic:blipFill>
-                    <a:blip r:embed="rId14"/>
+                    <a:blip r:embed="rId11"/>
                     <a:stretch>
                       <a:fillRect/>
                     </a:stretch>
@@ -4799,7 +6212,6 @@
     <w:p>
       <w:pPr>
         <w:spacing w:line="336" w:lineRule="auto" w:after="180"/>
-        <w:shd w:fill="F5F1FB"/>
       </w:pPr>
       <w:r>
         <w:rPr>
@@ -4810,7 +6222,7 @@
     </w:p>
     <w:p>
       <w:pPr>
-        <w:pStyle w:val="Heading3"/>
+        <w:pStyle w:val="Heading2"/>
       </w:pPr>
       <w:r>
         <w:t>05. Connect the explanation to its limit</w:t>
@@ -4821,7 +6233,7 @@
         <w:drawing>
           <wp:inline xmlns:a="http://schemas.openxmlformats.org/drawingml/2006/main" xmlns:pic="http://schemas.openxmlformats.org/drawingml/2006/picture">
             <wp:extent cx="5486400" cy="2941320"/>
-            <wp:docPr id="7" name="Picture 7" descr="An embedding stores each item as an ordered vector. Under squared Euclidean distance, subtract matching coordinates, square their differences and add. The smallest total identifies the nearest supplied vector. These invented coordinates let us check geometry exactly; a claim that neighbours share meaning needs evidence about how the representation was learned and used. Limit: Embedding geometry depends on training, metric and scale; proximity does not prove truth, causation or source permission."/>
+            <wp:docPr id="10" name="Picture 10" descr="An embedding stores each item as an ordered vector. Under squared Euclidean distance, subtract matching coordinates, square their differences and add. The smallest total identifies the nearest supplied vector. These invented coordinates let us check geometry exactly; a claim that neighbours share meaning needs evidence about how the representation was learned and used. Limit: Embedding geometry depends on training, metric and scale; proximity does not prove truth, causation or source permission."/>
             <wp:cNvGraphicFramePr>
               <a:graphicFrameLocks noChangeAspect="1"/>
             </wp:cNvGraphicFramePr>
@@ -4833,7 +6245,7 @@
                     <pic:cNvPicPr/>
                   </pic:nvPicPr>
                   <pic:blipFill>
-                    <a:blip r:embed="rId15"/>
+                    <a:blip r:embed="rId16"/>
                     <a:stretch>
                       <a:fillRect/>
                     </a:stretch>
@@ -4924,7 +6336,6 @@
     <w:p>
       <w:pPr>
         <w:spacing w:line="336" w:lineRule="auto" w:after="180"/>
-        <w:shd w:fill="F5F1FB"/>
       </w:pPr>
       <w:r>
         <w:rPr>
@@ -4935,7 +6346,7 @@
     </w:p>
     <w:p>
       <w:pPr>
-        <w:pStyle w:val="Heading3"/>
+        <w:pStyle w:val="Heading2"/>
       </w:pPr>
       <w:r>
         <w:t>06. Make the idea visible in your project</w:t>
@@ -4946,7 +6357,7 @@
         <w:drawing>
           <wp:inline xmlns:a="http://schemas.openxmlformats.org/drawingml/2006/main" xmlns:pic="http://schemas.openxmlformats.org/drawingml/2006/picture">
             <wp:extent cx="5486400" cy="3681984"/>
-            <wp:docPr id="8" name="Picture 8" descr="For your Image-pattern Network Investigation, save the input, procedure, observed result and limitation of this check. Label this worked example as practice; use a different, previously unreviewed case when checking independent understanding. Draw your input, deciding step, result and limit. Supported question: What would justify claiming nearby vectors mean related topics? Point to the relevant step in the picture, then write the changed result and the rule or evidence that supports it."/>
+            <wp:docPr id="11" name="Picture 11" descr="For your Image-pattern Network Investigation, save the input, procedure, observed result and limitation of this check. Label this worked example as practice; use a different, previously unreviewed case when checking independent understanding. Draw your input, deciding step, result and limit. Supported question: What would justify claiming nearby vectors mean related topics? Point to the relevant step in the picture, then write the changed result and the rule or evidence that supports it."/>
             <wp:cNvGraphicFramePr>
               <a:graphicFrameLocks noChangeAspect="1"/>
             </wp:cNvGraphicFramePr>
@@ -4958,7 +6369,7 @@
                     <pic:cNvPicPr/>
                   </pic:nvPicPr>
                   <pic:blipFill>
-                    <a:blip r:embed="rId16"/>
+                    <a:blip r:embed="rId17"/>
                     <a:stretch>
                       <a:fillRect/>
                     </a:stretch>
@@ -5049,7 +6460,6 @@
     <w:p>
       <w:pPr>
         <w:spacing w:line="336" w:lineRule="auto" w:after="180"/>
-        <w:shd w:fill="F5F1FB"/>
       </w:pPr>
       <w:r>
         <w:rPr>
@@ -5068,6 +6478,62 @@
           <w:b w:val="0"/>
         </w:rPr>
         <w:t>.</w:t>
+      </w:r>
+    </w:p>
+    <w:p>
+      <w:pPr>
+        <w:pStyle w:val="Heading2"/>
+      </w:pPr>
+      <w:r>
+        <w:t>Earlier wording, alternatives and picture transcripts · reference / check after trying</w:t>
+      </w:r>
+    </w:p>
+    <w:p>
+      <w:pPr>
+        <w:pStyle w:val="Heading3"/>
+      </w:pPr>
+      <w:r>
+        <w:t>01. Embeddings and neighbourhoods: the case</w:t>
+      </w:r>
+    </w:p>
+    <w:p>
+      <w:pPr>
+        <w:pStyle w:val="Heading3"/>
+      </w:pPr>
+      <w:r>
+        <w:t>02. Follow the deciding steps</w:t>
+      </w:r>
+    </w:p>
+    <w:p>
+      <w:pPr>
+        <w:pStyle w:val="Heading3"/>
+      </w:pPr>
+      <w:r>
+        <w:t>03. Squared Euclidean embedding distances</w:t>
+      </w:r>
+    </w:p>
+    <w:p>
+      <w:pPr>
+        <w:pStyle w:val="Heading3"/>
+      </w:pPr>
+      <w:r>
+        <w:t>04. Change one thing. Trace what follows.</w:t>
+      </w:r>
+    </w:p>
+    <w:p>
+      <w:pPr>
+        <w:pStyle w:val="Heading3"/>
+      </w:pPr>
+      <w:r>
+        <w:t>05. Connect the explanation to its limit</w:t>
+      </w:r>
+    </w:p>
+    <w:p>
+      <w:pPr>
+        <w:pStyle w:val="Heading3"/>
+      </w:pPr>
+      <w:r>
+        <w:t>06. Make the idea visible in your project</w:t>
       </w:r>
     </w:p>
     <w:sectPr>
